--- a/pygameTutorials/Lesson4/arcanoid.docx
+++ b/pygameTutorials/Lesson4/arcanoid.docx
@@ -33,7 +33,7 @@
           <w:noProof/>
         </w:rPr>
         <w:drawing>
-          <wp:anchor distT="0" distB="0" distL="114300" distR="114300" simplePos="0" relativeHeight="251658240" behindDoc="1" locked="0" layoutInCell="1" allowOverlap="1" wp14:anchorId="70B1E95B" wp14:editId="7A37975C">
+          <wp:anchor distT="0" distB="0" distL="114300" distR="114300" simplePos="0" relativeHeight="251658240" behindDoc="1" locked="0" layoutInCell="1" allowOverlap="1" wp14:anchorId="70B1E95B" wp14:editId="63DC4837">
             <wp:simplePos x="0" y="0"/>
             <wp:positionH relativeFrom="column">
               <wp:posOffset>4451546</wp:posOffset>
@@ -4277,6 +4277,7 @@
           <w:kern w:val="0"/>
           <w:sz w:val="21"/>
           <w:szCs w:val="21"/>
+          <w:lang w:val="el-GR"/>
           <w14:ligatures w14:val="none"/>
         </w:rPr>
       </w:pPr>
@@ -4309,6 +4310,7 @@
           <w:kern w:val="0"/>
           <w:sz w:val="21"/>
           <w:szCs w:val="21"/>
+          <w:lang w:val="el-GR"/>
           <w14:ligatures w14:val="none"/>
         </w:rPr>
         <w:t xml:space="preserve"> </w:t>
@@ -4328,11 +4330,17 @@
     <w:p>
       <w:pPr>
         <w:jc w:val="both"/>
+        <w:rPr>
+          <w:lang w:val="el-GR"/>
+        </w:rPr>
       </w:pPr>
     </w:p>
     <w:p>
       <w:pPr>
         <w:jc w:val="both"/>
+        <w:rPr>
+          <w:lang w:val="el-GR"/>
+        </w:rPr>
       </w:pPr>
     </w:p>
     <w:p>
@@ -4349,6 +4357,9 @@
         <w:t>Σε</w:t>
       </w:r>
       <w:r>
+        <w:rPr>
+          <w:lang w:val="el-GR"/>
+        </w:rPr>
         <w:t xml:space="preserve"> </w:t>
       </w:r>
       <w:r>
@@ -4358,6 +4369,9 @@
         <w:t>αυτή</w:t>
       </w:r>
       <w:r>
+        <w:rPr>
+          <w:lang w:val="el-GR"/>
+        </w:rPr>
         <w:t xml:space="preserve"> </w:t>
       </w:r>
       <w:r>
@@ -4367,6 +4381,9 @@
         <w:t>τη</w:t>
       </w:r>
       <w:r>
+        <w:rPr>
+          <w:lang w:val="el-GR"/>
+        </w:rPr>
         <w:t xml:space="preserve"> </w:t>
       </w:r>
       <w:r>
@@ -4376,6 +4393,9 @@
         <w:t>συνάρτηση</w:t>
       </w:r>
       <w:r>
+        <w:rPr>
+          <w:lang w:val="el-GR"/>
+        </w:rPr>
         <w:t xml:space="preserve"> </w:t>
       </w:r>
       <w:r>
@@ -4385,6 +4405,9 @@
         <w:t>δεν</w:t>
       </w:r>
       <w:r>
+        <w:rPr>
+          <w:lang w:val="el-GR"/>
+        </w:rPr>
         <w:t xml:space="preserve"> </w:t>
       </w:r>
       <w:r>
@@ -4394,6 +4417,9 @@
         <w:t>επιστρέφουμε</w:t>
       </w:r>
       <w:r>
+        <w:rPr>
+          <w:lang w:val="el-GR"/>
+        </w:rPr>
         <w:t xml:space="preserve"> </w:t>
       </w:r>
       <w:r>
@@ -4403,6 +4429,9 @@
         <w:t>απλά</w:t>
       </w:r>
       <w:r>
+        <w:rPr>
+          <w:lang w:val="el-GR"/>
+        </w:rPr>
         <w:t xml:space="preserve"> </w:t>
       </w:r>
       <w:r>
@@ -4412,6 +4441,9 @@
         <w:t>ένα</w:t>
       </w:r>
       <w:r>
+        <w:rPr>
+          <w:lang w:val="el-GR"/>
+        </w:rPr>
         <w:t xml:space="preserve"> </w:t>
       </w:r>
       <w:proofErr w:type="spellStart"/>
@@ -4420,6 +4452,9 @@
       </w:r>
       <w:proofErr w:type="spellEnd"/>
       <w:r>
+        <w:rPr>
+          <w:lang w:val="el-GR"/>
+        </w:rPr>
         <w:t xml:space="preserve"> </w:t>
       </w:r>
       <w:proofErr w:type="spellStart"/>
@@ -4428,6 +4463,9 @@
       </w:r>
       <w:proofErr w:type="spellEnd"/>
       <w:r>
+        <w:rPr>
+          <w:lang w:val="el-GR"/>
+        </w:rPr>
         <w:t xml:space="preserve"> </w:t>
       </w:r>
       <w:r>
@@ -4437,6 +4475,9 @@
         <w:t>αλλά</w:t>
       </w:r>
       <w:r>
+        <w:rPr>
+          <w:lang w:val="el-GR"/>
+        </w:rPr>
         <w:t xml:space="preserve"> </w:t>
       </w:r>
       <w:r>
@@ -4446,12 +4487,18 @@
         <w:t>ένα</w:t>
       </w:r>
       <w:r>
+        <w:rPr>
+          <w:lang w:val="el-GR"/>
+        </w:rPr>
         <w:t xml:space="preserve"> </w:t>
       </w:r>
       <w:r>
         <w:t>dictionary</w:t>
       </w:r>
       <w:r>
+        <w:rPr>
+          <w:lang w:val="el-GR"/>
+        </w:rPr>
         <w:t xml:space="preserve">. </w:t>
       </w:r>
       <w:r>
@@ -5267,15 +5314,15 @@
     <w:p>
       <w:pPr>
         <w:jc w:val="both"/>
-        <w:rPr>
-          <w:lang w:val="el-GR"/>
-        </w:rPr>
-      </w:pPr>
-      <w:r>
-        <w:rPr>
-          <w:lang w:val="el-GR"/>
-        </w:rPr>
-        <w:t xml:space="preserve">Θα </w:t>
+      </w:pPr>
+      <w:r>
+        <w:rPr>
+          <w:lang w:val="el-GR"/>
+        </w:rPr>
+        <w:t>Θα</w:t>
+      </w:r>
+      <w:r>
+        <w:t xml:space="preserve"> </w:t>
       </w:r>
       <w:proofErr w:type="spellStart"/>
       <w:r>
@@ -5286,15 +5333,9 @@
       </w:r>
       <w:proofErr w:type="spellEnd"/>
       <w:r>
-        <w:rPr>
-          <w:lang w:val="el-GR"/>
-        </w:rPr>
         <w:t>:</w:t>
       </w:r>
       <w:r>
-        <w:rPr>
-          <w:lang w:val="el-GR"/>
-        </w:rPr>
         <w:br/>
       </w:r>
     </w:p>
@@ -6253,16 +6294,18 @@
           <w:kern w:val="0"/>
           <w:sz w:val="21"/>
           <w:szCs w:val="21"/>
-          <w14:ligatures w14:val="none"/>
-        </w:rPr>
-      </w:pPr>
-      <w:r>
-        <w:rPr>
-          <w:rFonts w:ascii="Consolas" w:eastAsia="Times New Roman" w:hAnsi="Consolas" w:cs="Times New Roman"/>
-          <w:color w:val="9CDCFE"/>
-          <w:kern w:val="0"/>
-          <w:sz w:val="21"/>
-          <w:szCs w:val="21"/>
+          <w:lang w:val="el-GR"/>
+          <w14:ligatures w14:val="none"/>
+        </w:rPr>
+      </w:pPr>
+      <w:r>
+        <w:rPr>
+          <w:rFonts w:ascii="Consolas" w:eastAsia="Times New Roman" w:hAnsi="Consolas" w:cs="Times New Roman"/>
+          <w:color w:val="9CDCFE"/>
+          <w:kern w:val="0"/>
+          <w:sz w:val="21"/>
+          <w:szCs w:val="21"/>
+          <w:lang w:val="el-GR"/>
           <w14:ligatures w14:val="none"/>
         </w:rPr>
         <w:t>…</w:t>
@@ -6279,16 +6322,18 @@
           <w:kern w:val="0"/>
           <w:sz w:val="21"/>
           <w:szCs w:val="21"/>
-          <w14:ligatures w14:val="none"/>
-        </w:rPr>
-      </w:pPr>
-      <w:r>
-        <w:rPr>
-          <w:rFonts w:ascii="Consolas" w:eastAsia="Times New Roman" w:hAnsi="Consolas" w:cs="Times New Roman"/>
-          <w:color w:val="9CDCFE"/>
-          <w:kern w:val="0"/>
-          <w:sz w:val="21"/>
-          <w:szCs w:val="21"/>
+          <w:lang w:val="el-GR"/>
+          <w14:ligatures w14:val="none"/>
+        </w:rPr>
+      </w:pPr>
+      <w:r>
+        <w:rPr>
+          <w:rFonts w:ascii="Consolas" w:eastAsia="Times New Roman" w:hAnsi="Consolas" w:cs="Times New Roman"/>
+          <w:color w:val="9CDCFE"/>
+          <w:kern w:val="0"/>
+          <w:sz w:val="21"/>
+          <w:szCs w:val="21"/>
+          <w:lang w:val="el-GR"/>
           <w14:ligatures w14:val="none"/>
         </w:rPr>
         <w:t>…</w:t>
@@ -6305,6 +6350,7 @@
           <w:kern w:val="0"/>
           <w:sz w:val="21"/>
           <w:szCs w:val="21"/>
+          <w:lang w:val="el-GR"/>
           <w14:ligatures w14:val="none"/>
         </w:rPr>
       </w:pPr>
@@ -6320,31 +6366,49 @@
     <w:p>
       <w:pPr>
         <w:jc w:val="both"/>
+        <w:rPr>
+          <w:lang w:val="el-GR"/>
+        </w:rPr>
       </w:pPr>
     </w:p>
     <w:p>
       <w:pPr>
         <w:jc w:val="both"/>
+        <w:rPr>
+          <w:lang w:val="el-GR"/>
+        </w:rPr>
       </w:pPr>
     </w:p>
     <w:p>
       <w:pPr>
         <w:jc w:val="both"/>
+        <w:rPr>
+          <w:lang w:val="el-GR"/>
+        </w:rPr>
       </w:pPr>
     </w:p>
     <w:p>
       <w:pPr>
         <w:jc w:val="both"/>
+        <w:rPr>
+          <w:lang w:val="el-GR"/>
+        </w:rPr>
       </w:pPr>
     </w:p>
     <w:p>
       <w:pPr>
         <w:jc w:val="both"/>
+        <w:rPr>
+          <w:lang w:val="el-GR"/>
+        </w:rPr>
       </w:pPr>
     </w:p>
     <w:p>
       <w:pPr>
         <w:jc w:val="both"/>
+        <w:rPr>
+          <w:lang w:val="el-GR"/>
+        </w:rPr>
       </w:pPr>
     </w:p>
     <w:p>
@@ -6479,6 +6543,7 @@
       </w:pPr>
       <w:r>
         <w:rPr>
+          <w:noProof/>
           <w:lang w:val="el-GR"/>
         </w:rPr>
         <w:drawing>
@@ -6615,6 +6680,7 @@
       </w:pPr>
       <w:r>
         <w:rPr>
+          <w:noProof/>
           <w:lang w:val="el-GR"/>
         </w:rPr>
         <w:drawing>
@@ -7551,9 +7617,6 @@
     <w:p>
       <w:pPr>
         <w:jc w:val="both"/>
-        <w:rPr>
-          <w:lang w:val="el-GR"/>
-        </w:rPr>
       </w:pPr>
     </w:p>
     <w:p>
@@ -12855,14 +12918,14 @@
     <w:p>
       <w:pPr>
         <w:jc w:val="both"/>
-        <w:rPr>
-          <w:lang w:val="el-GR"/>
-        </w:rPr>
       </w:pPr>
     </w:p>
     <w:p>
       <w:pPr>
         <w:jc w:val="both"/>
+        <w:rPr>
+          <w:lang w:val="el-GR"/>
+        </w:rPr>
       </w:pPr>
       <w:r>
         <w:rPr>
@@ -12899,6 +12962,9 @@
         <w:jc w:val="both"/>
       </w:pPr>
       <w:r>
+        <w:rPr>
+          <w:noProof/>
+        </w:rPr>
         <w:drawing>
           <wp:inline distT="0" distB="0" distL="0" distR="0" wp14:anchorId="09D77E78" wp14:editId="0B801CCC">
             <wp:extent cx="5486400" cy="1885315"/>
@@ -13045,6 +13111,7 @@
       </w:pPr>
       <w:r>
         <w:rPr>
+          <w:noProof/>
           <w:lang w:val="el-GR"/>
         </w:rPr>
         <w:drawing>
@@ -13673,15 +13740,15 @@
     <w:p>
       <w:pPr>
         <w:jc w:val="both"/>
-        <w:rPr>
-          <w:lang w:val="el-GR"/>
-        </w:rPr>
-      </w:pPr>
-      <w:r>
-        <w:rPr>
-          <w:lang w:val="el-GR"/>
-        </w:rPr>
-        <w:t xml:space="preserve">και </w:t>
+      </w:pPr>
+      <w:r>
+        <w:rPr>
+          <w:lang w:val="el-GR"/>
+        </w:rPr>
+        <w:t>και</w:t>
+      </w:r>
+      <w:r>
+        <w:t xml:space="preserve"> </w:t>
       </w:r>
       <w:proofErr w:type="spellStart"/>
       <w:r>
@@ -13692,10 +13759,16 @@
       </w:r>
       <w:proofErr w:type="spellEnd"/>
       <w:r>
-        <w:rPr>
-          <w:lang w:val="el-GR"/>
-        </w:rPr>
-        <w:t xml:space="preserve"> ορίων </w:t>
+        <w:t xml:space="preserve"> </w:t>
+      </w:r>
+      <w:r>
+        <w:rPr>
+          <w:lang w:val="el-GR"/>
+        </w:rPr>
+        <w:t>ορίων</w:t>
+      </w:r>
+      <w:r>
+        <w:t xml:space="preserve"> </w:t>
       </w:r>
     </w:p>
     <w:p>
@@ -13819,9 +13892,18 @@
     <w:p>
       <w:pPr>
         <w:jc w:val="both"/>
-      </w:pPr>
-      <w:r>
-        <w:t>Powerup!</w:t>
+        <w:rPr>
+          <w:lang w:val="el-GR"/>
+        </w:rPr>
+      </w:pPr>
+      <w:r>
+        <w:t>Powerup</w:t>
+      </w:r>
+      <w:r>
+        <w:rPr>
+          <w:lang w:val="el-GR"/>
+        </w:rPr>
+        <w:t>!</w:t>
       </w:r>
     </w:p>
     <w:p>
@@ -14360,29 +14442,52 @@
           <w:kern w:val="0"/>
           <w:sz w:val="21"/>
           <w:szCs w:val="21"/>
-          <w14:ligatures w14:val="none"/>
-        </w:rPr>
-      </w:pPr>
-      <w:proofErr w:type="spellStart"/>
-      <w:r>
-        <w:rPr>
-          <w:rFonts w:ascii="Consolas" w:eastAsia="Times New Roman" w:hAnsi="Consolas" w:cs="Times New Roman"/>
-          <w:color w:val="9CDCFE"/>
-          <w:kern w:val="0"/>
-          <w:sz w:val="21"/>
-          <w:szCs w:val="21"/>
-          <w14:ligatures w14:val="none"/>
-        </w:rPr>
-        <w:t>active_powerups</w:t>
-      </w:r>
-      <w:proofErr w:type="spellEnd"/>
-      <w:r>
-        <w:rPr>
-          <w:rFonts w:ascii="Consolas" w:eastAsia="Times New Roman" w:hAnsi="Consolas" w:cs="Times New Roman"/>
-          <w:color w:val="CCCCCC"/>
-          <w:kern w:val="0"/>
-          <w:sz w:val="21"/>
-          <w:szCs w:val="21"/>
+          <w:lang w:val="el-GR"/>
+          <w14:ligatures w14:val="none"/>
+        </w:rPr>
+      </w:pPr>
+      <w:r>
+        <w:rPr>
+          <w:rFonts w:ascii="Consolas" w:eastAsia="Times New Roman" w:hAnsi="Consolas" w:cs="Times New Roman"/>
+          <w:color w:val="9CDCFE"/>
+          <w:kern w:val="0"/>
+          <w:sz w:val="21"/>
+          <w:szCs w:val="21"/>
+          <w14:ligatures w14:val="none"/>
+        </w:rPr>
+        <w:t>active</w:t>
+      </w:r>
+      <w:r>
+        <w:rPr>
+          <w:rFonts w:ascii="Consolas" w:eastAsia="Times New Roman" w:hAnsi="Consolas" w:cs="Times New Roman"/>
+          <w:color w:val="9CDCFE"/>
+          <w:kern w:val="0"/>
+          <w:sz w:val="21"/>
+          <w:szCs w:val="21"/>
+          <w:lang w:val="el-GR"/>
+          <w14:ligatures w14:val="none"/>
+        </w:rPr>
+        <w:t>_</w:t>
+      </w:r>
+      <w:r>
+        <w:rPr>
+          <w:rFonts w:ascii="Consolas" w:eastAsia="Times New Roman" w:hAnsi="Consolas" w:cs="Times New Roman"/>
+          <w:color w:val="9CDCFE"/>
+          <w:kern w:val="0"/>
+          <w:sz w:val="21"/>
+          <w:szCs w:val="21"/>
+          <w14:ligatures w14:val="none"/>
+        </w:rPr>
+        <w:t>powerups</w:t>
+      </w:r>
+      <w:r>
+        <w:rPr>
+          <w:rFonts w:ascii="Consolas" w:eastAsia="Times New Roman" w:hAnsi="Consolas" w:cs="Times New Roman"/>
+          <w:color w:val="CCCCCC"/>
+          <w:kern w:val="0"/>
+          <w:sz w:val="21"/>
+          <w:szCs w:val="21"/>
+          <w:lang w:val="el-GR"/>
           <w14:ligatures w14:val="none"/>
         </w:rPr>
         <w:t xml:space="preserve"> </w:t>
@@ -14394,6 +14499,7 @@
           <w:kern w:val="0"/>
           <w:sz w:val="21"/>
           <w:szCs w:val="21"/>
+          <w:lang w:val="el-GR"/>
           <w14:ligatures w14:val="none"/>
         </w:rPr>
         <w:t>=</w:t>
@@ -14405,6 +14511,7 @@
           <w:kern w:val="0"/>
           <w:sz w:val="21"/>
           <w:szCs w:val="21"/>
+          <w:lang w:val="el-GR"/>
           <w14:ligatures w14:val="none"/>
         </w:rPr>
         <w:t xml:space="preserve"> []</w:t>
@@ -14413,6 +14520,9 @@
     <w:p>
       <w:pPr>
         <w:jc w:val="both"/>
+        <w:rPr>
+          <w:lang w:val="el-GR"/>
+        </w:rPr>
       </w:pPr>
     </w:p>
     <w:p>
@@ -14672,7 +14782,134 @@
           <w:szCs w:val="21"/>
           <w14:ligatures w14:val="none"/>
         </w:rPr>
-        <w:t xml:space="preserve">            </w:t>
+        <w:t> </w:t>
+      </w:r>
+      <w:r>
+        <w:rPr>
+          <w:rFonts w:ascii="Consolas" w:eastAsia="Times New Roman" w:hAnsi="Consolas" w:cs="Times New Roman"/>
+          <w:color w:val="CCCCCC"/>
+          <w:kern w:val="0"/>
+          <w:sz w:val="21"/>
+          <w:szCs w:val="21"/>
+          <w:lang w:val="el-GR"/>
+          <w14:ligatures w14:val="none"/>
+        </w:rPr>
+        <w:t xml:space="preserve"> </w:t>
+      </w:r>
+      <w:r>
+        <w:rPr>
+          <w:rFonts w:ascii="Consolas" w:eastAsia="Times New Roman" w:hAnsi="Consolas" w:cs="Times New Roman"/>
+          <w:color w:val="CCCCCC"/>
+          <w:kern w:val="0"/>
+          <w:sz w:val="21"/>
+          <w:szCs w:val="21"/>
+          <w14:ligatures w14:val="none"/>
+        </w:rPr>
+        <w:t> </w:t>
+      </w:r>
+      <w:r>
+        <w:rPr>
+          <w:rFonts w:ascii="Consolas" w:eastAsia="Times New Roman" w:hAnsi="Consolas" w:cs="Times New Roman"/>
+          <w:color w:val="CCCCCC"/>
+          <w:kern w:val="0"/>
+          <w:sz w:val="21"/>
+          <w:szCs w:val="21"/>
+          <w:lang w:val="el-GR"/>
+          <w14:ligatures w14:val="none"/>
+        </w:rPr>
+        <w:t xml:space="preserve"> </w:t>
+      </w:r>
+      <w:r>
+        <w:rPr>
+          <w:rFonts w:ascii="Consolas" w:eastAsia="Times New Roman" w:hAnsi="Consolas" w:cs="Times New Roman"/>
+          <w:color w:val="CCCCCC"/>
+          <w:kern w:val="0"/>
+          <w:sz w:val="21"/>
+          <w:szCs w:val="21"/>
+          <w14:ligatures w14:val="none"/>
+        </w:rPr>
+        <w:t> </w:t>
+      </w:r>
+      <w:r>
+        <w:rPr>
+          <w:rFonts w:ascii="Consolas" w:eastAsia="Times New Roman" w:hAnsi="Consolas" w:cs="Times New Roman"/>
+          <w:color w:val="CCCCCC"/>
+          <w:kern w:val="0"/>
+          <w:sz w:val="21"/>
+          <w:szCs w:val="21"/>
+          <w:lang w:val="el-GR"/>
+          <w14:ligatures w14:val="none"/>
+        </w:rPr>
+        <w:t xml:space="preserve"> </w:t>
+      </w:r>
+      <w:r>
+        <w:rPr>
+          <w:rFonts w:ascii="Consolas" w:eastAsia="Times New Roman" w:hAnsi="Consolas" w:cs="Times New Roman"/>
+          <w:color w:val="CCCCCC"/>
+          <w:kern w:val="0"/>
+          <w:sz w:val="21"/>
+          <w:szCs w:val="21"/>
+          <w14:ligatures w14:val="none"/>
+        </w:rPr>
+        <w:t> </w:t>
+      </w:r>
+      <w:r>
+        <w:rPr>
+          <w:rFonts w:ascii="Consolas" w:eastAsia="Times New Roman" w:hAnsi="Consolas" w:cs="Times New Roman"/>
+          <w:color w:val="CCCCCC"/>
+          <w:kern w:val="0"/>
+          <w:sz w:val="21"/>
+          <w:szCs w:val="21"/>
+          <w:lang w:val="el-GR"/>
+          <w14:ligatures w14:val="none"/>
+        </w:rPr>
+        <w:t xml:space="preserve"> </w:t>
+      </w:r>
+      <w:r>
+        <w:rPr>
+          <w:rFonts w:ascii="Consolas" w:eastAsia="Times New Roman" w:hAnsi="Consolas" w:cs="Times New Roman"/>
+          <w:color w:val="CCCCCC"/>
+          <w:kern w:val="0"/>
+          <w:sz w:val="21"/>
+          <w:szCs w:val="21"/>
+          <w14:ligatures w14:val="none"/>
+        </w:rPr>
+        <w:t> </w:t>
+      </w:r>
+      <w:r>
+        <w:rPr>
+          <w:rFonts w:ascii="Consolas" w:eastAsia="Times New Roman" w:hAnsi="Consolas" w:cs="Times New Roman"/>
+          <w:color w:val="CCCCCC"/>
+          <w:kern w:val="0"/>
+          <w:sz w:val="21"/>
+          <w:szCs w:val="21"/>
+          <w:lang w:val="el-GR"/>
+          <w14:ligatures w14:val="none"/>
+        </w:rPr>
+        <w:t xml:space="preserve"> </w:t>
+      </w:r>
+      <w:r>
+        <w:rPr>
+          <w:rFonts w:ascii="Consolas" w:eastAsia="Times New Roman" w:hAnsi="Consolas" w:cs="Times New Roman"/>
+          <w:color w:val="CCCCCC"/>
+          <w:kern w:val="0"/>
+          <w:sz w:val="21"/>
+          <w:szCs w:val="21"/>
+          <w14:ligatures w14:val="none"/>
+        </w:rPr>
+        <w:t> </w:t>
+      </w:r>
+      <w:r>
+        <w:rPr>
+          <w:rFonts w:ascii="Consolas" w:eastAsia="Times New Roman" w:hAnsi="Consolas" w:cs="Times New Roman"/>
+          <w:color w:val="CCCCCC"/>
+          <w:kern w:val="0"/>
+          <w:sz w:val="21"/>
+          <w:szCs w:val="21"/>
+          <w:lang w:val="el-GR"/>
+          <w14:ligatures w14:val="none"/>
+        </w:rPr>
+        <w:t xml:space="preserve"> </w:t>
       </w:r>
       <w:r>
         <w:rPr>
@@ -15406,13 +15643,7 @@
         <w:rPr>
           <w:lang w:val="el-GR"/>
         </w:rPr>
-        <w:t xml:space="preserve"> </w:t>
-      </w:r>
-      <w:r>
-        <w:rPr>
-          <w:lang w:val="el-GR"/>
-        </w:rPr>
-        <w:t xml:space="preserve">→ δημιουργείται </w:t>
+        <w:t xml:space="preserve"> → δημιουργείται </w:t>
       </w:r>
       <w:r>
         <w:t>powerup</w:t>
@@ -15500,10 +15731,7 @@
         <w:t>ή</w:t>
       </w:r>
       <w:r>
-        <w:t xml:space="preserve"> shrink</w:t>
-      </w:r>
-      <w:r>
-        <w:t xml:space="preserve"> </w:t>
+        <w:t xml:space="preserve"> shrink </w:t>
       </w:r>
       <w:r>
         <w:rPr>
@@ -15598,7 +15826,6 @@
           <w:kern w:val="0"/>
           <w:sz w:val="21"/>
           <w:szCs w:val="21"/>
-          <w:lang w:val="el-GR"/>
           <w14:ligatures w14:val="none"/>
         </w:rPr>
       </w:pPr>
@@ -15620,7 +15847,6 @@
           <w:kern w:val="0"/>
           <w:sz w:val="21"/>
           <w:szCs w:val="21"/>
-          <w:lang w:val="el-GR"/>
           <w14:ligatures w14:val="none"/>
         </w:rPr>
         <w:t xml:space="preserve"> </w:t>
@@ -15645,7 +15871,6 @@
           <w:kern w:val="0"/>
           <w:sz w:val="21"/>
           <w:szCs w:val="21"/>
-          <w:lang w:val="el-GR"/>
           <w14:ligatures w14:val="none"/>
         </w:rPr>
         <w:t xml:space="preserve"> </w:t>
@@ -15668,7 +15893,6 @@
           <w:kern w:val="0"/>
           <w:sz w:val="21"/>
           <w:szCs w:val="21"/>
-          <w:lang w:val="el-GR"/>
           <w14:ligatures w14:val="none"/>
         </w:rPr>
         <w:t xml:space="preserve"> </w:t>
@@ -15692,7 +15916,6 @@
           <w:kern w:val="0"/>
           <w:sz w:val="21"/>
           <w:szCs w:val="21"/>
-          <w:lang w:val="el-GR"/>
           <w14:ligatures w14:val="none"/>
         </w:rPr>
         <w:t>[</w:t>
@@ -15705,7 +15928,6 @@
           <w:kern w:val="0"/>
           <w:sz w:val="21"/>
           <w:szCs w:val="21"/>
-          <w:lang w:val="el-GR"/>
           <w14:ligatures w14:val="none"/>
         </w:rPr>
         <w:t>:]:</w:t>
@@ -15742,7 +15964,6 @@
           <w:kern w:val="0"/>
           <w:sz w:val="21"/>
           <w:szCs w:val="21"/>
-          <w:lang w:val="el-GR"/>
           <w14:ligatures w14:val="none"/>
         </w:rPr>
         <w:t xml:space="preserve"> </w:t>
@@ -15765,7 +15986,6 @@
           <w:kern w:val="0"/>
           <w:sz w:val="21"/>
           <w:szCs w:val="21"/>
-          <w:lang w:val="el-GR"/>
           <w14:ligatures w14:val="none"/>
         </w:rPr>
         <w:t xml:space="preserve"> </w:t>
@@ -15788,7 +16008,6 @@
           <w:kern w:val="0"/>
           <w:sz w:val="21"/>
           <w:szCs w:val="21"/>
-          <w:lang w:val="el-GR"/>
           <w14:ligatures w14:val="none"/>
         </w:rPr>
         <w:t xml:space="preserve"> </w:t>
@@ -15811,7 +16030,6 @@
           <w:kern w:val="0"/>
           <w:sz w:val="21"/>
           <w:szCs w:val="21"/>
-          <w:lang w:val="el-GR"/>
           <w14:ligatures w14:val="none"/>
         </w:rPr>
         <w:t xml:space="preserve"> </w:t>
@@ -17117,6 +17335,9 @@
     <w:p>
       <w:pPr>
         <w:jc w:val="both"/>
+        <w:rPr>
+          <w:lang w:val="el-GR"/>
+        </w:rPr>
       </w:pPr>
       <w:r>
         <w:rPr>
@@ -17137,6 +17358,9 @@
     <w:p>
       <w:pPr>
         <w:jc w:val="both"/>
+        <w:rPr>
+          <w:lang w:val="el-GR"/>
+        </w:rPr>
       </w:pPr>
       <w:r>
         <w:rPr>
@@ -17156,6 +17380,7 @@
           <w:kern w:val="0"/>
           <w:sz w:val="21"/>
           <w:szCs w:val="21"/>
+          <w:lang w:val="el-GR"/>
           <w14:ligatures w14:val="none"/>
         </w:rPr>
       </w:pPr>
@@ -17177,6 +17402,7 @@
           <w:kern w:val="0"/>
           <w:sz w:val="21"/>
           <w:szCs w:val="21"/>
+          <w:lang w:val="el-GR"/>
           <w14:ligatures w14:val="none"/>
         </w:rPr>
         <w:t xml:space="preserve"> </w:t>
@@ -17188,6 +17414,7 @@
           <w:kern w:val="0"/>
           <w:sz w:val="21"/>
           <w:szCs w:val="21"/>
+          <w:lang w:val="el-GR"/>
           <w14:ligatures w14:val="none"/>
         </w:rPr>
         <w:t>=</w:t>
@@ -17199,6 +17426,7 @@
           <w:kern w:val="0"/>
           <w:sz w:val="21"/>
           <w:szCs w:val="21"/>
+          <w:lang w:val="el-GR"/>
           <w14:ligatures w14:val="none"/>
         </w:rPr>
         <w:t xml:space="preserve"> </w:t>
@@ -17215,13 +17443,15 @@
         </w:rPr>
         <w:t>pygame</w:t>
       </w:r>
-      <w:r>
-        <w:rPr>
-          <w:rFonts w:ascii="Consolas" w:eastAsia="Times New Roman" w:hAnsi="Consolas" w:cs="Times New Roman"/>
-          <w:color w:val="CCCCCC"/>
-          <w:kern w:val="0"/>
-          <w:sz w:val="21"/>
-          <w:szCs w:val="21"/>
+      <w:proofErr w:type="spellEnd"/>
+      <w:r>
+        <w:rPr>
+          <w:rFonts w:ascii="Consolas" w:eastAsia="Times New Roman" w:hAnsi="Consolas" w:cs="Times New Roman"/>
+          <w:color w:val="CCCCCC"/>
+          <w:kern w:val="0"/>
+          <w:sz w:val="21"/>
+          <w:szCs w:val="21"/>
+          <w:lang w:val="el-GR"/>
           <w14:ligatures w14:val="none"/>
         </w:rPr>
         <w:t>.</w:t>
@@ -17244,6 +17474,7 @@
           <w:kern w:val="0"/>
           <w:sz w:val="21"/>
           <w:szCs w:val="21"/>
+          <w:lang w:val="el-GR"/>
           <w14:ligatures w14:val="none"/>
         </w:rPr>
         <w:t>.</w:t>
@@ -17257,7 +17488,19 @@
           <w:szCs w:val="21"/>
           <w14:ligatures w14:val="none"/>
         </w:rPr>
-        <w:t>get_</w:t>
+        <w:t>get</w:t>
+      </w:r>
+      <w:r>
+        <w:rPr>
+          <w:rFonts w:ascii="Consolas" w:eastAsia="Times New Roman" w:hAnsi="Consolas" w:cs="Times New Roman"/>
+          <w:color w:val="DCDCAA"/>
+          <w:kern w:val="0"/>
+          <w:sz w:val="21"/>
+          <w:szCs w:val="21"/>
+          <w:lang w:val="el-GR"/>
+          <w14:ligatures w14:val="none"/>
+        </w:rPr>
+        <w:t>_</w:t>
       </w:r>
       <w:proofErr w:type="gramStart"/>
       <w:r>
@@ -17271,14 +17514,14 @@
         </w:rPr>
         <w:t>ticks</w:t>
       </w:r>
-      <w:proofErr w:type="spellEnd"/>
-      <w:r>
-        <w:rPr>
-          <w:rFonts w:ascii="Consolas" w:eastAsia="Times New Roman" w:hAnsi="Consolas" w:cs="Times New Roman"/>
-          <w:color w:val="CCCCCC"/>
-          <w:kern w:val="0"/>
-          <w:sz w:val="21"/>
-          <w:szCs w:val="21"/>
+      <w:r>
+        <w:rPr>
+          <w:rFonts w:ascii="Consolas" w:eastAsia="Times New Roman" w:hAnsi="Consolas" w:cs="Times New Roman"/>
+          <w:color w:val="CCCCCC"/>
+          <w:kern w:val="0"/>
+          <w:sz w:val="21"/>
+          <w:szCs w:val="21"/>
+          <w:lang w:val="el-GR"/>
           <w14:ligatures w14:val="none"/>
         </w:rPr>
         <w:t>(</w:t>
@@ -17291,6 +17534,7 @@
           <w:kern w:val="0"/>
           <w:sz w:val="21"/>
           <w:szCs w:val="21"/>
+          <w:lang w:val="el-GR"/>
           <w14:ligatures w14:val="none"/>
         </w:rPr>
         <w:t>)</w:t>
@@ -17704,7 +17948,46 @@
         <w:rPr>
           <w:lang w:val="el-GR"/>
         </w:rPr>
-        <w:t xml:space="preserve">Γεμίζουμε τον πίνακα με τα </w:t>
+        <w:t>Γεμίζουμε</w:t>
+      </w:r>
+      <w:r>
+        <w:t xml:space="preserve"> </w:t>
+      </w:r>
+      <w:r>
+        <w:rPr>
+          <w:lang w:val="el-GR"/>
+        </w:rPr>
+        <w:t>τον</w:t>
+      </w:r>
+      <w:r>
+        <w:t xml:space="preserve"> </w:t>
+      </w:r>
+      <w:r>
+        <w:rPr>
+          <w:lang w:val="el-GR"/>
+        </w:rPr>
+        <w:t>πίνακα</w:t>
+      </w:r>
+      <w:r>
+        <w:t xml:space="preserve"> </w:t>
+      </w:r>
+      <w:r>
+        <w:rPr>
+          <w:lang w:val="el-GR"/>
+        </w:rPr>
+        <w:t>με</w:t>
+      </w:r>
+      <w:r>
+        <w:t xml:space="preserve"> </w:t>
+      </w:r>
+      <w:r>
+        <w:rPr>
+          <w:lang w:val="el-GR"/>
+        </w:rPr>
+        <w:t>τα</w:t>
+      </w:r>
+      <w:r>
+        <w:t xml:space="preserve"> </w:t>
       </w:r>
       <w:r>
         <w:rPr>
@@ -17712,7 +17995,14 @@
           <w:bCs/>
           <w:lang w:val="el-GR"/>
         </w:rPr>
-        <w:t xml:space="preserve">ενεργά </w:t>
+        <w:t>ενεργά</w:t>
+      </w:r>
+      <w:r>
+        <w:rPr>
+          <w:b/>
+          <w:bCs/>
+        </w:rPr>
+        <w:t xml:space="preserve"> </w:t>
       </w:r>
       <w:r>
         <w:t>multiplier</w:t>
@@ -18793,6 +19083,7 @@
           <w:kern w:val="0"/>
           <w:sz w:val="21"/>
           <w:szCs w:val="21"/>
+          <w:lang w:val="el-GR"/>
           <w14:ligatures w14:val="none"/>
         </w:rPr>
       </w:pPr>
@@ -18816,6 +19107,7 @@
           <w:kern w:val="0"/>
           <w:sz w:val="21"/>
           <w:szCs w:val="21"/>
+          <w:lang w:val="el-GR"/>
           <w14:ligatures w14:val="none"/>
         </w:rPr>
         <w:t xml:space="preserve"> </w:t>
@@ -18840,6 +19132,7 @@
           <w:kern w:val="0"/>
           <w:sz w:val="21"/>
           <w:szCs w:val="21"/>
+          <w:lang w:val="el-GR"/>
           <w14:ligatures w14:val="none"/>
         </w:rPr>
         <w:t>[</w:t>
@@ -18851,17 +19144,42 @@
           <w:kern w:val="0"/>
           <w:sz w:val="21"/>
           <w:szCs w:val="21"/>
-          <w14:ligatures w14:val="none"/>
-        </w:rPr>
-        <w:t>"y"</w:t>
-      </w:r>
-      <w:r>
-        <w:rPr>
-          <w:rFonts w:ascii="Consolas" w:eastAsia="Times New Roman" w:hAnsi="Consolas" w:cs="Times New Roman"/>
-          <w:color w:val="CCCCCC"/>
-          <w:kern w:val="0"/>
-          <w:sz w:val="21"/>
-          <w:szCs w:val="21"/>
+          <w:lang w:val="el-GR"/>
+          <w14:ligatures w14:val="none"/>
+        </w:rPr>
+        <w:t>"</w:t>
+      </w:r>
+      <w:r>
+        <w:rPr>
+          <w:rFonts w:ascii="Consolas" w:eastAsia="Times New Roman" w:hAnsi="Consolas" w:cs="Times New Roman"/>
+          <w:color w:val="CE9178"/>
+          <w:kern w:val="0"/>
+          <w:sz w:val="21"/>
+          <w:szCs w:val="21"/>
+          <w14:ligatures w14:val="none"/>
+        </w:rPr>
+        <w:t>y</w:t>
+      </w:r>
+      <w:r>
+        <w:rPr>
+          <w:rFonts w:ascii="Consolas" w:eastAsia="Times New Roman" w:hAnsi="Consolas" w:cs="Times New Roman"/>
+          <w:color w:val="CE9178"/>
+          <w:kern w:val="0"/>
+          <w:sz w:val="21"/>
+          <w:szCs w:val="21"/>
+          <w:lang w:val="el-GR"/>
+          <w14:ligatures w14:val="none"/>
+        </w:rPr>
+        <w:t>"</w:t>
+      </w:r>
+      <w:r>
+        <w:rPr>
+          <w:rFonts w:ascii="Consolas" w:eastAsia="Times New Roman" w:hAnsi="Consolas" w:cs="Times New Roman"/>
+          <w:color w:val="CCCCCC"/>
+          <w:kern w:val="0"/>
+          <w:sz w:val="21"/>
+          <w:szCs w:val="21"/>
+          <w:lang w:val="el-GR"/>
           <w14:ligatures w14:val="none"/>
         </w:rPr>
         <w:t xml:space="preserve">] </w:t>
@@ -18873,6 +19191,7 @@
           <w:kern w:val="0"/>
           <w:sz w:val="21"/>
           <w:szCs w:val="21"/>
+          <w:lang w:val="el-GR"/>
           <w14:ligatures w14:val="none"/>
         </w:rPr>
         <w:t>-</w:t>
@@ -18884,6 +19203,7 @@
           <w:kern w:val="0"/>
           <w:sz w:val="21"/>
           <w:szCs w:val="21"/>
+          <w:lang w:val="el-GR"/>
           <w14:ligatures w14:val="none"/>
         </w:rPr>
         <w:t xml:space="preserve"> </w:t>
@@ -18897,15 +19217,39 @@
           <w:szCs w:val="21"/>
           <w14:ligatures w14:val="none"/>
         </w:rPr>
-        <w:t>POWERUP_RADIUS</w:t>
-      </w:r>
-      <w:r>
-        <w:rPr>
-          <w:rFonts w:ascii="Consolas" w:eastAsia="Times New Roman" w:hAnsi="Consolas" w:cs="Times New Roman"/>
-          <w:color w:val="CCCCCC"/>
-          <w:kern w:val="0"/>
-          <w:sz w:val="21"/>
-          <w:szCs w:val="21"/>
+        <w:t>POWERUP</w:t>
+      </w:r>
+      <w:r>
+        <w:rPr>
+          <w:rFonts w:ascii="Consolas" w:eastAsia="Times New Roman" w:hAnsi="Consolas" w:cs="Times New Roman"/>
+          <w:color w:val="4FC1FF"/>
+          <w:kern w:val="0"/>
+          <w:sz w:val="21"/>
+          <w:szCs w:val="21"/>
+          <w:lang w:val="el-GR"/>
+          <w14:ligatures w14:val="none"/>
+        </w:rPr>
+        <w:t>_</w:t>
+      </w:r>
+      <w:r>
+        <w:rPr>
+          <w:rFonts w:ascii="Consolas" w:eastAsia="Times New Roman" w:hAnsi="Consolas" w:cs="Times New Roman"/>
+          <w:color w:val="4FC1FF"/>
+          <w:kern w:val="0"/>
+          <w:sz w:val="21"/>
+          <w:szCs w:val="21"/>
+          <w14:ligatures w14:val="none"/>
+        </w:rPr>
+        <w:t>RADIUS</w:t>
+      </w:r>
+      <w:r>
+        <w:rPr>
+          <w:rFonts w:ascii="Consolas" w:eastAsia="Times New Roman" w:hAnsi="Consolas" w:cs="Times New Roman"/>
+          <w:color w:val="CCCCCC"/>
+          <w:kern w:val="0"/>
+          <w:sz w:val="21"/>
+          <w:szCs w:val="21"/>
+          <w:lang w:val="el-GR"/>
           <w14:ligatures w14:val="none"/>
         </w:rPr>
         <w:t xml:space="preserve"> </w:t>
@@ -18917,6 +19261,7 @@
           <w:kern w:val="0"/>
           <w:sz w:val="21"/>
           <w:szCs w:val="21"/>
+          <w:lang w:val="el-GR"/>
           <w14:ligatures w14:val="none"/>
         </w:rPr>
         <w:t>&gt;</w:t>
@@ -18928,6 +19273,7 @@
           <w:kern w:val="0"/>
           <w:sz w:val="21"/>
           <w:szCs w:val="21"/>
+          <w:lang w:val="el-GR"/>
           <w14:ligatures w14:val="none"/>
         </w:rPr>
         <w:t xml:space="preserve"> </w:t>
@@ -18950,6 +19296,7 @@
           <w:kern w:val="0"/>
           <w:sz w:val="21"/>
           <w:szCs w:val="21"/>
+          <w:lang w:val="el-GR"/>
           <w14:ligatures w14:val="none"/>
         </w:rPr>
         <w:t>:</w:t>
@@ -18965,6 +19312,994 @@
           <w:kern w:val="0"/>
           <w:sz w:val="21"/>
           <w:szCs w:val="21"/>
+          <w:lang w:val="el-GR"/>
+          <w14:ligatures w14:val="none"/>
+        </w:rPr>
+      </w:pPr>
+      <w:r>
+        <w:rPr>
+          <w:rFonts w:ascii="Consolas" w:eastAsia="Times New Roman" w:hAnsi="Consolas" w:cs="Times New Roman"/>
+          <w:color w:val="CCCCCC"/>
+          <w:kern w:val="0"/>
+          <w:sz w:val="21"/>
+          <w:szCs w:val="21"/>
+          <w14:ligatures w14:val="none"/>
+        </w:rPr>
+        <w:t> </w:t>
+      </w:r>
+      <w:r>
+        <w:rPr>
+          <w:rFonts w:ascii="Consolas" w:eastAsia="Times New Roman" w:hAnsi="Consolas" w:cs="Times New Roman"/>
+          <w:color w:val="CCCCCC"/>
+          <w:kern w:val="0"/>
+          <w:sz w:val="21"/>
+          <w:szCs w:val="21"/>
+          <w:lang w:val="el-GR"/>
+          <w14:ligatures w14:val="none"/>
+        </w:rPr>
+        <w:t xml:space="preserve"> </w:t>
+      </w:r>
+      <w:r>
+        <w:rPr>
+          <w:rFonts w:ascii="Consolas" w:eastAsia="Times New Roman" w:hAnsi="Consolas" w:cs="Times New Roman"/>
+          <w:color w:val="CCCCCC"/>
+          <w:kern w:val="0"/>
+          <w:sz w:val="21"/>
+          <w:szCs w:val="21"/>
+          <w14:ligatures w14:val="none"/>
+        </w:rPr>
+        <w:t> </w:t>
+      </w:r>
+      <w:r>
+        <w:rPr>
+          <w:rFonts w:ascii="Consolas" w:eastAsia="Times New Roman" w:hAnsi="Consolas" w:cs="Times New Roman"/>
+          <w:color w:val="CCCCCC"/>
+          <w:kern w:val="0"/>
+          <w:sz w:val="21"/>
+          <w:szCs w:val="21"/>
+          <w:lang w:val="el-GR"/>
+          <w14:ligatures w14:val="none"/>
+        </w:rPr>
+        <w:t xml:space="preserve"> </w:t>
+      </w:r>
+      <w:r>
+        <w:rPr>
+          <w:rFonts w:ascii="Consolas" w:eastAsia="Times New Roman" w:hAnsi="Consolas" w:cs="Times New Roman"/>
+          <w:color w:val="CCCCCC"/>
+          <w:kern w:val="0"/>
+          <w:sz w:val="21"/>
+          <w:szCs w:val="21"/>
+          <w14:ligatures w14:val="none"/>
+        </w:rPr>
+        <w:t> </w:t>
+      </w:r>
+      <w:r>
+        <w:rPr>
+          <w:rFonts w:ascii="Consolas" w:eastAsia="Times New Roman" w:hAnsi="Consolas" w:cs="Times New Roman"/>
+          <w:color w:val="CCCCCC"/>
+          <w:kern w:val="0"/>
+          <w:sz w:val="21"/>
+          <w:szCs w:val="21"/>
+          <w:lang w:val="el-GR"/>
+          <w14:ligatures w14:val="none"/>
+        </w:rPr>
+        <w:t xml:space="preserve"> </w:t>
+      </w:r>
+      <w:r>
+        <w:rPr>
+          <w:rFonts w:ascii="Consolas" w:eastAsia="Times New Roman" w:hAnsi="Consolas" w:cs="Times New Roman"/>
+          <w:color w:val="CCCCCC"/>
+          <w:kern w:val="0"/>
+          <w:sz w:val="21"/>
+          <w:szCs w:val="21"/>
+          <w14:ligatures w14:val="none"/>
+        </w:rPr>
+        <w:t> </w:t>
+      </w:r>
+      <w:r>
+        <w:rPr>
+          <w:rFonts w:ascii="Consolas" w:eastAsia="Times New Roman" w:hAnsi="Consolas" w:cs="Times New Roman"/>
+          <w:color w:val="CCCCCC"/>
+          <w:kern w:val="0"/>
+          <w:sz w:val="21"/>
+          <w:szCs w:val="21"/>
+          <w:lang w:val="el-GR"/>
+          <w14:ligatures w14:val="none"/>
+        </w:rPr>
+        <w:t xml:space="preserve"> </w:t>
+      </w:r>
+      <w:r>
+        <w:rPr>
+          <w:rFonts w:ascii="Consolas" w:eastAsia="Times New Roman" w:hAnsi="Consolas" w:cs="Times New Roman"/>
+          <w:color w:val="CCCCCC"/>
+          <w:kern w:val="0"/>
+          <w:sz w:val="21"/>
+          <w:szCs w:val="21"/>
+          <w14:ligatures w14:val="none"/>
+        </w:rPr>
+        <w:t> </w:t>
+      </w:r>
+      <w:r>
+        <w:rPr>
+          <w:rFonts w:ascii="Consolas" w:eastAsia="Times New Roman" w:hAnsi="Consolas" w:cs="Times New Roman"/>
+          <w:color w:val="CCCCCC"/>
+          <w:kern w:val="0"/>
+          <w:sz w:val="21"/>
+          <w:szCs w:val="21"/>
+          <w:lang w:val="el-GR"/>
+          <w14:ligatures w14:val="none"/>
+        </w:rPr>
+        <w:t xml:space="preserve"> </w:t>
+      </w:r>
+      <w:r>
+        <w:rPr>
+          <w:rFonts w:ascii="Consolas" w:eastAsia="Times New Roman" w:hAnsi="Consolas" w:cs="Times New Roman"/>
+          <w:color w:val="CCCCCC"/>
+          <w:kern w:val="0"/>
+          <w:sz w:val="21"/>
+          <w:szCs w:val="21"/>
+          <w14:ligatures w14:val="none"/>
+        </w:rPr>
+        <w:t> </w:t>
+      </w:r>
+      <w:r>
+        <w:rPr>
+          <w:rFonts w:ascii="Consolas" w:eastAsia="Times New Roman" w:hAnsi="Consolas" w:cs="Times New Roman"/>
+          <w:color w:val="CCCCCC"/>
+          <w:kern w:val="0"/>
+          <w:sz w:val="21"/>
+          <w:szCs w:val="21"/>
+          <w:lang w:val="el-GR"/>
+          <w14:ligatures w14:val="none"/>
+        </w:rPr>
+        <w:t xml:space="preserve"> </w:t>
+      </w:r>
+      <w:proofErr w:type="gramStart"/>
+      <w:r>
+        <w:rPr>
+          <w:rFonts w:ascii="Consolas" w:eastAsia="Times New Roman" w:hAnsi="Consolas" w:cs="Times New Roman"/>
+          <w:color w:val="9CDCFE"/>
+          <w:kern w:val="0"/>
+          <w:sz w:val="21"/>
+          <w:szCs w:val="21"/>
+          <w14:ligatures w14:val="none"/>
+        </w:rPr>
+        <w:t>powerups</w:t>
+      </w:r>
+      <w:r>
+        <w:rPr>
+          <w:rFonts w:ascii="Consolas" w:eastAsia="Times New Roman" w:hAnsi="Consolas" w:cs="Times New Roman"/>
+          <w:color w:val="CCCCCC"/>
+          <w:kern w:val="0"/>
+          <w:sz w:val="21"/>
+          <w:szCs w:val="21"/>
+          <w:lang w:val="el-GR"/>
+          <w14:ligatures w14:val="none"/>
+        </w:rPr>
+        <w:t>.</w:t>
+      </w:r>
+      <w:r>
+        <w:rPr>
+          <w:rFonts w:ascii="Consolas" w:eastAsia="Times New Roman" w:hAnsi="Consolas" w:cs="Times New Roman"/>
+          <w:color w:val="DCDCAA"/>
+          <w:kern w:val="0"/>
+          <w:sz w:val="21"/>
+          <w:szCs w:val="21"/>
+          <w14:ligatures w14:val="none"/>
+        </w:rPr>
+        <w:t>remove</w:t>
+      </w:r>
+      <w:proofErr w:type="gramEnd"/>
+      <w:r>
+        <w:rPr>
+          <w:rFonts w:ascii="Consolas" w:eastAsia="Times New Roman" w:hAnsi="Consolas" w:cs="Times New Roman"/>
+          <w:color w:val="CCCCCC"/>
+          <w:kern w:val="0"/>
+          <w:sz w:val="21"/>
+          <w:szCs w:val="21"/>
+          <w:lang w:val="el-GR"/>
+          <w14:ligatures w14:val="none"/>
+        </w:rPr>
+        <w:t>(</w:t>
+      </w:r>
+      <w:proofErr w:type="spellStart"/>
+      <w:r>
+        <w:rPr>
+          <w:rFonts w:ascii="Consolas" w:eastAsia="Times New Roman" w:hAnsi="Consolas" w:cs="Times New Roman"/>
+          <w:color w:val="9CDCFE"/>
+          <w:kern w:val="0"/>
+          <w:sz w:val="21"/>
+          <w:szCs w:val="21"/>
+          <w14:ligatures w14:val="none"/>
+        </w:rPr>
+        <w:t>pu</w:t>
+      </w:r>
+      <w:proofErr w:type="spellEnd"/>
+      <w:r>
+        <w:rPr>
+          <w:rFonts w:ascii="Consolas" w:eastAsia="Times New Roman" w:hAnsi="Consolas" w:cs="Times New Roman"/>
+          <w:color w:val="CCCCCC"/>
+          <w:kern w:val="0"/>
+          <w:sz w:val="21"/>
+          <w:szCs w:val="21"/>
+          <w:lang w:val="el-GR"/>
+          <w14:ligatures w14:val="none"/>
+        </w:rPr>
+        <w:t>)</w:t>
+      </w:r>
+    </w:p>
+    <w:p>
+      <w:pPr>
+        <w:jc w:val="both"/>
+        <w:rPr>
+          <w:lang w:val="el-GR"/>
+        </w:rPr>
+      </w:pPr>
+    </w:p>
+    <w:p>
+      <w:pPr>
+        <w:jc w:val="both"/>
+        <w:rPr>
+          <w:lang w:val="el-GR"/>
+        </w:rPr>
+      </w:pPr>
+    </w:p>
+    <w:p>
+      <w:pPr>
+        <w:jc w:val="both"/>
+        <w:rPr>
+          <w:lang w:val="el-GR"/>
+        </w:rPr>
+      </w:pPr>
+      <w:r>
+        <w:rPr>
+          <w:lang w:val="el-GR"/>
+        </w:rPr>
+        <w:t xml:space="preserve">Στη συνέχεια θα αθροίσουμε το σύνολο των συντελεστώ και για όση ώρα είναι ενεργά θα φτιάχνουμε το </w:t>
+      </w:r>
+      <w:proofErr w:type="spellStart"/>
+      <w:r>
+        <w:rPr>
+          <w:lang w:val="el-GR"/>
+        </w:rPr>
+        <w:t>νεό</w:t>
+      </w:r>
+      <w:proofErr w:type="spellEnd"/>
+      <w:r>
+        <w:rPr>
+          <w:lang w:val="el-GR"/>
+        </w:rPr>
+        <w:t xml:space="preserve"> πλάτος του </w:t>
+      </w:r>
+      <w:r>
+        <w:t>paddle</w:t>
+      </w:r>
+      <w:r>
+        <w:rPr>
+          <w:lang w:val="el-GR"/>
+        </w:rPr>
+        <w:t>:</w:t>
+      </w:r>
+    </w:p>
+    <w:p>
+      <w:pPr>
+        <w:shd w:val="clear" w:color="auto" w:fill="1F1F1F"/>
+        <w:spacing w:after="0" w:line="285" w:lineRule="atLeast"/>
+        <w:rPr>
+          <w:rFonts w:ascii="Consolas" w:eastAsia="Times New Roman" w:hAnsi="Consolas" w:cs="Times New Roman"/>
+          <w:color w:val="CCCCCC"/>
+          <w:kern w:val="0"/>
+          <w:sz w:val="21"/>
+          <w:szCs w:val="21"/>
+          <w14:ligatures w14:val="none"/>
+        </w:rPr>
+      </w:pPr>
+      <w:r>
+        <w:rPr>
+          <w:rFonts w:ascii="Consolas" w:eastAsia="Times New Roman" w:hAnsi="Consolas" w:cs="Times New Roman"/>
+          <w:color w:val="CCCCCC"/>
+          <w:kern w:val="0"/>
+          <w:sz w:val="21"/>
+          <w:szCs w:val="21"/>
+          <w14:ligatures w14:val="none"/>
+        </w:rPr>
+        <w:t> </w:t>
+      </w:r>
+      <w:r>
+        <w:rPr>
+          <w:rFonts w:ascii="Consolas" w:eastAsia="Times New Roman" w:hAnsi="Consolas" w:cs="Times New Roman"/>
+          <w:color w:val="C586C0"/>
+          <w:kern w:val="0"/>
+          <w:sz w:val="21"/>
+          <w:szCs w:val="21"/>
+          <w14:ligatures w14:val="none"/>
+        </w:rPr>
+        <w:t>if</w:t>
+      </w:r>
+      <w:r>
+        <w:rPr>
+          <w:rFonts w:ascii="Consolas" w:eastAsia="Times New Roman" w:hAnsi="Consolas" w:cs="Times New Roman"/>
+          <w:color w:val="CCCCCC"/>
+          <w:kern w:val="0"/>
+          <w:sz w:val="21"/>
+          <w:szCs w:val="21"/>
+          <w14:ligatures w14:val="none"/>
+        </w:rPr>
+        <w:t xml:space="preserve"> </w:t>
+      </w:r>
+      <w:proofErr w:type="spellStart"/>
+      <w:r>
+        <w:rPr>
+          <w:rFonts w:ascii="Consolas" w:eastAsia="Times New Roman" w:hAnsi="Consolas" w:cs="Times New Roman"/>
+          <w:color w:val="9CDCFE"/>
+          <w:kern w:val="0"/>
+          <w:sz w:val="21"/>
+          <w:szCs w:val="21"/>
+          <w14:ligatures w14:val="none"/>
+        </w:rPr>
+        <w:t>active_powerups</w:t>
+      </w:r>
+      <w:proofErr w:type="spellEnd"/>
+      <w:r>
+        <w:rPr>
+          <w:rFonts w:ascii="Consolas" w:eastAsia="Times New Roman" w:hAnsi="Consolas" w:cs="Times New Roman"/>
+          <w:color w:val="CCCCCC"/>
+          <w:kern w:val="0"/>
+          <w:sz w:val="21"/>
+          <w:szCs w:val="21"/>
+          <w14:ligatures w14:val="none"/>
+        </w:rPr>
+        <w:t>:</w:t>
+      </w:r>
+    </w:p>
+    <w:p>
+      <w:pPr>
+        <w:shd w:val="clear" w:color="auto" w:fill="1F1F1F"/>
+        <w:spacing w:after="0" w:line="285" w:lineRule="atLeast"/>
+        <w:rPr>
+          <w:rFonts w:ascii="Consolas" w:eastAsia="Times New Roman" w:hAnsi="Consolas" w:cs="Times New Roman"/>
+          <w:color w:val="CCCCCC"/>
+          <w:kern w:val="0"/>
+          <w:sz w:val="21"/>
+          <w:szCs w:val="21"/>
+          <w14:ligatures w14:val="none"/>
+        </w:rPr>
+      </w:pPr>
+      <w:r>
+        <w:rPr>
+          <w:rFonts w:ascii="Consolas" w:eastAsia="Times New Roman" w:hAnsi="Consolas" w:cs="Times New Roman"/>
+          <w:color w:val="CCCCCC"/>
+          <w:kern w:val="0"/>
+          <w:sz w:val="21"/>
+          <w:szCs w:val="21"/>
+          <w14:ligatures w14:val="none"/>
+        </w:rPr>
+        <w:t xml:space="preserve">        </w:t>
+      </w:r>
+      <w:r>
+        <w:rPr>
+          <w:rFonts w:ascii="Consolas" w:eastAsia="Times New Roman" w:hAnsi="Consolas" w:cs="Times New Roman"/>
+          <w:color w:val="9CDCFE"/>
+          <w:kern w:val="0"/>
+          <w:sz w:val="21"/>
+          <w:szCs w:val="21"/>
+          <w14:ligatures w14:val="none"/>
+        </w:rPr>
+        <w:t>now</w:t>
+      </w:r>
+      <w:r>
+        <w:rPr>
+          <w:rFonts w:ascii="Consolas" w:eastAsia="Times New Roman" w:hAnsi="Consolas" w:cs="Times New Roman"/>
+          <w:color w:val="CCCCCC"/>
+          <w:kern w:val="0"/>
+          <w:sz w:val="21"/>
+          <w:szCs w:val="21"/>
+          <w14:ligatures w14:val="none"/>
+        </w:rPr>
+        <w:t xml:space="preserve"> </w:t>
+      </w:r>
+      <w:r>
+        <w:rPr>
+          <w:rFonts w:ascii="Consolas" w:eastAsia="Times New Roman" w:hAnsi="Consolas" w:cs="Times New Roman"/>
+          <w:color w:val="D4D4D4"/>
+          <w:kern w:val="0"/>
+          <w:sz w:val="21"/>
+          <w:szCs w:val="21"/>
+          <w14:ligatures w14:val="none"/>
+        </w:rPr>
+        <w:t>=</w:t>
+      </w:r>
+      <w:r>
+        <w:rPr>
+          <w:rFonts w:ascii="Consolas" w:eastAsia="Times New Roman" w:hAnsi="Consolas" w:cs="Times New Roman"/>
+          <w:color w:val="CCCCCC"/>
+          <w:kern w:val="0"/>
+          <w:sz w:val="21"/>
+          <w:szCs w:val="21"/>
+          <w14:ligatures w14:val="none"/>
+        </w:rPr>
+        <w:t xml:space="preserve"> </w:t>
+      </w:r>
+      <w:proofErr w:type="spellStart"/>
+      <w:r>
+        <w:rPr>
+          <w:rFonts w:ascii="Consolas" w:eastAsia="Times New Roman" w:hAnsi="Consolas" w:cs="Times New Roman"/>
+          <w:color w:val="4EC9B0"/>
+          <w:kern w:val="0"/>
+          <w:sz w:val="21"/>
+          <w:szCs w:val="21"/>
+          <w14:ligatures w14:val="none"/>
+        </w:rPr>
+        <w:t>pygame</w:t>
+      </w:r>
+      <w:r>
+        <w:rPr>
+          <w:rFonts w:ascii="Consolas" w:eastAsia="Times New Roman" w:hAnsi="Consolas" w:cs="Times New Roman"/>
+          <w:color w:val="CCCCCC"/>
+          <w:kern w:val="0"/>
+          <w:sz w:val="21"/>
+          <w:szCs w:val="21"/>
+          <w14:ligatures w14:val="none"/>
+        </w:rPr>
+        <w:t>.</w:t>
+      </w:r>
+      <w:r>
+        <w:rPr>
+          <w:rFonts w:ascii="Consolas" w:eastAsia="Times New Roman" w:hAnsi="Consolas" w:cs="Times New Roman"/>
+          <w:color w:val="4EC9B0"/>
+          <w:kern w:val="0"/>
+          <w:sz w:val="21"/>
+          <w:szCs w:val="21"/>
+          <w14:ligatures w14:val="none"/>
+        </w:rPr>
+        <w:t>time</w:t>
+      </w:r>
+      <w:r>
+        <w:rPr>
+          <w:rFonts w:ascii="Consolas" w:eastAsia="Times New Roman" w:hAnsi="Consolas" w:cs="Times New Roman"/>
+          <w:color w:val="CCCCCC"/>
+          <w:kern w:val="0"/>
+          <w:sz w:val="21"/>
+          <w:szCs w:val="21"/>
+          <w14:ligatures w14:val="none"/>
+        </w:rPr>
+        <w:t>.</w:t>
+      </w:r>
+      <w:r>
+        <w:rPr>
+          <w:rFonts w:ascii="Consolas" w:eastAsia="Times New Roman" w:hAnsi="Consolas" w:cs="Times New Roman"/>
+          <w:color w:val="DCDCAA"/>
+          <w:kern w:val="0"/>
+          <w:sz w:val="21"/>
+          <w:szCs w:val="21"/>
+          <w14:ligatures w14:val="none"/>
+        </w:rPr>
+        <w:t>get_</w:t>
+      </w:r>
+      <w:proofErr w:type="gramStart"/>
+      <w:r>
+        <w:rPr>
+          <w:rFonts w:ascii="Consolas" w:eastAsia="Times New Roman" w:hAnsi="Consolas" w:cs="Times New Roman"/>
+          <w:color w:val="DCDCAA"/>
+          <w:kern w:val="0"/>
+          <w:sz w:val="21"/>
+          <w:szCs w:val="21"/>
+          <w14:ligatures w14:val="none"/>
+        </w:rPr>
+        <w:t>ticks</w:t>
+      </w:r>
+      <w:proofErr w:type="spellEnd"/>
+      <w:r>
+        <w:rPr>
+          <w:rFonts w:ascii="Consolas" w:eastAsia="Times New Roman" w:hAnsi="Consolas" w:cs="Times New Roman"/>
+          <w:color w:val="CCCCCC"/>
+          <w:kern w:val="0"/>
+          <w:sz w:val="21"/>
+          <w:szCs w:val="21"/>
+          <w14:ligatures w14:val="none"/>
+        </w:rPr>
+        <w:t>(</w:t>
+      </w:r>
+      <w:proofErr w:type="gramEnd"/>
+      <w:r>
+        <w:rPr>
+          <w:rFonts w:ascii="Consolas" w:eastAsia="Times New Roman" w:hAnsi="Consolas" w:cs="Times New Roman"/>
+          <w:color w:val="CCCCCC"/>
+          <w:kern w:val="0"/>
+          <w:sz w:val="21"/>
+          <w:szCs w:val="21"/>
+          <w14:ligatures w14:val="none"/>
+        </w:rPr>
+        <w:t>)</w:t>
+      </w:r>
+    </w:p>
+    <w:p>
+      <w:pPr>
+        <w:shd w:val="clear" w:color="auto" w:fill="1F1F1F"/>
+        <w:spacing w:after="0" w:line="285" w:lineRule="atLeast"/>
+        <w:rPr>
+          <w:rFonts w:ascii="Consolas" w:eastAsia="Times New Roman" w:hAnsi="Consolas" w:cs="Times New Roman"/>
+          <w:color w:val="CCCCCC"/>
+          <w:kern w:val="0"/>
+          <w:sz w:val="21"/>
+          <w:szCs w:val="21"/>
+          <w14:ligatures w14:val="none"/>
+        </w:rPr>
+      </w:pPr>
+      <w:r>
+        <w:rPr>
+          <w:rFonts w:ascii="Consolas" w:eastAsia="Times New Roman" w:hAnsi="Consolas" w:cs="Times New Roman"/>
+          <w:color w:val="CCCCCC"/>
+          <w:kern w:val="0"/>
+          <w:sz w:val="21"/>
+          <w:szCs w:val="21"/>
+          <w14:ligatures w14:val="none"/>
+        </w:rPr>
+        <w:t xml:space="preserve">        </w:t>
+      </w:r>
+      <w:proofErr w:type="spellStart"/>
+      <w:r>
+        <w:rPr>
+          <w:rFonts w:ascii="Consolas" w:eastAsia="Times New Roman" w:hAnsi="Consolas" w:cs="Times New Roman"/>
+          <w:color w:val="9CDCFE"/>
+          <w:kern w:val="0"/>
+          <w:sz w:val="21"/>
+          <w:szCs w:val="21"/>
+          <w14:ligatures w14:val="none"/>
+        </w:rPr>
+        <w:t>active_powerups</w:t>
+      </w:r>
+      <w:proofErr w:type="spellEnd"/>
+      <w:r>
+        <w:rPr>
+          <w:rFonts w:ascii="Consolas" w:eastAsia="Times New Roman" w:hAnsi="Consolas" w:cs="Times New Roman"/>
+          <w:color w:val="CCCCCC"/>
+          <w:kern w:val="0"/>
+          <w:sz w:val="21"/>
+          <w:szCs w:val="21"/>
+          <w14:ligatures w14:val="none"/>
+        </w:rPr>
+        <w:t xml:space="preserve"> </w:t>
+      </w:r>
+      <w:r>
+        <w:rPr>
+          <w:rFonts w:ascii="Consolas" w:eastAsia="Times New Roman" w:hAnsi="Consolas" w:cs="Times New Roman"/>
+          <w:color w:val="D4D4D4"/>
+          <w:kern w:val="0"/>
+          <w:sz w:val="21"/>
+          <w:szCs w:val="21"/>
+          <w14:ligatures w14:val="none"/>
+        </w:rPr>
+        <w:t>=</w:t>
+      </w:r>
+      <w:r>
+        <w:rPr>
+          <w:rFonts w:ascii="Consolas" w:eastAsia="Times New Roman" w:hAnsi="Consolas" w:cs="Times New Roman"/>
+          <w:color w:val="CCCCCC"/>
+          <w:kern w:val="0"/>
+          <w:sz w:val="21"/>
+          <w:szCs w:val="21"/>
+          <w14:ligatures w14:val="none"/>
+        </w:rPr>
+        <w:t xml:space="preserve"> [</w:t>
+      </w:r>
+      <w:r>
+        <w:rPr>
+          <w:rFonts w:ascii="Consolas" w:eastAsia="Times New Roman" w:hAnsi="Consolas" w:cs="Times New Roman"/>
+          <w:color w:val="9CDCFE"/>
+          <w:kern w:val="0"/>
+          <w:sz w:val="21"/>
+          <w:szCs w:val="21"/>
+          <w14:ligatures w14:val="none"/>
+        </w:rPr>
+        <w:t>ap</w:t>
+      </w:r>
+      <w:r>
+        <w:rPr>
+          <w:rFonts w:ascii="Consolas" w:eastAsia="Times New Roman" w:hAnsi="Consolas" w:cs="Times New Roman"/>
+          <w:color w:val="CCCCCC"/>
+          <w:kern w:val="0"/>
+          <w:sz w:val="21"/>
+          <w:szCs w:val="21"/>
+          <w14:ligatures w14:val="none"/>
+        </w:rPr>
+        <w:t xml:space="preserve"> </w:t>
+      </w:r>
+      <w:r>
+        <w:rPr>
+          <w:rFonts w:ascii="Consolas" w:eastAsia="Times New Roman" w:hAnsi="Consolas" w:cs="Times New Roman"/>
+          <w:color w:val="C586C0"/>
+          <w:kern w:val="0"/>
+          <w:sz w:val="21"/>
+          <w:szCs w:val="21"/>
+          <w14:ligatures w14:val="none"/>
+        </w:rPr>
+        <w:t>for</w:t>
+      </w:r>
+      <w:r>
+        <w:rPr>
+          <w:rFonts w:ascii="Consolas" w:eastAsia="Times New Roman" w:hAnsi="Consolas" w:cs="Times New Roman"/>
+          <w:color w:val="CCCCCC"/>
+          <w:kern w:val="0"/>
+          <w:sz w:val="21"/>
+          <w:szCs w:val="21"/>
+          <w14:ligatures w14:val="none"/>
+        </w:rPr>
+        <w:t xml:space="preserve"> </w:t>
+      </w:r>
+      <w:r>
+        <w:rPr>
+          <w:rFonts w:ascii="Consolas" w:eastAsia="Times New Roman" w:hAnsi="Consolas" w:cs="Times New Roman"/>
+          <w:color w:val="9CDCFE"/>
+          <w:kern w:val="0"/>
+          <w:sz w:val="21"/>
+          <w:szCs w:val="21"/>
+          <w14:ligatures w14:val="none"/>
+        </w:rPr>
+        <w:t>ap</w:t>
+      </w:r>
+      <w:r>
+        <w:rPr>
+          <w:rFonts w:ascii="Consolas" w:eastAsia="Times New Roman" w:hAnsi="Consolas" w:cs="Times New Roman"/>
+          <w:color w:val="CCCCCC"/>
+          <w:kern w:val="0"/>
+          <w:sz w:val="21"/>
+          <w:szCs w:val="21"/>
+          <w14:ligatures w14:val="none"/>
+        </w:rPr>
+        <w:t xml:space="preserve"> </w:t>
+      </w:r>
+      <w:r>
+        <w:rPr>
+          <w:rFonts w:ascii="Consolas" w:eastAsia="Times New Roman" w:hAnsi="Consolas" w:cs="Times New Roman"/>
+          <w:color w:val="C586C0"/>
+          <w:kern w:val="0"/>
+          <w:sz w:val="21"/>
+          <w:szCs w:val="21"/>
+          <w14:ligatures w14:val="none"/>
+        </w:rPr>
+        <w:t>in</w:t>
+      </w:r>
+      <w:r>
+        <w:rPr>
+          <w:rFonts w:ascii="Consolas" w:eastAsia="Times New Roman" w:hAnsi="Consolas" w:cs="Times New Roman"/>
+          <w:color w:val="CCCCCC"/>
+          <w:kern w:val="0"/>
+          <w:sz w:val="21"/>
+          <w:szCs w:val="21"/>
+          <w14:ligatures w14:val="none"/>
+        </w:rPr>
+        <w:t xml:space="preserve"> </w:t>
+      </w:r>
+      <w:proofErr w:type="spellStart"/>
+      <w:r>
+        <w:rPr>
+          <w:rFonts w:ascii="Consolas" w:eastAsia="Times New Roman" w:hAnsi="Consolas" w:cs="Times New Roman"/>
+          <w:color w:val="9CDCFE"/>
+          <w:kern w:val="0"/>
+          <w:sz w:val="21"/>
+          <w:szCs w:val="21"/>
+          <w14:ligatures w14:val="none"/>
+        </w:rPr>
+        <w:t>active_powerups</w:t>
+      </w:r>
+      <w:proofErr w:type="spellEnd"/>
+      <w:r>
+        <w:rPr>
+          <w:rFonts w:ascii="Consolas" w:eastAsia="Times New Roman" w:hAnsi="Consolas" w:cs="Times New Roman"/>
+          <w:color w:val="CCCCCC"/>
+          <w:kern w:val="0"/>
+          <w:sz w:val="21"/>
+          <w:szCs w:val="21"/>
+          <w14:ligatures w14:val="none"/>
+        </w:rPr>
+        <w:t xml:space="preserve"> </w:t>
+      </w:r>
+      <w:r>
+        <w:rPr>
+          <w:rFonts w:ascii="Consolas" w:eastAsia="Times New Roman" w:hAnsi="Consolas" w:cs="Times New Roman"/>
+          <w:color w:val="C586C0"/>
+          <w:kern w:val="0"/>
+          <w:sz w:val="21"/>
+          <w:szCs w:val="21"/>
+          <w14:ligatures w14:val="none"/>
+        </w:rPr>
+        <w:t>if</w:t>
+      </w:r>
+      <w:r>
+        <w:rPr>
+          <w:rFonts w:ascii="Consolas" w:eastAsia="Times New Roman" w:hAnsi="Consolas" w:cs="Times New Roman"/>
+          <w:color w:val="CCCCCC"/>
+          <w:kern w:val="0"/>
+          <w:sz w:val="21"/>
+          <w:szCs w:val="21"/>
+          <w14:ligatures w14:val="none"/>
+        </w:rPr>
+        <w:t xml:space="preserve"> </w:t>
+      </w:r>
+      <w:r>
+        <w:rPr>
+          <w:rFonts w:ascii="Consolas" w:eastAsia="Times New Roman" w:hAnsi="Consolas" w:cs="Times New Roman"/>
+          <w:color w:val="9CDCFE"/>
+          <w:kern w:val="0"/>
+          <w:sz w:val="21"/>
+          <w:szCs w:val="21"/>
+          <w14:ligatures w14:val="none"/>
+        </w:rPr>
+        <w:t>ap</w:t>
+      </w:r>
+      <w:r>
+        <w:rPr>
+          <w:rFonts w:ascii="Consolas" w:eastAsia="Times New Roman" w:hAnsi="Consolas" w:cs="Times New Roman"/>
+          <w:color w:val="CCCCCC"/>
+          <w:kern w:val="0"/>
+          <w:sz w:val="21"/>
+          <w:szCs w:val="21"/>
+          <w14:ligatures w14:val="none"/>
+        </w:rPr>
+        <w:t>[</w:t>
+      </w:r>
+      <w:r>
+        <w:rPr>
+          <w:rFonts w:ascii="Consolas" w:eastAsia="Times New Roman" w:hAnsi="Consolas" w:cs="Times New Roman"/>
+          <w:color w:val="CE9178"/>
+          <w:kern w:val="0"/>
+          <w:sz w:val="21"/>
+          <w:szCs w:val="21"/>
+          <w14:ligatures w14:val="none"/>
+        </w:rPr>
+        <w:t>"end"</w:t>
+      </w:r>
+      <w:r>
+        <w:rPr>
+          <w:rFonts w:ascii="Consolas" w:eastAsia="Times New Roman" w:hAnsi="Consolas" w:cs="Times New Roman"/>
+          <w:color w:val="CCCCCC"/>
+          <w:kern w:val="0"/>
+          <w:sz w:val="21"/>
+          <w:szCs w:val="21"/>
+          <w14:ligatures w14:val="none"/>
+        </w:rPr>
+        <w:t xml:space="preserve">] </w:t>
+      </w:r>
+      <w:r>
+        <w:rPr>
+          <w:rFonts w:ascii="Consolas" w:eastAsia="Times New Roman" w:hAnsi="Consolas" w:cs="Times New Roman"/>
+          <w:color w:val="D4D4D4"/>
+          <w:kern w:val="0"/>
+          <w:sz w:val="21"/>
+          <w:szCs w:val="21"/>
+          <w14:ligatures w14:val="none"/>
+        </w:rPr>
+        <w:t>&gt;</w:t>
+      </w:r>
+      <w:r>
+        <w:rPr>
+          <w:rFonts w:ascii="Consolas" w:eastAsia="Times New Roman" w:hAnsi="Consolas" w:cs="Times New Roman"/>
+          <w:color w:val="9CDCFE"/>
+          <w:kern w:val="0"/>
+          <w:sz w:val="21"/>
+          <w:szCs w:val="21"/>
+          <w14:ligatures w14:val="none"/>
+        </w:rPr>
+        <w:t>now</w:t>
+      </w:r>
+      <w:r>
+        <w:rPr>
+          <w:rFonts w:ascii="Consolas" w:eastAsia="Times New Roman" w:hAnsi="Consolas" w:cs="Times New Roman"/>
+          <w:color w:val="CCCCCC"/>
+          <w:kern w:val="0"/>
+          <w:sz w:val="21"/>
+          <w:szCs w:val="21"/>
+          <w14:ligatures w14:val="none"/>
+        </w:rPr>
+        <w:t>]</w:t>
+      </w:r>
+    </w:p>
+    <w:p>
+      <w:pPr>
+        <w:shd w:val="clear" w:color="auto" w:fill="1F1F1F"/>
+        <w:spacing w:after="0" w:line="285" w:lineRule="atLeast"/>
+        <w:rPr>
+          <w:rFonts w:ascii="Consolas" w:eastAsia="Times New Roman" w:hAnsi="Consolas" w:cs="Times New Roman"/>
+          <w:color w:val="CCCCCC"/>
+          <w:kern w:val="0"/>
+          <w:sz w:val="21"/>
+          <w:szCs w:val="21"/>
+          <w14:ligatures w14:val="none"/>
+        </w:rPr>
+      </w:pPr>
+      <w:r>
+        <w:rPr>
+          <w:rFonts w:ascii="Consolas" w:eastAsia="Times New Roman" w:hAnsi="Consolas" w:cs="Times New Roman"/>
+          <w:color w:val="CCCCCC"/>
+          <w:kern w:val="0"/>
+          <w:sz w:val="21"/>
+          <w:szCs w:val="21"/>
+          <w14:ligatures w14:val="none"/>
+        </w:rPr>
+        <w:t xml:space="preserve">        </w:t>
+      </w:r>
+      <w:r>
+        <w:rPr>
+          <w:rFonts w:ascii="Consolas" w:eastAsia="Times New Roman" w:hAnsi="Consolas" w:cs="Times New Roman"/>
+          <w:color w:val="9CDCFE"/>
+          <w:kern w:val="0"/>
+          <w:sz w:val="21"/>
+          <w:szCs w:val="21"/>
+          <w14:ligatures w14:val="none"/>
+        </w:rPr>
+        <w:t>total</w:t>
+      </w:r>
+      <w:r>
+        <w:rPr>
+          <w:rFonts w:ascii="Consolas" w:eastAsia="Times New Roman" w:hAnsi="Consolas" w:cs="Times New Roman"/>
+          <w:color w:val="CCCCCC"/>
+          <w:kern w:val="0"/>
+          <w:sz w:val="21"/>
+          <w:szCs w:val="21"/>
+          <w14:ligatures w14:val="none"/>
+        </w:rPr>
+        <w:t xml:space="preserve"> </w:t>
+      </w:r>
+      <w:r>
+        <w:rPr>
+          <w:rFonts w:ascii="Consolas" w:eastAsia="Times New Roman" w:hAnsi="Consolas" w:cs="Times New Roman"/>
+          <w:color w:val="D4D4D4"/>
+          <w:kern w:val="0"/>
+          <w:sz w:val="21"/>
+          <w:szCs w:val="21"/>
+          <w14:ligatures w14:val="none"/>
+        </w:rPr>
+        <w:t>=</w:t>
+      </w:r>
+      <w:r>
+        <w:rPr>
+          <w:rFonts w:ascii="Consolas" w:eastAsia="Times New Roman" w:hAnsi="Consolas" w:cs="Times New Roman"/>
+          <w:color w:val="CCCCCC"/>
+          <w:kern w:val="0"/>
+          <w:sz w:val="21"/>
+          <w:szCs w:val="21"/>
+          <w14:ligatures w14:val="none"/>
+        </w:rPr>
+        <w:t xml:space="preserve"> </w:t>
+      </w:r>
+      <w:r>
+        <w:rPr>
+          <w:rFonts w:ascii="Consolas" w:eastAsia="Times New Roman" w:hAnsi="Consolas" w:cs="Times New Roman"/>
+          <w:color w:val="B5CEA8"/>
+          <w:kern w:val="0"/>
+          <w:sz w:val="21"/>
+          <w:szCs w:val="21"/>
+          <w14:ligatures w14:val="none"/>
+        </w:rPr>
+        <w:t>1.0</w:t>
+      </w:r>
+    </w:p>
+    <w:p>
+      <w:pPr>
+        <w:shd w:val="clear" w:color="auto" w:fill="1F1F1F"/>
+        <w:spacing w:after="0" w:line="285" w:lineRule="atLeast"/>
+        <w:rPr>
+          <w:rFonts w:ascii="Consolas" w:eastAsia="Times New Roman" w:hAnsi="Consolas" w:cs="Times New Roman"/>
+          <w:color w:val="CCCCCC"/>
+          <w:kern w:val="0"/>
+          <w:sz w:val="21"/>
+          <w:szCs w:val="21"/>
+          <w14:ligatures w14:val="none"/>
+        </w:rPr>
+      </w:pPr>
+      <w:r>
+        <w:rPr>
+          <w:rFonts w:ascii="Consolas" w:eastAsia="Times New Roman" w:hAnsi="Consolas" w:cs="Times New Roman"/>
+          <w:color w:val="CCCCCC"/>
+          <w:kern w:val="0"/>
+          <w:sz w:val="21"/>
+          <w:szCs w:val="21"/>
+          <w14:ligatures w14:val="none"/>
+        </w:rPr>
+        <w:t xml:space="preserve">        </w:t>
+      </w:r>
+      <w:r>
+        <w:rPr>
+          <w:rFonts w:ascii="Consolas" w:eastAsia="Times New Roman" w:hAnsi="Consolas" w:cs="Times New Roman"/>
+          <w:color w:val="C586C0"/>
+          <w:kern w:val="0"/>
+          <w:sz w:val="21"/>
+          <w:szCs w:val="21"/>
+          <w14:ligatures w14:val="none"/>
+        </w:rPr>
+        <w:t>for</w:t>
+      </w:r>
+      <w:r>
+        <w:rPr>
+          <w:rFonts w:ascii="Consolas" w:eastAsia="Times New Roman" w:hAnsi="Consolas" w:cs="Times New Roman"/>
+          <w:color w:val="CCCCCC"/>
+          <w:kern w:val="0"/>
+          <w:sz w:val="21"/>
+          <w:szCs w:val="21"/>
+          <w14:ligatures w14:val="none"/>
+        </w:rPr>
+        <w:t xml:space="preserve"> </w:t>
+      </w:r>
+      <w:r>
+        <w:rPr>
+          <w:rFonts w:ascii="Consolas" w:eastAsia="Times New Roman" w:hAnsi="Consolas" w:cs="Times New Roman"/>
+          <w:color w:val="9CDCFE"/>
+          <w:kern w:val="0"/>
+          <w:sz w:val="21"/>
+          <w:szCs w:val="21"/>
+          <w14:ligatures w14:val="none"/>
+        </w:rPr>
+        <w:t>ap</w:t>
+      </w:r>
+      <w:r>
+        <w:rPr>
+          <w:rFonts w:ascii="Consolas" w:eastAsia="Times New Roman" w:hAnsi="Consolas" w:cs="Times New Roman"/>
+          <w:color w:val="CCCCCC"/>
+          <w:kern w:val="0"/>
+          <w:sz w:val="21"/>
+          <w:szCs w:val="21"/>
+          <w14:ligatures w14:val="none"/>
+        </w:rPr>
+        <w:t xml:space="preserve"> </w:t>
+      </w:r>
+      <w:r>
+        <w:rPr>
+          <w:rFonts w:ascii="Consolas" w:eastAsia="Times New Roman" w:hAnsi="Consolas" w:cs="Times New Roman"/>
+          <w:color w:val="C586C0"/>
+          <w:kern w:val="0"/>
+          <w:sz w:val="21"/>
+          <w:szCs w:val="21"/>
+          <w14:ligatures w14:val="none"/>
+        </w:rPr>
+        <w:t>in</w:t>
+      </w:r>
+      <w:r>
+        <w:rPr>
+          <w:rFonts w:ascii="Consolas" w:eastAsia="Times New Roman" w:hAnsi="Consolas" w:cs="Times New Roman"/>
+          <w:color w:val="CCCCCC"/>
+          <w:kern w:val="0"/>
+          <w:sz w:val="21"/>
+          <w:szCs w:val="21"/>
+          <w14:ligatures w14:val="none"/>
+        </w:rPr>
+        <w:t xml:space="preserve"> </w:t>
+      </w:r>
+      <w:proofErr w:type="spellStart"/>
+      <w:r>
+        <w:rPr>
+          <w:rFonts w:ascii="Consolas" w:eastAsia="Times New Roman" w:hAnsi="Consolas" w:cs="Times New Roman"/>
+          <w:color w:val="9CDCFE"/>
+          <w:kern w:val="0"/>
+          <w:sz w:val="21"/>
+          <w:szCs w:val="21"/>
+          <w14:ligatures w14:val="none"/>
+        </w:rPr>
+        <w:t>active_powerups</w:t>
+      </w:r>
+      <w:proofErr w:type="spellEnd"/>
+      <w:r>
+        <w:rPr>
+          <w:rFonts w:ascii="Consolas" w:eastAsia="Times New Roman" w:hAnsi="Consolas" w:cs="Times New Roman"/>
+          <w:color w:val="CCCCCC"/>
+          <w:kern w:val="0"/>
+          <w:sz w:val="21"/>
+          <w:szCs w:val="21"/>
+          <w14:ligatures w14:val="none"/>
+        </w:rPr>
+        <w:t>:</w:t>
+      </w:r>
+    </w:p>
+    <w:p>
+      <w:pPr>
+        <w:shd w:val="clear" w:color="auto" w:fill="1F1F1F"/>
+        <w:spacing w:after="0" w:line="285" w:lineRule="atLeast"/>
+        <w:rPr>
+          <w:rFonts w:ascii="Consolas" w:eastAsia="Times New Roman" w:hAnsi="Consolas" w:cs="Times New Roman"/>
+          <w:color w:val="CCCCCC"/>
+          <w:kern w:val="0"/>
+          <w:sz w:val="21"/>
+          <w:szCs w:val="21"/>
           <w14:ligatures w14:val="none"/>
         </w:rPr>
       </w:pPr>
@@ -18978,6 +20313,492 @@
           <w14:ligatures w14:val="none"/>
         </w:rPr>
         <w:t xml:space="preserve">            </w:t>
+      </w:r>
+      <w:r>
+        <w:rPr>
+          <w:rFonts w:ascii="Consolas" w:eastAsia="Times New Roman" w:hAnsi="Consolas" w:cs="Times New Roman"/>
+          <w:color w:val="9CDCFE"/>
+          <w:kern w:val="0"/>
+          <w:sz w:val="21"/>
+          <w:szCs w:val="21"/>
+          <w14:ligatures w14:val="none"/>
+        </w:rPr>
+        <w:t>total</w:t>
+      </w:r>
+      <w:r>
+        <w:rPr>
+          <w:rFonts w:ascii="Consolas" w:eastAsia="Times New Roman" w:hAnsi="Consolas" w:cs="Times New Roman"/>
+          <w:color w:val="CCCCCC"/>
+          <w:kern w:val="0"/>
+          <w:sz w:val="21"/>
+          <w:szCs w:val="21"/>
+          <w14:ligatures w14:val="none"/>
+        </w:rPr>
+        <w:t xml:space="preserve"> </w:t>
+      </w:r>
+      <w:r>
+        <w:rPr>
+          <w:rFonts w:ascii="Consolas" w:eastAsia="Times New Roman" w:hAnsi="Consolas" w:cs="Times New Roman"/>
+          <w:color w:val="D4D4D4"/>
+          <w:kern w:val="0"/>
+          <w:sz w:val="21"/>
+          <w:szCs w:val="21"/>
+          <w14:ligatures w14:val="none"/>
+        </w:rPr>
+        <w:t>*=</w:t>
+      </w:r>
+      <w:r>
+        <w:rPr>
+          <w:rFonts w:ascii="Consolas" w:eastAsia="Times New Roman" w:hAnsi="Consolas" w:cs="Times New Roman"/>
+          <w:color w:val="CCCCCC"/>
+          <w:kern w:val="0"/>
+          <w:sz w:val="21"/>
+          <w:szCs w:val="21"/>
+          <w14:ligatures w14:val="none"/>
+        </w:rPr>
+        <w:t xml:space="preserve"> </w:t>
+      </w:r>
+      <w:proofErr w:type="gramStart"/>
+      <w:r>
+        <w:rPr>
+          <w:rFonts w:ascii="Consolas" w:eastAsia="Times New Roman" w:hAnsi="Consolas" w:cs="Times New Roman"/>
+          <w:color w:val="9CDCFE"/>
+          <w:kern w:val="0"/>
+          <w:sz w:val="21"/>
+          <w:szCs w:val="21"/>
+          <w14:ligatures w14:val="none"/>
+        </w:rPr>
+        <w:t>ap</w:t>
+      </w:r>
+      <w:r>
+        <w:rPr>
+          <w:rFonts w:ascii="Consolas" w:eastAsia="Times New Roman" w:hAnsi="Consolas" w:cs="Times New Roman"/>
+          <w:color w:val="CCCCCC"/>
+          <w:kern w:val="0"/>
+          <w:sz w:val="21"/>
+          <w:szCs w:val="21"/>
+          <w14:ligatures w14:val="none"/>
+        </w:rPr>
+        <w:t>[</w:t>
+      </w:r>
+      <w:r>
+        <w:rPr>
+          <w:rFonts w:ascii="Consolas" w:eastAsia="Times New Roman" w:hAnsi="Consolas" w:cs="Times New Roman"/>
+          <w:color w:val="CE9178"/>
+          <w:kern w:val="0"/>
+          <w:sz w:val="21"/>
+          <w:szCs w:val="21"/>
+          <w14:ligatures w14:val="none"/>
+        </w:rPr>
+        <w:t>"</w:t>
+      </w:r>
+      <w:proofErr w:type="spellStart"/>
+      <w:proofErr w:type="gramEnd"/>
+      <w:r>
+        <w:rPr>
+          <w:rFonts w:ascii="Consolas" w:eastAsia="Times New Roman" w:hAnsi="Consolas" w:cs="Times New Roman"/>
+          <w:color w:val="CE9178"/>
+          <w:kern w:val="0"/>
+          <w:sz w:val="21"/>
+          <w:szCs w:val="21"/>
+          <w14:ligatures w14:val="none"/>
+        </w:rPr>
+        <w:t>mult</w:t>
+      </w:r>
+      <w:proofErr w:type="spellEnd"/>
+      <w:r>
+        <w:rPr>
+          <w:rFonts w:ascii="Consolas" w:eastAsia="Times New Roman" w:hAnsi="Consolas" w:cs="Times New Roman"/>
+          <w:color w:val="CE9178"/>
+          <w:kern w:val="0"/>
+          <w:sz w:val="21"/>
+          <w:szCs w:val="21"/>
+          <w14:ligatures w14:val="none"/>
+        </w:rPr>
+        <w:t>"</w:t>
+      </w:r>
+      <w:r>
+        <w:rPr>
+          <w:rFonts w:ascii="Consolas" w:eastAsia="Times New Roman" w:hAnsi="Consolas" w:cs="Times New Roman"/>
+          <w:color w:val="CCCCCC"/>
+          <w:kern w:val="0"/>
+          <w:sz w:val="21"/>
+          <w:szCs w:val="21"/>
+          <w14:ligatures w14:val="none"/>
+        </w:rPr>
+        <w:t>]</w:t>
+      </w:r>
+    </w:p>
+    <w:p>
+      <w:pPr>
+        <w:shd w:val="clear" w:color="auto" w:fill="1F1F1F"/>
+        <w:spacing w:after="0" w:line="285" w:lineRule="atLeast"/>
+        <w:rPr>
+          <w:rFonts w:ascii="Consolas" w:eastAsia="Times New Roman" w:hAnsi="Consolas" w:cs="Times New Roman"/>
+          <w:color w:val="CCCCCC"/>
+          <w:kern w:val="0"/>
+          <w:sz w:val="21"/>
+          <w:szCs w:val="21"/>
+          <w14:ligatures w14:val="none"/>
+        </w:rPr>
+      </w:pPr>
+      <w:r>
+        <w:rPr>
+          <w:rFonts w:ascii="Consolas" w:eastAsia="Times New Roman" w:hAnsi="Consolas" w:cs="Times New Roman"/>
+          <w:color w:val="CCCCCC"/>
+          <w:kern w:val="0"/>
+          <w:sz w:val="21"/>
+          <w:szCs w:val="21"/>
+          <w14:ligatures w14:val="none"/>
+        </w:rPr>
+        <w:t xml:space="preserve">        </w:t>
+      </w:r>
+      <w:proofErr w:type="spellStart"/>
+      <w:r>
+        <w:rPr>
+          <w:rFonts w:ascii="Consolas" w:eastAsia="Times New Roman" w:hAnsi="Consolas" w:cs="Times New Roman"/>
+          <w:color w:val="9CDCFE"/>
+          <w:kern w:val="0"/>
+          <w:sz w:val="21"/>
+          <w:szCs w:val="21"/>
+          <w14:ligatures w14:val="none"/>
+        </w:rPr>
+        <w:t>new_width</w:t>
+      </w:r>
+      <w:proofErr w:type="spellEnd"/>
+      <w:r>
+        <w:rPr>
+          <w:rFonts w:ascii="Consolas" w:eastAsia="Times New Roman" w:hAnsi="Consolas" w:cs="Times New Roman"/>
+          <w:color w:val="CCCCCC"/>
+          <w:kern w:val="0"/>
+          <w:sz w:val="21"/>
+          <w:szCs w:val="21"/>
+          <w14:ligatures w14:val="none"/>
+        </w:rPr>
+        <w:t xml:space="preserve"> </w:t>
+      </w:r>
+      <w:r>
+        <w:rPr>
+          <w:rFonts w:ascii="Consolas" w:eastAsia="Times New Roman" w:hAnsi="Consolas" w:cs="Times New Roman"/>
+          <w:color w:val="D4D4D4"/>
+          <w:kern w:val="0"/>
+          <w:sz w:val="21"/>
+          <w:szCs w:val="21"/>
+          <w14:ligatures w14:val="none"/>
+        </w:rPr>
+        <w:t>=</w:t>
+      </w:r>
+      <w:r>
+        <w:rPr>
+          <w:rFonts w:ascii="Consolas" w:eastAsia="Times New Roman" w:hAnsi="Consolas" w:cs="Times New Roman"/>
+          <w:color w:val="CCCCCC"/>
+          <w:kern w:val="0"/>
+          <w:sz w:val="21"/>
+          <w:szCs w:val="21"/>
+          <w14:ligatures w14:val="none"/>
+        </w:rPr>
+        <w:t xml:space="preserve"> </w:t>
+      </w:r>
+      <w:proofErr w:type="gramStart"/>
+      <w:r>
+        <w:rPr>
+          <w:rFonts w:ascii="Consolas" w:eastAsia="Times New Roman" w:hAnsi="Consolas" w:cs="Times New Roman"/>
+          <w:color w:val="DCDCAA"/>
+          <w:kern w:val="0"/>
+          <w:sz w:val="21"/>
+          <w:szCs w:val="21"/>
+          <w14:ligatures w14:val="none"/>
+        </w:rPr>
+        <w:t>max</w:t>
+      </w:r>
+      <w:r>
+        <w:rPr>
+          <w:rFonts w:ascii="Consolas" w:eastAsia="Times New Roman" w:hAnsi="Consolas" w:cs="Times New Roman"/>
+          <w:color w:val="CCCCCC"/>
+          <w:kern w:val="0"/>
+          <w:sz w:val="21"/>
+          <w:szCs w:val="21"/>
+          <w14:ligatures w14:val="none"/>
+        </w:rPr>
+        <w:t>(</w:t>
+      </w:r>
+      <w:proofErr w:type="gramEnd"/>
+      <w:r>
+        <w:rPr>
+          <w:rFonts w:ascii="Consolas" w:eastAsia="Times New Roman" w:hAnsi="Consolas" w:cs="Times New Roman"/>
+          <w:color w:val="B5CEA8"/>
+          <w:kern w:val="0"/>
+          <w:sz w:val="21"/>
+          <w:szCs w:val="21"/>
+          <w14:ligatures w14:val="none"/>
+        </w:rPr>
+        <w:t>20</w:t>
+      </w:r>
+      <w:r>
+        <w:rPr>
+          <w:rFonts w:ascii="Consolas" w:eastAsia="Times New Roman" w:hAnsi="Consolas" w:cs="Times New Roman"/>
+          <w:color w:val="CCCCCC"/>
+          <w:kern w:val="0"/>
+          <w:sz w:val="21"/>
+          <w:szCs w:val="21"/>
+          <w14:ligatures w14:val="none"/>
+        </w:rPr>
+        <w:t xml:space="preserve">, </w:t>
+      </w:r>
+      <w:proofErr w:type="gramStart"/>
+      <w:r>
+        <w:rPr>
+          <w:rFonts w:ascii="Consolas" w:eastAsia="Times New Roman" w:hAnsi="Consolas" w:cs="Times New Roman"/>
+          <w:color w:val="DCDCAA"/>
+          <w:kern w:val="0"/>
+          <w:sz w:val="21"/>
+          <w:szCs w:val="21"/>
+          <w14:ligatures w14:val="none"/>
+        </w:rPr>
+        <w:t>min</w:t>
+      </w:r>
+      <w:r>
+        <w:rPr>
+          <w:rFonts w:ascii="Consolas" w:eastAsia="Times New Roman" w:hAnsi="Consolas" w:cs="Times New Roman"/>
+          <w:color w:val="CCCCCC"/>
+          <w:kern w:val="0"/>
+          <w:sz w:val="21"/>
+          <w:szCs w:val="21"/>
+          <w14:ligatures w14:val="none"/>
+        </w:rPr>
+        <w:t>(</w:t>
+      </w:r>
+      <w:proofErr w:type="gramEnd"/>
+      <w:r>
+        <w:rPr>
+          <w:rFonts w:ascii="Consolas" w:eastAsia="Times New Roman" w:hAnsi="Consolas" w:cs="Times New Roman"/>
+          <w:color w:val="4FC1FF"/>
+          <w:kern w:val="0"/>
+          <w:sz w:val="21"/>
+          <w:szCs w:val="21"/>
+          <w14:ligatures w14:val="none"/>
+        </w:rPr>
+        <w:t>WIDTH</w:t>
+      </w:r>
+      <w:r>
+        <w:rPr>
+          <w:rFonts w:ascii="Consolas" w:eastAsia="Times New Roman" w:hAnsi="Consolas" w:cs="Times New Roman"/>
+          <w:color w:val="CCCCCC"/>
+          <w:kern w:val="0"/>
+          <w:sz w:val="21"/>
+          <w:szCs w:val="21"/>
+          <w14:ligatures w14:val="none"/>
+        </w:rPr>
+        <w:t xml:space="preserve">, </w:t>
+      </w:r>
+      <w:proofErr w:type="gramStart"/>
+      <w:r>
+        <w:rPr>
+          <w:rFonts w:ascii="Consolas" w:eastAsia="Times New Roman" w:hAnsi="Consolas" w:cs="Times New Roman"/>
+          <w:color w:val="4EC9B0"/>
+          <w:kern w:val="0"/>
+          <w:sz w:val="21"/>
+          <w:szCs w:val="21"/>
+          <w14:ligatures w14:val="none"/>
+        </w:rPr>
+        <w:t>int</w:t>
+      </w:r>
+      <w:r>
+        <w:rPr>
+          <w:rFonts w:ascii="Consolas" w:eastAsia="Times New Roman" w:hAnsi="Consolas" w:cs="Times New Roman"/>
+          <w:color w:val="CCCCCC"/>
+          <w:kern w:val="0"/>
+          <w:sz w:val="21"/>
+          <w:szCs w:val="21"/>
+          <w14:ligatures w14:val="none"/>
+        </w:rPr>
+        <w:t>(</w:t>
+      </w:r>
+      <w:proofErr w:type="spellStart"/>
+      <w:proofErr w:type="gramEnd"/>
+      <w:r>
+        <w:rPr>
+          <w:rFonts w:ascii="Consolas" w:eastAsia="Times New Roman" w:hAnsi="Consolas" w:cs="Times New Roman"/>
+          <w:color w:val="9CDCFE"/>
+          <w:kern w:val="0"/>
+          <w:sz w:val="21"/>
+          <w:szCs w:val="21"/>
+          <w14:ligatures w14:val="none"/>
+        </w:rPr>
+        <w:t>base_paddle_width</w:t>
+      </w:r>
+      <w:proofErr w:type="spellEnd"/>
+      <w:r>
+        <w:rPr>
+          <w:rFonts w:ascii="Consolas" w:eastAsia="Times New Roman" w:hAnsi="Consolas" w:cs="Times New Roman"/>
+          <w:color w:val="CCCCCC"/>
+          <w:kern w:val="0"/>
+          <w:sz w:val="21"/>
+          <w:szCs w:val="21"/>
+          <w14:ligatures w14:val="none"/>
+        </w:rPr>
+        <w:t xml:space="preserve"> </w:t>
+      </w:r>
+      <w:r>
+        <w:rPr>
+          <w:rFonts w:ascii="Consolas" w:eastAsia="Times New Roman" w:hAnsi="Consolas" w:cs="Times New Roman"/>
+          <w:color w:val="D4D4D4"/>
+          <w:kern w:val="0"/>
+          <w:sz w:val="21"/>
+          <w:szCs w:val="21"/>
+          <w14:ligatures w14:val="none"/>
+        </w:rPr>
+        <w:t>*</w:t>
+      </w:r>
+      <w:r>
+        <w:rPr>
+          <w:rFonts w:ascii="Consolas" w:eastAsia="Times New Roman" w:hAnsi="Consolas" w:cs="Times New Roman"/>
+          <w:color w:val="CCCCCC"/>
+          <w:kern w:val="0"/>
+          <w:sz w:val="21"/>
+          <w:szCs w:val="21"/>
+          <w14:ligatures w14:val="none"/>
+        </w:rPr>
+        <w:t xml:space="preserve"> </w:t>
+      </w:r>
+      <w:r>
+        <w:rPr>
+          <w:rFonts w:ascii="Consolas" w:eastAsia="Times New Roman" w:hAnsi="Consolas" w:cs="Times New Roman"/>
+          <w:color w:val="9CDCFE"/>
+          <w:kern w:val="0"/>
+          <w:sz w:val="21"/>
+          <w:szCs w:val="21"/>
+          <w14:ligatures w14:val="none"/>
+        </w:rPr>
+        <w:t>total</w:t>
+      </w:r>
+      <w:r>
+        <w:rPr>
+          <w:rFonts w:ascii="Consolas" w:eastAsia="Times New Roman" w:hAnsi="Consolas" w:cs="Times New Roman"/>
+          <w:color w:val="CCCCCC"/>
+          <w:kern w:val="0"/>
+          <w:sz w:val="21"/>
+          <w:szCs w:val="21"/>
+          <w14:ligatures w14:val="none"/>
+        </w:rPr>
+        <w:t>)))</w:t>
+      </w:r>
+    </w:p>
+    <w:p>
+      <w:pPr>
+        <w:shd w:val="clear" w:color="auto" w:fill="1F1F1F"/>
+        <w:spacing w:after="0" w:line="285" w:lineRule="atLeast"/>
+        <w:rPr>
+          <w:rFonts w:ascii="Consolas" w:eastAsia="Times New Roman" w:hAnsi="Consolas" w:cs="Times New Roman"/>
+          <w:color w:val="CCCCCC"/>
+          <w:kern w:val="0"/>
+          <w:sz w:val="21"/>
+          <w:szCs w:val="21"/>
+          <w14:ligatures w14:val="none"/>
+        </w:rPr>
+      </w:pPr>
+      <w:r>
+        <w:rPr>
+          <w:rFonts w:ascii="Consolas" w:eastAsia="Times New Roman" w:hAnsi="Consolas" w:cs="Times New Roman"/>
+          <w:color w:val="CCCCCC"/>
+          <w:kern w:val="0"/>
+          <w:sz w:val="21"/>
+          <w:szCs w:val="21"/>
+          <w14:ligatures w14:val="none"/>
+        </w:rPr>
+        <w:t xml:space="preserve">        </w:t>
+      </w:r>
+      <w:r>
+        <w:rPr>
+          <w:rFonts w:ascii="Consolas" w:eastAsia="Times New Roman" w:hAnsi="Consolas" w:cs="Times New Roman"/>
+          <w:color w:val="C586C0"/>
+          <w:kern w:val="0"/>
+          <w:sz w:val="21"/>
+          <w:szCs w:val="21"/>
+          <w14:ligatures w14:val="none"/>
+        </w:rPr>
+        <w:t>if</w:t>
+      </w:r>
+      <w:r>
+        <w:rPr>
+          <w:rFonts w:ascii="Consolas" w:eastAsia="Times New Roman" w:hAnsi="Consolas" w:cs="Times New Roman"/>
+          <w:color w:val="CCCCCC"/>
+          <w:kern w:val="0"/>
+          <w:sz w:val="21"/>
+          <w:szCs w:val="21"/>
+          <w14:ligatures w14:val="none"/>
+        </w:rPr>
+        <w:t xml:space="preserve"> </w:t>
+      </w:r>
+      <w:proofErr w:type="spellStart"/>
+      <w:r>
+        <w:rPr>
+          <w:rFonts w:ascii="Consolas" w:eastAsia="Times New Roman" w:hAnsi="Consolas" w:cs="Times New Roman"/>
+          <w:color w:val="9CDCFE"/>
+          <w:kern w:val="0"/>
+          <w:sz w:val="21"/>
+          <w:szCs w:val="21"/>
+          <w14:ligatures w14:val="none"/>
+        </w:rPr>
+        <w:t>new_</w:t>
+      </w:r>
+      <w:proofErr w:type="gramStart"/>
+      <w:r>
+        <w:rPr>
+          <w:rFonts w:ascii="Consolas" w:eastAsia="Times New Roman" w:hAnsi="Consolas" w:cs="Times New Roman"/>
+          <w:color w:val="9CDCFE"/>
+          <w:kern w:val="0"/>
+          <w:sz w:val="21"/>
+          <w:szCs w:val="21"/>
+          <w14:ligatures w14:val="none"/>
+        </w:rPr>
+        <w:t>width</w:t>
+      </w:r>
+      <w:proofErr w:type="spellEnd"/>
+      <w:r>
+        <w:rPr>
+          <w:rFonts w:ascii="Consolas" w:eastAsia="Times New Roman" w:hAnsi="Consolas" w:cs="Times New Roman"/>
+          <w:color w:val="CCCCCC"/>
+          <w:kern w:val="0"/>
+          <w:sz w:val="21"/>
+          <w:szCs w:val="21"/>
+          <w14:ligatures w14:val="none"/>
+        </w:rPr>
+        <w:t xml:space="preserve"> </w:t>
+      </w:r>
+      <w:r>
+        <w:rPr>
+          <w:rFonts w:ascii="Consolas" w:eastAsia="Times New Roman" w:hAnsi="Consolas" w:cs="Times New Roman"/>
+          <w:color w:val="D4D4D4"/>
+          <w:kern w:val="0"/>
+          <w:sz w:val="21"/>
+          <w:szCs w:val="21"/>
+          <w14:ligatures w14:val="none"/>
+        </w:rPr>
+        <w:t>!</w:t>
+      </w:r>
+      <w:proofErr w:type="gramEnd"/>
+      <w:r>
+        <w:rPr>
+          <w:rFonts w:ascii="Consolas" w:eastAsia="Times New Roman" w:hAnsi="Consolas" w:cs="Times New Roman"/>
+          <w:color w:val="D4D4D4"/>
+          <w:kern w:val="0"/>
+          <w:sz w:val="21"/>
+          <w:szCs w:val="21"/>
+          <w14:ligatures w14:val="none"/>
+        </w:rPr>
+        <w:t>=</w:t>
+      </w:r>
+      <w:r>
+        <w:rPr>
+          <w:rFonts w:ascii="Consolas" w:eastAsia="Times New Roman" w:hAnsi="Consolas" w:cs="Times New Roman"/>
+          <w:color w:val="CCCCCC"/>
+          <w:kern w:val="0"/>
+          <w:sz w:val="21"/>
+          <w:szCs w:val="21"/>
+          <w14:ligatures w14:val="none"/>
+        </w:rPr>
+        <w:t xml:space="preserve"> </w:t>
       </w:r>
       <w:proofErr w:type="spellStart"/>
       <w:proofErr w:type="gramStart"/>
@@ -18990,7 +20811,7 @@
           <w:szCs w:val="21"/>
           <w14:ligatures w14:val="none"/>
         </w:rPr>
-        <w:t>powerups</w:t>
+        <w:t>paddle</w:t>
       </w:r>
       <w:r>
         <w:rPr>
@@ -19006,13 +20827,13 @@
       <w:r>
         <w:rPr>
           <w:rFonts w:ascii="Consolas" w:eastAsia="Times New Roman" w:hAnsi="Consolas" w:cs="Times New Roman"/>
-          <w:color w:val="DCDCAA"/>
-          <w:kern w:val="0"/>
-          <w:sz w:val="21"/>
-          <w:szCs w:val="21"/>
-          <w14:ligatures w14:val="none"/>
-        </w:rPr>
-        <w:t>remove</w:t>
+          <w:color w:val="9CDCFE"/>
+          <w:kern w:val="0"/>
+          <w:sz w:val="21"/>
+          <w:szCs w:val="21"/>
+          <w14:ligatures w14:val="none"/>
+        </w:rPr>
+        <w:t>width</w:t>
       </w:r>
       <w:proofErr w:type="spellEnd"/>
       <w:proofErr w:type="gramEnd"/>
@@ -19025,80 +20846,6 @@
           <w:szCs w:val="21"/>
           <w14:ligatures w14:val="none"/>
         </w:rPr>
-        <w:t>(</w:t>
-      </w:r>
-      <w:proofErr w:type="spellStart"/>
-      <w:r>
-        <w:rPr>
-          <w:rFonts w:ascii="Consolas" w:eastAsia="Times New Roman" w:hAnsi="Consolas" w:cs="Times New Roman"/>
-          <w:color w:val="9CDCFE"/>
-          <w:kern w:val="0"/>
-          <w:sz w:val="21"/>
-          <w:szCs w:val="21"/>
-          <w14:ligatures w14:val="none"/>
-        </w:rPr>
-        <w:t>pu</w:t>
-      </w:r>
-      <w:proofErr w:type="spellEnd"/>
-      <w:r>
-        <w:rPr>
-          <w:rFonts w:ascii="Consolas" w:eastAsia="Times New Roman" w:hAnsi="Consolas" w:cs="Times New Roman"/>
-          <w:color w:val="CCCCCC"/>
-          <w:kern w:val="0"/>
-          <w:sz w:val="21"/>
-          <w:szCs w:val="21"/>
-          <w14:ligatures w14:val="none"/>
-        </w:rPr>
-        <w:t>)</w:t>
-      </w:r>
-    </w:p>
-    <w:p>
-      <w:pPr>
-        <w:jc w:val="both"/>
-        <w:rPr>
-          <w:lang w:val="el-GR"/>
-        </w:rPr>
-      </w:pPr>
-    </w:p>
-    <w:p>
-      <w:pPr>
-        <w:jc w:val="both"/>
-        <w:rPr>
-          <w:lang w:val="el-GR"/>
-        </w:rPr>
-      </w:pPr>
-    </w:p>
-    <w:p>
-      <w:pPr>
-        <w:jc w:val="both"/>
-      </w:pPr>
-      <w:r>
-        <w:rPr>
-          <w:lang w:val="el-GR"/>
-        </w:rPr>
-        <w:t xml:space="preserve">Στη συνέχεια θα αθροίσουμε το σύνολο των συντελεστώ και για όση ώρα είναι ενεργά θα φτιάχνουμε το </w:t>
-      </w:r>
-      <w:proofErr w:type="spellStart"/>
-      <w:r>
-        <w:rPr>
-          <w:lang w:val="el-GR"/>
-        </w:rPr>
-        <w:t>νεό</w:t>
-      </w:r>
-      <w:proofErr w:type="spellEnd"/>
-      <w:r>
-        <w:rPr>
-          <w:lang w:val="el-GR"/>
-        </w:rPr>
-        <w:t xml:space="preserve"> πλάτος του </w:t>
-      </w:r>
-      <w:r>
-        <w:t>paddle</w:t>
-      </w:r>
-      <w:r>
-        <w:rPr>
-          <w:lang w:val="el-GR"/>
-        </w:rPr>
         <w:t>:</w:t>
       </w:r>
     </w:p>
@@ -19124,53 +20871,129 @@
           <w:szCs w:val="21"/>
           <w14:ligatures w14:val="none"/>
         </w:rPr>
-        <w:t> </w:t>
-      </w:r>
-      <w:r>
-        <w:rPr>
-          <w:rFonts w:ascii="Consolas" w:eastAsia="Times New Roman" w:hAnsi="Consolas" w:cs="Times New Roman"/>
-          <w:color w:val="C586C0"/>
-          <w:kern w:val="0"/>
-          <w:sz w:val="21"/>
-          <w:szCs w:val="21"/>
-          <w14:ligatures w14:val="none"/>
-        </w:rPr>
-        <w:t>if</w:t>
-      </w:r>
-      <w:r>
-        <w:rPr>
-          <w:rFonts w:ascii="Consolas" w:eastAsia="Times New Roman" w:hAnsi="Consolas" w:cs="Times New Roman"/>
-          <w:color w:val="CCCCCC"/>
-          <w:kern w:val="0"/>
-          <w:sz w:val="21"/>
-          <w:szCs w:val="21"/>
-          <w14:ligatures w14:val="none"/>
-        </w:rPr>
-        <w:t xml:space="preserve"> </w:t>
+        <w:t xml:space="preserve">            </w:t>
       </w:r>
       <w:proofErr w:type="spellStart"/>
-      <w:r>
-        <w:rPr>
-          <w:rFonts w:ascii="Consolas" w:eastAsia="Times New Roman" w:hAnsi="Consolas" w:cs="Times New Roman"/>
-          <w:color w:val="9CDCFE"/>
-          <w:kern w:val="0"/>
-          <w:sz w:val="21"/>
-          <w:szCs w:val="21"/>
-          <w14:ligatures w14:val="none"/>
-        </w:rPr>
-        <w:t>active_powerups</w:t>
+      <w:proofErr w:type="gramStart"/>
+      <w:r>
+        <w:rPr>
+          <w:rFonts w:ascii="Consolas" w:eastAsia="Times New Roman" w:hAnsi="Consolas" w:cs="Times New Roman"/>
+          <w:color w:val="9CDCFE"/>
+          <w:kern w:val="0"/>
+          <w:sz w:val="21"/>
+          <w:szCs w:val="21"/>
+          <w14:ligatures w14:val="none"/>
+        </w:rPr>
+        <w:t>paddle</w:t>
+      </w:r>
+      <w:r>
+        <w:rPr>
+          <w:rFonts w:ascii="Consolas" w:eastAsia="Times New Roman" w:hAnsi="Consolas" w:cs="Times New Roman"/>
+          <w:color w:val="CCCCCC"/>
+          <w:kern w:val="0"/>
+          <w:sz w:val="21"/>
+          <w:szCs w:val="21"/>
+          <w14:ligatures w14:val="none"/>
+        </w:rPr>
+        <w:t>.</w:t>
+      </w:r>
+      <w:r>
+        <w:rPr>
+          <w:rFonts w:ascii="Consolas" w:eastAsia="Times New Roman" w:hAnsi="Consolas" w:cs="Times New Roman"/>
+          <w:color w:val="9CDCFE"/>
+          <w:kern w:val="0"/>
+          <w:sz w:val="21"/>
+          <w:szCs w:val="21"/>
+          <w14:ligatures w14:val="none"/>
+        </w:rPr>
+        <w:t>width</w:t>
       </w:r>
       <w:proofErr w:type="spellEnd"/>
-      <w:r>
-        <w:rPr>
-          <w:rFonts w:ascii="Consolas" w:eastAsia="Times New Roman" w:hAnsi="Consolas" w:cs="Times New Roman"/>
-          <w:color w:val="CCCCCC"/>
-          <w:kern w:val="0"/>
-          <w:sz w:val="21"/>
-          <w:szCs w:val="21"/>
-          <w14:ligatures w14:val="none"/>
-        </w:rPr>
-        <w:t>:</w:t>
+      <w:proofErr w:type="gramEnd"/>
+      <w:r>
+        <w:rPr>
+          <w:rFonts w:ascii="Consolas" w:eastAsia="Times New Roman" w:hAnsi="Consolas" w:cs="Times New Roman"/>
+          <w:color w:val="CCCCCC"/>
+          <w:kern w:val="0"/>
+          <w:sz w:val="21"/>
+          <w:szCs w:val="21"/>
+          <w14:ligatures w14:val="none"/>
+        </w:rPr>
+        <w:t xml:space="preserve"> </w:t>
+      </w:r>
+      <w:r>
+        <w:rPr>
+          <w:rFonts w:ascii="Consolas" w:eastAsia="Times New Roman" w:hAnsi="Consolas" w:cs="Times New Roman"/>
+          <w:color w:val="D4D4D4"/>
+          <w:kern w:val="0"/>
+          <w:sz w:val="21"/>
+          <w:szCs w:val="21"/>
+          <w14:ligatures w14:val="none"/>
+        </w:rPr>
+        <w:t>=</w:t>
+      </w:r>
+      <w:r>
+        <w:rPr>
+          <w:rFonts w:ascii="Consolas" w:eastAsia="Times New Roman" w:hAnsi="Consolas" w:cs="Times New Roman"/>
+          <w:color w:val="CCCCCC"/>
+          <w:kern w:val="0"/>
+          <w:sz w:val="21"/>
+          <w:szCs w:val="21"/>
+          <w14:ligatures w14:val="none"/>
+        </w:rPr>
+        <w:t xml:space="preserve"> </w:t>
+      </w:r>
+      <w:proofErr w:type="spellStart"/>
+      <w:r>
+        <w:rPr>
+          <w:rFonts w:ascii="Consolas" w:eastAsia="Times New Roman" w:hAnsi="Consolas" w:cs="Times New Roman"/>
+          <w:color w:val="9CDCFE"/>
+          <w:kern w:val="0"/>
+          <w:sz w:val="21"/>
+          <w:szCs w:val="21"/>
+          <w14:ligatures w14:val="none"/>
+        </w:rPr>
+        <w:t>new_width</w:t>
+      </w:r>
+      <w:proofErr w:type="spellEnd"/>
+    </w:p>
+    <w:p>
+      <w:pPr>
+        <w:jc w:val="both"/>
+      </w:pPr>
+    </w:p>
+    <w:p>
+      <w:pPr>
+        <w:jc w:val="both"/>
+      </w:pPr>
+    </w:p>
+    <w:p>
+      <w:pPr>
+        <w:jc w:val="both"/>
+      </w:pPr>
+      <w:r>
+        <w:rPr>
+          <w:lang w:val="el-GR"/>
+        </w:rPr>
+        <w:t>Αλλάξτε</w:t>
+      </w:r>
+      <w:r>
+        <w:t xml:space="preserve"> </w:t>
+      </w:r>
+      <w:r>
+        <w:rPr>
+          <w:lang w:val="el-GR"/>
+        </w:rPr>
+        <w:t>την</w:t>
+      </w:r>
+      <w:r>
+        <w:t xml:space="preserve"> </w:t>
+      </w:r>
+      <w:r>
+        <w:t>powerups</w:t>
+      </w:r>
+      <w:r>
+        <w:t xml:space="preserve">: </w:t>
       </w:r>
     </w:p>
     <w:p>
@@ -19186,28 +21009,19 @@
           <w14:ligatures w14:val="none"/>
         </w:rPr>
       </w:pPr>
-      <w:r>
-        <w:rPr>
-          <w:rFonts w:ascii="Consolas" w:eastAsia="Times New Roman" w:hAnsi="Consolas" w:cs="Times New Roman"/>
-          <w:color w:val="CCCCCC"/>
-          <w:kern w:val="0"/>
-          <w:sz w:val="21"/>
-          <w:szCs w:val="21"/>
-          <w14:ligatures w14:val="none"/>
-        </w:rPr>
-        <w:t xml:space="preserve">        </w:t>
-      </w:r>
-      <w:r>
-        <w:rPr>
-          <w:rFonts w:ascii="Consolas" w:eastAsia="Times New Roman" w:hAnsi="Consolas" w:cs="Times New Roman"/>
-          <w:color w:val="9CDCFE"/>
-          <w:kern w:val="0"/>
-          <w:sz w:val="21"/>
-          <w:szCs w:val="21"/>
-          <w14:ligatures w14:val="none"/>
-        </w:rPr>
-        <w:t>now</w:t>
-      </w:r>
+      <w:proofErr w:type="spellStart"/>
+      <w:r>
+        <w:rPr>
+          <w:rFonts w:ascii="Consolas" w:eastAsia="Times New Roman" w:hAnsi="Consolas" w:cs="Times New Roman"/>
+          <w:color w:val="9CDCFE"/>
+          <w:kern w:val="0"/>
+          <w:sz w:val="21"/>
+          <w:szCs w:val="21"/>
+          <w14:ligatures w14:val="none"/>
+        </w:rPr>
+        <w:t>pu_type</w:t>
+      </w:r>
+      <w:proofErr w:type="spellEnd"/>
       <w:r>
         <w:rPr>
           <w:rFonts w:ascii="Consolas" w:eastAsia="Times New Roman" w:hAnsi="Consolas" w:cs="Times New Roman"/>
@@ -19242,6 +21056,7 @@
         <w:t xml:space="preserve"> </w:t>
       </w:r>
       <w:proofErr w:type="spellStart"/>
+      <w:proofErr w:type="gramStart"/>
       <w:r>
         <w:rPr>
           <w:rFonts w:ascii="Consolas" w:eastAsia="Times New Roman" w:hAnsi="Consolas" w:cs="Times New Roman"/>
@@ -19251,7 +21066,7 @@
           <w:szCs w:val="21"/>
           <w14:ligatures w14:val="none"/>
         </w:rPr>
-        <w:t>pygame</w:t>
+        <w:t>random</w:t>
       </w:r>
       <w:r>
         <w:rPr>
@@ -19267,71 +21082,217 @@
       <w:r>
         <w:rPr>
           <w:rFonts w:ascii="Consolas" w:eastAsia="Times New Roman" w:hAnsi="Consolas" w:cs="Times New Roman"/>
-          <w:color w:val="4EC9B0"/>
-          <w:kern w:val="0"/>
-          <w:sz w:val="21"/>
-          <w:szCs w:val="21"/>
-          <w14:ligatures w14:val="none"/>
-        </w:rPr>
-        <w:t>time</w:t>
-      </w:r>
-      <w:r>
-        <w:rPr>
-          <w:rFonts w:ascii="Consolas" w:eastAsia="Times New Roman" w:hAnsi="Consolas" w:cs="Times New Roman"/>
-          <w:color w:val="CCCCCC"/>
-          <w:kern w:val="0"/>
-          <w:sz w:val="21"/>
-          <w:szCs w:val="21"/>
-          <w14:ligatures w14:val="none"/>
-        </w:rPr>
-        <w:t>.</w:t>
-      </w:r>
-      <w:r>
-        <w:rPr>
-          <w:rFonts w:ascii="Consolas" w:eastAsia="Times New Roman" w:hAnsi="Consolas" w:cs="Times New Roman"/>
-          <w:color w:val="DCDCAA"/>
-          <w:kern w:val="0"/>
-          <w:sz w:val="21"/>
-          <w:szCs w:val="21"/>
-          <w14:ligatures w14:val="none"/>
-        </w:rPr>
-        <w:t>get_</w:t>
+          <w:color w:val="9CDCFE"/>
+          <w:kern w:val="0"/>
+          <w:sz w:val="21"/>
+          <w:szCs w:val="21"/>
+          <w14:ligatures w14:val="none"/>
+        </w:rPr>
+        <w:t>choices</w:t>
+      </w:r>
+      <w:proofErr w:type="spellEnd"/>
+      <w:proofErr w:type="gramEnd"/>
+      <w:r>
+        <w:rPr>
+          <w:rFonts w:ascii="Consolas" w:eastAsia="Times New Roman" w:hAnsi="Consolas" w:cs="Times New Roman"/>
+          <w:color w:val="CCCCCC"/>
+          <w:kern w:val="0"/>
+          <w:sz w:val="21"/>
+          <w:szCs w:val="21"/>
+          <w14:ligatures w14:val="none"/>
+        </w:rPr>
+        <w:t>([</w:t>
+      </w:r>
+      <w:r>
+        <w:rPr>
+          <w:rFonts w:ascii="Consolas" w:eastAsia="Times New Roman" w:hAnsi="Consolas" w:cs="Times New Roman"/>
+          <w:color w:val="CE9178"/>
+          <w:kern w:val="0"/>
+          <w:sz w:val="21"/>
+          <w:szCs w:val="21"/>
+          <w14:ligatures w14:val="none"/>
+        </w:rPr>
+        <w:t>"grow"</w:t>
+      </w:r>
+      <w:r>
+        <w:rPr>
+          <w:rFonts w:ascii="Consolas" w:eastAsia="Times New Roman" w:hAnsi="Consolas" w:cs="Times New Roman"/>
+          <w:color w:val="CCCCCC"/>
+          <w:kern w:val="0"/>
+          <w:sz w:val="21"/>
+          <w:szCs w:val="21"/>
+          <w14:ligatures w14:val="none"/>
+        </w:rPr>
+        <w:t xml:space="preserve">, </w:t>
+      </w:r>
+      <w:r>
+        <w:rPr>
+          <w:rFonts w:ascii="Consolas" w:eastAsia="Times New Roman" w:hAnsi="Consolas" w:cs="Times New Roman"/>
+          <w:color w:val="CE9178"/>
+          <w:kern w:val="0"/>
+          <w:sz w:val="21"/>
+          <w:szCs w:val="21"/>
+          <w14:ligatures w14:val="none"/>
+        </w:rPr>
+        <w:t>"shrink"</w:t>
+      </w:r>
+      <w:r>
+        <w:rPr>
+          <w:rFonts w:ascii="Consolas" w:eastAsia="Times New Roman" w:hAnsi="Consolas" w:cs="Times New Roman"/>
+          <w:color w:val="CCCCCC"/>
+          <w:kern w:val="0"/>
+          <w:sz w:val="21"/>
+          <w:szCs w:val="21"/>
+          <w14:ligatures w14:val="none"/>
+        </w:rPr>
+        <w:t xml:space="preserve">], </w:t>
+      </w:r>
+      <w:r>
+        <w:rPr>
+          <w:rFonts w:ascii="Consolas" w:eastAsia="Times New Roman" w:hAnsi="Consolas" w:cs="Times New Roman"/>
+          <w:color w:val="9CDCFE"/>
+          <w:kern w:val="0"/>
+          <w:sz w:val="21"/>
+          <w:szCs w:val="21"/>
+          <w14:ligatures w14:val="none"/>
+        </w:rPr>
+        <w:t>weights</w:t>
       </w:r>
       <w:proofErr w:type="gramStart"/>
       <w:r>
         <w:rPr>
           <w:rFonts w:ascii="Consolas" w:eastAsia="Times New Roman" w:hAnsi="Consolas" w:cs="Times New Roman"/>
-          <w:color w:val="DCDCAA"/>
-          <w:kern w:val="0"/>
-          <w:sz w:val="21"/>
-          <w:szCs w:val="21"/>
-          <w14:ligatures w14:val="none"/>
-        </w:rPr>
-        <w:t>ticks</w:t>
-      </w:r>
-      <w:proofErr w:type="spellEnd"/>
-      <w:r>
-        <w:rPr>
-          <w:rFonts w:ascii="Consolas" w:eastAsia="Times New Roman" w:hAnsi="Consolas" w:cs="Times New Roman"/>
-          <w:color w:val="CCCCCC"/>
-          <w:kern w:val="0"/>
-          <w:sz w:val="21"/>
-          <w:szCs w:val="21"/>
-          <w14:ligatures w14:val="none"/>
-        </w:rPr>
-        <w:t>(</w:t>
+          <w:color w:val="D4D4D4"/>
+          <w:kern w:val="0"/>
+          <w:sz w:val="21"/>
+          <w:szCs w:val="21"/>
+          <w14:ligatures w14:val="none"/>
+        </w:rPr>
+        <w:t>=</w:t>
+      </w:r>
+      <w:r>
+        <w:rPr>
+          <w:rFonts w:ascii="Consolas" w:eastAsia="Times New Roman" w:hAnsi="Consolas" w:cs="Times New Roman"/>
+          <w:color w:val="CCCCCC"/>
+          <w:kern w:val="0"/>
+          <w:sz w:val="21"/>
+          <w:szCs w:val="21"/>
+          <w14:ligatures w14:val="none"/>
+        </w:rPr>
+        <w:t>[</w:t>
       </w:r>
       <w:proofErr w:type="gramEnd"/>
       <w:r>
         <w:rPr>
           <w:rFonts w:ascii="Consolas" w:eastAsia="Times New Roman" w:hAnsi="Consolas" w:cs="Times New Roman"/>
-          <w:color w:val="CCCCCC"/>
-          <w:kern w:val="0"/>
-          <w:sz w:val="21"/>
-          <w:szCs w:val="21"/>
-          <w14:ligatures w14:val="none"/>
-        </w:rPr>
-        <w:t>)</w:t>
+          <w:color w:val="4FC1FF"/>
+          <w:kern w:val="0"/>
+          <w:sz w:val="21"/>
+          <w:szCs w:val="21"/>
+          <w14:ligatures w14:val="none"/>
+        </w:rPr>
+        <w:t>GROW_WEIGHT</w:t>
+      </w:r>
+      <w:r>
+        <w:rPr>
+          <w:rFonts w:ascii="Consolas" w:eastAsia="Times New Roman" w:hAnsi="Consolas" w:cs="Times New Roman"/>
+          <w:color w:val="CCCCCC"/>
+          <w:kern w:val="0"/>
+          <w:sz w:val="21"/>
+          <w:szCs w:val="21"/>
+          <w14:ligatures w14:val="none"/>
+        </w:rPr>
+        <w:t xml:space="preserve">, </w:t>
+      </w:r>
+      <w:r>
+        <w:rPr>
+          <w:rFonts w:ascii="Consolas" w:eastAsia="Times New Roman" w:hAnsi="Consolas" w:cs="Times New Roman"/>
+          <w:color w:val="4FC1FF"/>
+          <w:kern w:val="0"/>
+          <w:sz w:val="21"/>
+          <w:szCs w:val="21"/>
+          <w14:ligatures w14:val="none"/>
+        </w:rPr>
+        <w:t>SHRINK_WEIGHT</w:t>
+      </w:r>
+      <w:r>
+        <w:rPr>
+          <w:rFonts w:ascii="Consolas" w:eastAsia="Times New Roman" w:hAnsi="Consolas" w:cs="Times New Roman"/>
+          <w:color w:val="CCCCCC"/>
+          <w:kern w:val="0"/>
+          <w:sz w:val="21"/>
+          <w:szCs w:val="21"/>
+          <w14:ligatures w14:val="none"/>
+        </w:rPr>
+        <w:t xml:space="preserve">], </w:t>
+      </w:r>
+      <w:r>
+        <w:rPr>
+          <w:rFonts w:ascii="Consolas" w:eastAsia="Times New Roman" w:hAnsi="Consolas" w:cs="Times New Roman"/>
+          <w:color w:val="9CDCFE"/>
+          <w:kern w:val="0"/>
+          <w:sz w:val="21"/>
+          <w:szCs w:val="21"/>
+          <w14:ligatures w14:val="none"/>
+        </w:rPr>
+        <w:t>k</w:t>
+      </w:r>
+      <w:r>
+        <w:rPr>
+          <w:rFonts w:ascii="Consolas" w:eastAsia="Times New Roman" w:hAnsi="Consolas" w:cs="Times New Roman"/>
+          <w:color w:val="D4D4D4"/>
+          <w:kern w:val="0"/>
+          <w:sz w:val="21"/>
+          <w:szCs w:val="21"/>
+          <w14:ligatures w14:val="none"/>
+        </w:rPr>
+        <w:t>=</w:t>
+      </w:r>
+      <w:proofErr w:type="gramStart"/>
+      <w:r>
+        <w:rPr>
+          <w:rFonts w:ascii="Consolas" w:eastAsia="Times New Roman" w:hAnsi="Consolas" w:cs="Times New Roman"/>
+          <w:color w:val="B5CEA8"/>
+          <w:kern w:val="0"/>
+          <w:sz w:val="21"/>
+          <w:szCs w:val="21"/>
+          <w14:ligatures w14:val="none"/>
+        </w:rPr>
+        <w:t>1</w:t>
+      </w:r>
+      <w:r>
+        <w:rPr>
+          <w:rFonts w:ascii="Consolas" w:eastAsia="Times New Roman" w:hAnsi="Consolas" w:cs="Times New Roman"/>
+          <w:color w:val="CCCCCC"/>
+          <w:kern w:val="0"/>
+          <w:sz w:val="21"/>
+          <w:szCs w:val="21"/>
+          <w14:ligatures w14:val="none"/>
+        </w:rPr>
+        <w:t>)[</w:t>
+      </w:r>
+      <w:proofErr w:type="gramEnd"/>
+      <w:r>
+        <w:rPr>
+          <w:rFonts w:ascii="Consolas" w:eastAsia="Times New Roman" w:hAnsi="Consolas" w:cs="Times New Roman"/>
+          <w:color w:val="B5CEA8"/>
+          <w:kern w:val="0"/>
+          <w:sz w:val="21"/>
+          <w:szCs w:val="21"/>
+          <w14:ligatures w14:val="none"/>
+        </w:rPr>
+        <w:t>0</w:t>
+      </w:r>
+      <w:r>
+        <w:rPr>
+          <w:rFonts w:ascii="Consolas" w:eastAsia="Times New Roman" w:hAnsi="Consolas" w:cs="Times New Roman"/>
+          <w:color w:val="CCCCCC"/>
+          <w:kern w:val="0"/>
+          <w:sz w:val="21"/>
+          <w:szCs w:val="21"/>
+          <w14:ligatures w14:val="none"/>
+        </w:rPr>
+        <w:t>]</w:t>
       </w:r>
     </w:p>
     <w:p>
@@ -19356,264 +21317,55 @@
           <w:szCs w:val="21"/>
           <w14:ligatures w14:val="none"/>
         </w:rPr>
-        <w:t xml:space="preserve">        </w:t>
+        <w:t xml:space="preserve">                </w:t>
       </w:r>
       <w:proofErr w:type="spellStart"/>
-      <w:r>
-        <w:rPr>
-          <w:rFonts w:ascii="Consolas" w:eastAsia="Times New Roman" w:hAnsi="Consolas" w:cs="Times New Roman"/>
-          <w:color w:val="9CDCFE"/>
-          <w:kern w:val="0"/>
-          <w:sz w:val="21"/>
-          <w:szCs w:val="21"/>
-          <w14:ligatures w14:val="none"/>
-        </w:rPr>
-        <w:t>active_powerups</w:t>
+      <w:proofErr w:type="gramStart"/>
+      <w:r>
+        <w:rPr>
+          <w:rFonts w:ascii="Consolas" w:eastAsia="Times New Roman" w:hAnsi="Consolas" w:cs="Times New Roman"/>
+          <w:color w:val="9CDCFE"/>
+          <w:kern w:val="0"/>
+          <w:sz w:val="21"/>
+          <w:szCs w:val="21"/>
+          <w14:ligatures w14:val="none"/>
+        </w:rPr>
+        <w:t>powerups</w:t>
+      </w:r>
+      <w:r>
+        <w:rPr>
+          <w:rFonts w:ascii="Consolas" w:eastAsia="Times New Roman" w:hAnsi="Consolas" w:cs="Times New Roman"/>
+          <w:color w:val="CCCCCC"/>
+          <w:kern w:val="0"/>
+          <w:sz w:val="21"/>
+          <w:szCs w:val="21"/>
+          <w14:ligatures w14:val="none"/>
+        </w:rPr>
+        <w:t>.</w:t>
+      </w:r>
+      <w:r>
+        <w:rPr>
+          <w:rFonts w:ascii="Consolas" w:eastAsia="Times New Roman" w:hAnsi="Consolas" w:cs="Times New Roman"/>
+          <w:color w:val="DCDCAA"/>
+          <w:kern w:val="0"/>
+          <w:sz w:val="21"/>
+          <w:szCs w:val="21"/>
+          <w14:ligatures w14:val="none"/>
+        </w:rPr>
+        <w:t>append</w:t>
       </w:r>
       <w:proofErr w:type="spellEnd"/>
-      <w:r>
-        <w:rPr>
-          <w:rFonts w:ascii="Consolas" w:eastAsia="Times New Roman" w:hAnsi="Consolas" w:cs="Times New Roman"/>
-          <w:color w:val="CCCCCC"/>
-          <w:kern w:val="0"/>
-          <w:sz w:val="21"/>
-          <w:szCs w:val="21"/>
-          <w14:ligatures w14:val="none"/>
-        </w:rPr>
-        <w:t xml:space="preserve"> </w:t>
-      </w:r>
-      <w:r>
-        <w:rPr>
-          <w:rFonts w:ascii="Consolas" w:eastAsia="Times New Roman" w:hAnsi="Consolas" w:cs="Times New Roman"/>
-          <w:color w:val="D4D4D4"/>
-          <w:kern w:val="0"/>
-          <w:sz w:val="21"/>
-          <w:szCs w:val="21"/>
-          <w14:ligatures w14:val="none"/>
-        </w:rPr>
-        <w:t>=</w:t>
-      </w:r>
-      <w:r>
-        <w:rPr>
-          <w:rFonts w:ascii="Consolas" w:eastAsia="Times New Roman" w:hAnsi="Consolas" w:cs="Times New Roman"/>
-          <w:color w:val="CCCCCC"/>
-          <w:kern w:val="0"/>
-          <w:sz w:val="21"/>
-          <w:szCs w:val="21"/>
-          <w14:ligatures w14:val="none"/>
-        </w:rPr>
-        <w:t xml:space="preserve"> [</w:t>
-      </w:r>
-      <w:r>
-        <w:rPr>
-          <w:rFonts w:ascii="Consolas" w:eastAsia="Times New Roman" w:hAnsi="Consolas" w:cs="Times New Roman"/>
-          <w:color w:val="9CDCFE"/>
-          <w:kern w:val="0"/>
-          <w:sz w:val="21"/>
-          <w:szCs w:val="21"/>
-          <w14:ligatures w14:val="none"/>
-        </w:rPr>
-        <w:t>ap</w:t>
-      </w:r>
-      <w:r>
-        <w:rPr>
-          <w:rFonts w:ascii="Consolas" w:eastAsia="Times New Roman" w:hAnsi="Consolas" w:cs="Times New Roman"/>
-          <w:color w:val="CCCCCC"/>
-          <w:kern w:val="0"/>
-          <w:sz w:val="21"/>
-          <w:szCs w:val="21"/>
-          <w14:ligatures w14:val="none"/>
-        </w:rPr>
-        <w:t xml:space="preserve"> </w:t>
-      </w:r>
-      <w:r>
-        <w:rPr>
-          <w:rFonts w:ascii="Consolas" w:eastAsia="Times New Roman" w:hAnsi="Consolas" w:cs="Times New Roman"/>
-          <w:color w:val="C586C0"/>
-          <w:kern w:val="0"/>
-          <w:sz w:val="21"/>
-          <w:szCs w:val="21"/>
-          <w14:ligatures w14:val="none"/>
-        </w:rPr>
-        <w:t>for</w:t>
-      </w:r>
-      <w:r>
-        <w:rPr>
-          <w:rFonts w:ascii="Consolas" w:eastAsia="Times New Roman" w:hAnsi="Consolas" w:cs="Times New Roman"/>
-          <w:color w:val="CCCCCC"/>
-          <w:kern w:val="0"/>
-          <w:sz w:val="21"/>
-          <w:szCs w:val="21"/>
-          <w14:ligatures w14:val="none"/>
-        </w:rPr>
-        <w:t xml:space="preserve"> </w:t>
-      </w:r>
-      <w:r>
-        <w:rPr>
-          <w:rFonts w:ascii="Consolas" w:eastAsia="Times New Roman" w:hAnsi="Consolas" w:cs="Times New Roman"/>
-          <w:color w:val="9CDCFE"/>
-          <w:kern w:val="0"/>
-          <w:sz w:val="21"/>
-          <w:szCs w:val="21"/>
-          <w14:ligatures w14:val="none"/>
-        </w:rPr>
-        <w:t>ap</w:t>
-      </w:r>
-      <w:r>
-        <w:rPr>
-          <w:rFonts w:ascii="Consolas" w:eastAsia="Times New Roman" w:hAnsi="Consolas" w:cs="Times New Roman"/>
-          <w:color w:val="CCCCCC"/>
-          <w:kern w:val="0"/>
-          <w:sz w:val="21"/>
-          <w:szCs w:val="21"/>
-          <w14:ligatures w14:val="none"/>
-        </w:rPr>
-        <w:t xml:space="preserve"> </w:t>
-      </w:r>
-      <w:r>
-        <w:rPr>
-          <w:rFonts w:ascii="Consolas" w:eastAsia="Times New Roman" w:hAnsi="Consolas" w:cs="Times New Roman"/>
-          <w:color w:val="C586C0"/>
-          <w:kern w:val="0"/>
-          <w:sz w:val="21"/>
-          <w:szCs w:val="21"/>
-          <w14:ligatures w14:val="none"/>
-        </w:rPr>
-        <w:t>in</w:t>
-      </w:r>
-      <w:r>
-        <w:rPr>
-          <w:rFonts w:ascii="Consolas" w:eastAsia="Times New Roman" w:hAnsi="Consolas" w:cs="Times New Roman"/>
-          <w:color w:val="CCCCCC"/>
-          <w:kern w:val="0"/>
-          <w:sz w:val="21"/>
-          <w:szCs w:val="21"/>
-          <w14:ligatures w14:val="none"/>
-        </w:rPr>
-        <w:t xml:space="preserve"> </w:t>
-      </w:r>
-      <w:proofErr w:type="spellStart"/>
-      <w:r>
-        <w:rPr>
-          <w:rFonts w:ascii="Consolas" w:eastAsia="Times New Roman" w:hAnsi="Consolas" w:cs="Times New Roman"/>
-          <w:color w:val="9CDCFE"/>
-          <w:kern w:val="0"/>
-          <w:sz w:val="21"/>
-          <w:szCs w:val="21"/>
-          <w14:ligatures w14:val="none"/>
-        </w:rPr>
-        <w:t>active_powerups</w:t>
-      </w:r>
-      <w:proofErr w:type="spellEnd"/>
-      <w:r>
-        <w:rPr>
-          <w:rFonts w:ascii="Consolas" w:eastAsia="Times New Roman" w:hAnsi="Consolas" w:cs="Times New Roman"/>
-          <w:color w:val="CCCCCC"/>
-          <w:kern w:val="0"/>
-          <w:sz w:val="21"/>
-          <w:szCs w:val="21"/>
-          <w14:ligatures w14:val="none"/>
-        </w:rPr>
-        <w:t xml:space="preserve"> </w:t>
-      </w:r>
-      <w:r>
-        <w:rPr>
-          <w:rFonts w:ascii="Consolas" w:eastAsia="Times New Roman" w:hAnsi="Consolas" w:cs="Times New Roman"/>
-          <w:color w:val="C586C0"/>
-          <w:kern w:val="0"/>
-          <w:sz w:val="21"/>
-          <w:szCs w:val="21"/>
-          <w14:ligatures w14:val="none"/>
-        </w:rPr>
-        <w:t>if</w:t>
-      </w:r>
-      <w:r>
-        <w:rPr>
-          <w:rFonts w:ascii="Consolas" w:eastAsia="Times New Roman" w:hAnsi="Consolas" w:cs="Times New Roman"/>
-          <w:color w:val="CCCCCC"/>
-          <w:kern w:val="0"/>
-          <w:sz w:val="21"/>
-          <w:szCs w:val="21"/>
-          <w14:ligatures w14:val="none"/>
-        </w:rPr>
-        <w:t xml:space="preserve"> </w:t>
-      </w:r>
-      <w:r>
-        <w:rPr>
-          <w:rFonts w:ascii="Consolas" w:eastAsia="Times New Roman" w:hAnsi="Consolas" w:cs="Times New Roman"/>
-          <w:color w:val="9CDCFE"/>
-          <w:kern w:val="0"/>
-          <w:sz w:val="21"/>
-          <w:szCs w:val="21"/>
-          <w14:ligatures w14:val="none"/>
-        </w:rPr>
-        <w:t>ap</w:t>
-      </w:r>
-      <w:r>
-        <w:rPr>
-          <w:rFonts w:ascii="Consolas" w:eastAsia="Times New Roman" w:hAnsi="Consolas" w:cs="Times New Roman"/>
-          <w:color w:val="CCCCCC"/>
-          <w:kern w:val="0"/>
-          <w:sz w:val="21"/>
-          <w:szCs w:val="21"/>
-          <w14:ligatures w14:val="none"/>
-        </w:rPr>
-        <w:t>[</w:t>
-      </w:r>
-      <w:r>
-        <w:rPr>
-          <w:rFonts w:ascii="Consolas" w:eastAsia="Times New Roman" w:hAnsi="Consolas" w:cs="Times New Roman"/>
-          <w:color w:val="CE9178"/>
-          <w:kern w:val="0"/>
-          <w:sz w:val="21"/>
-          <w:szCs w:val="21"/>
-          <w14:ligatures w14:val="none"/>
-        </w:rPr>
-        <w:t>"end"</w:t>
-      </w:r>
-      <w:r>
-        <w:rPr>
-          <w:rFonts w:ascii="Consolas" w:eastAsia="Times New Roman" w:hAnsi="Consolas" w:cs="Times New Roman"/>
-          <w:color w:val="CCCCCC"/>
-          <w:kern w:val="0"/>
-          <w:sz w:val="21"/>
-          <w:szCs w:val="21"/>
-          <w14:ligatures w14:val="none"/>
-        </w:rPr>
-        <w:t xml:space="preserve">] </w:t>
-      </w:r>
-      <w:r>
-        <w:rPr>
-          <w:rFonts w:ascii="Consolas" w:eastAsia="Times New Roman" w:hAnsi="Consolas" w:cs="Times New Roman"/>
-          <w:color w:val="D4D4D4"/>
-          <w:kern w:val="0"/>
-          <w:sz w:val="21"/>
-          <w:szCs w:val="21"/>
-          <w14:ligatures w14:val="none"/>
-        </w:rPr>
-        <w:t>&gt;</w:t>
-      </w:r>
-      <w:r>
-        <w:rPr>
-          <w:rFonts w:ascii="Consolas" w:eastAsia="Times New Roman" w:hAnsi="Consolas" w:cs="Times New Roman"/>
-          <w:color w:val="9CDCFE"/>
-          <w:kern w:val="0"/>
-          <w:sz w:val="21"/>
-          <w:szCs w:val="21"/>
-          <w14:ligatures w14:val="none"/>
-        </w:rPr>
-        <w:t>now</w:t>
-      </w:r>
-      <w:r>
-        <w:rPr>
-          <w:rFonts w:ascii="Consolas" w:eastAsia="Times New Roman" w:hAnsi="Consolas" w:cs="Times New Roman"/>
-          <w:color w:val="CCCCCC"/>
-          <w:kern w:val="0"/>
-          <w:sz w:val="21"/>
-          <w:szCs w:val="21"/>
-          <w14:ligatures w14:val="none"/>
-        </w:rPr>
-        <w:t>]</w:t>
+      <w:proofErr w:type="gramEnd"/>
+      <w:r>
+        <w:rPr>
+          <w:rFonts w:ascii="Consolas" w:eastAsia="Times New Roman" w:hAnsi="Consolas" w:cs="Times New Roman"/>
+          <w:color w:val="CCCCCC"/>
+          <w:kern w:val="0"/>
+          <w:sz w:val="21"/>
+          <w:szCs w:val="21"/>
+          <w14:ligatures w14:val="none"/>
+        </w:rPr>
+        <w:t>({</w:t>
       </w:r>
     </w:p>
     <w:p>
@@ -19638,62 +21390,51 @@
           <w:szCs w:val="21"/>
           <w14:ligatures w14:val="none"/>
         </w:rPr>
-        <w:t xml:space="preserve">        </w:t>
-      </w:r>
-      <w:r>
-        <w:rPr>
-          <w:rFonts w:ascii="Consolas" w:eastAsia="Times New Roman" w:hAnsi="Consolas" w:cs="Times New Roman"/>
-          <w:color w:val="9CDCFE"/>
-          <w:kern w:val="0"/>
-          <w:sz w:val="21"/>
-          <w:szCs w:val="21"/>
-          <w14:ligatures w14:val="none"/>
-        </w:rPr>
-        <w:t>total</w:t>
-      </w:r>
-      <w:r>
-        <w:rPr>
-          <w:rFonts w:ascii="Consolas" w:eastAsia="Times New Roman" w:hAnsi="Consolas" w:cs="Times New Roman"/>
-          <w:color w:val="CCCCCC"/>
-          <w:kern w:val="0"/>
-          <w:sz w:val="21"/>
-          <w:szCs w:val="21"/>
-          <w14:ligatures w14:val="none"/>
-        </w:rPr>
-        <w:t xml:space="preserve"> </w:t>
-      </w:r>
-      <w:r>
-        <w:rPr>
-          <w:rFonts w:ascii="Consolas" w:eastAsia="Times New Roman" w:hAnsi="Consolas" w:cs="Times New Roman"/>
-          <w:color w:val="D4D4D4"/>
-          <w:kern w:val="0"/>
-          <w:sz w:val="21"/>
-          <w:szCs w:val="21"/>
-          <w14:ligatures w14:val="none"/>
-        </w:rPr>
-        <w:t>=</w:t>
-      </w:r>
-      <w:r>
-        <w:rPr>
-          <w:rFonts w:ascii="Consolas" w:eastAsia="Times New Roman" w:hAnsi="Consolas" w:cs="Times New Roman"/>
-          <w:color w:val="CCCCCC"/>
-          <w:kern w:val="0"/>
-          <w:sz w:val="21"/>
-          <w:szCs w:val="21"/>
-          <w14:ligatures w14:val="none"/>
-        </w:rPr>
-        <w:t xml:space="preserve"> </w:t>
-      </w:r>
-      <w:r>
-        <w:rPr>
-          <w:rFonts w:ascii="Consolas" w:eastAsia="Times New Roman" w:hAnsi="Consolas" w:cs="Times New Roman"/>
-          <w:color w:val="B5CEA8"/>
-          <w:kern w:val="0"/>
-          <w:sz w:val="21"/>
-          <w:szCs w:val="21"/>
-          <w14:ligatures w14:val="none"/>
-        </w:rPr>
-        <w:t>1.0</w:t>
+        <w:t xml:space="preserve">                    </w:t>
+      </w:r>
+      <w:r>
+        <w:rPr>
+          <w:rFonts w:ascii="Consolas" w:eastAsia="Times New Roman" w:hAnsi="Consolas" w:cs="Times New Roman"/>
+          <w:color w:val="CE9178"/>
+          <w:kern w:val="0"/>
+          <w:sz w:val="21"/>
+          <w:szCs w:val="21"/>
+          <w14:ligatures w14:val="none"/>
+        </w:rPr>
+        <w:t>"x"</w:t>
+      </w:r>
+      <w:r>
+        <w:rPr>
+          <w:rFonts w:ascii="Consolas" w:eastAsia="Times New Roman" w:hAnsi="Consolas" w:cs="Times New Roman"/>
+          <w:color w:val="CCCCCC"/>
+          <w:kern w:val="0"/>
+          <w:sz w:val="21"/>
+          <w:szCs w:val="21"/>
+          <w14:ligatures w14:val="none"/>
+        </w:rPr>
+        <w:t xml:space="preserve">: </w:t>
+      </w:r>
+      <w:r>
+        <w:rPr>
+          <w:rFonts w:ascii="Consolas" w:eastAsia="Times New Roman" w:hAnsi="Consolas" w:cs="Times New Roman"/>
+          <w:color w:val="9CDCFE"/>
+          <w:kern w:val="0"/>
+          <w:sz w:val="21"/>
+          <w:szCs w:val="21"/>
+          <w14:ligatures w14:val="none"/>
+        </w:rPr>
+        <w:t>cx</w:t>
+      </w:r>
+      <w:r>
+        <w:rPr>
+          <w:rFonts w:ascii="Consolas" w:eastAsia="Times New Roman" w:hAnsi="Consolas" w:cs="Times New Roman"/>
+          <w:color w:val="CCCCCC"/>
+          <w:kern w:val="0"/>
+          <w:sz w:val="21"/>
+          <w:szCs w:val="21"/>
+          <w14:ligatures w14:val="none"/>
+        </w:rPr>
+        <w:t>,</w:t>
       </w:r>
     </w:p>
     <w:p>
@@ -19718,97 +21459,51 @@
           <w:szCs w:val="21"/>
           <w14:ligatures w14:val="none"/>
         </w:rPr>
-        <w:t xml:space="preserve">        </w:t>
-      </w:r>
-      <w:r>
-        <w:rPr>
-          <w:rFonts w:ascii="Consolas" w:eastAsia="Times New Roman" w:hAnsi="Consolas" w:cs="Times New Roman"/>
-          <w:color w:val="C586C0"/>
-          <w:kern w:val="0"/>
-          <w:sz w:val="21"/>
-          <w:szCs w:val="21"/>
-          <w14:ligatures w14:val="none"/>
-        </w:rPr>
-        <w:t>for</w:t>
-      </w:r>
-      <w:r>
-        <w:rPr>
-          <w:rFonts w:ascii="Consolas" w:eastAsia="Times New Roman" w:hAnsi="Consolas" w:cs="Times New Roman"/>
-          <w:color w:val="CCCCCC"/>
-          <w:kern w:val="0"/>
-          <w:sz w:val="21"/>
-          <w:szCs w:val="21"/>
-          <w14:ligatures w14:val="none"/>
-        </w:rPr>
-        <w:t xml:space="preserve"> </w:t>
-      </w:r>
-      <w:r>
-        <w:rPr>
-          <w:rFonts w:ascii="Consolas" w:eastAsia="Times New Roman" w:hAnsi="Consolas" w:cs="Times New Roman"/>
-          <w:color w:val="9CDCFE"/>
-          <w:kern w:val="0"/>
-          <w:sz w:val="21"/>
-          <w:szCs w:val="21"/>
-          <w14:ligatures w14:val="none"/>
-        </w:rPr>
-        <w:t>ap</w:t>
-      </w:r>
-      <w:r>
-        <w:rPr>
-          <w:rFonts w:ascii="Consolas" w:eastAsia="Times New Roman" w:hAnsi="Consolas" w:cs="Times New Roman"/>
-          <w:color w:val="CCCCCC"/>
-          <w:kern w:val="0"/>
-          <w:sz w:val="21"/>
-          <w:szCs w:val="21"/>
-          <w14:ligatures w14:val="none"/>
-        </w:rPr>
-        <w:t xml:space="preserve"> </w:t>
-      </w:r>
-      <w:r>
-        <w:rPr>
-          <w:rFonts w:ascii="Consolas" w:eastAsia="Times New Roman" w:hAnsi="Consolas" w:cs="Times New Roman"/>
-          <w:color w:val="C586C0"/>
-          <w:kern w:val="0"/>
-          <w:sz w:val="21"/>
-          <w:szCs w:val="21"/>
-          <w14:ligatures w14:val="none"/>
-        </w:rPr>
-        <w:t>in</w:t>
-      </w:r>
-      <w:r>
-        <w:rPr>
-          <w:rFonts w:ascii="Consolas" w:eastAsia="Times New Roman" w:hAnsi="Consolas" w:cs="Times New Roman"/>
-          <w:color w:val="CCCCCC"/>
-          <w:kern w:val="0"/>
-          <w:sz w:val="21"/>
-          <w:szCs w:val="21"/>
-          <w14:ligatures w14:val="none"/>
-        </w:rPr>
-        <w:t xml:space="preserve"> </w:t>
-      </w:r>
-      <w:proofErr w:type="spellStart"/>
-      <w:r>
-        <w:rPr>
-          <w:rFonts w:ascii="Consolas" w:eastAsia="Times New Roman" w:hAnsi="Consolas" w:cs="Times New Roman"/>
-          <w:color w:val="9CDCFE"/>
-          <w:kern w:val="0"/>
-          <w:sz w:val="21"/>
-          <w:szCs w:val="21"/>
-          <w14:ligatures w14:val="none"/>
-        </w:rPr>
-        <w:t>active_powerups</w:t>
-      </w:r>
-      <w:proofErr w:type="spellEnd"/>
-      <w:r>
-        <w:rPr>
-          <w:rFonts w:ascii="Consolas" w:eastAsia="Times New Roman" w:hAnsi="Consolas" w:cs="Times New Roman"/>
-          <w:color w:val="CCCCCC"/>
-          <w:kern w:val="0"/>
-          <w:sz w:val="21"/>
-          <w:szCs w:val="21"/>
-          <w14:ligatures w14:val="none"/>
-        </w:rPr>
-        <w:t>:</w:t>
+        <w:t xml:space="preserve">                    </w:t>
+      </w:r>
+      <w:r>
+        <w:rPr>
+          <w:rFonts w:ascii="Consolas" w:eastAsia="Times New Roman" w:hAnsi="Consolas" w:cs="Times New Roman"/>
+          <w:color w:val="CE9178"/>
+          <w:kern w:val="0"/>
+          <w:sz w:val="21"/>
+          <w:szCs w:val="21"/>
+          <w14:ligatures w14:val="none"/>
+        </w:rPr>
+        <w:t>"y"</w:t>
+      </w:r>
+      <w:r>
+        <w:rPr>
+          <w:rFonts w:ascii="Consolas" w:eastAsia="Times New Roman" w:hAnsi="Consolas" w:cs="Times New Roman"/>
+          <w:color w:val="CCCCCC"/>
+          <w:kern w:val="0"/>
+          <w:sz w:val="21"/>
+          <w:szCs w:val="21"/>
+          <w14:ligatures w14:val="none"/>
+        </w:rPr>
+        <w:t xml:space="preserve">: </w:t>
+      </w:r>
+      <w:r>
+        <w:rPr>
+          <w:rFonts w:ascii="Consolas" w:eastAsia="Times New Roman" w:hAnsi="Consolas" w:cs="Times New Roman"/>
+          <w:color w:val="9CDCFE"/>
+          <w:kern w:val="0"/>
+          <w:sz w:val="21"/>
+          <w:szCs w:val="21"/>
+          <w14:ligatures w14:val="none"/>
+        </w:rPr>
+        <w:t>cy</w:t>
+      </w:r>
+      <w:r>
+        <w:rPr>
+          <w:rFonts w:ascii="Consolas" w:eastAsia="Times New Roman" w:hAnsi="Consolas" w:cs="Times New Roman"/>
+          <w:color w:val="CCCCCC"/>
+          <w:kern w:val="0"/>
+          <w:sz w:val="21"/>
+          <w:szCs w:val="21"/>
+          <w14:ligatures w14:val="none"/>
+        </w:rPr>
+        <w:t>,</w:t>
       </w:r>
     </w:p>
     <w:p>
@@ -19821,86 +21516,20 @@
           <w:kern w:val="0"/>
           <w:sz w:val="21"/>
           <w:szCs w:val="21"/>
-          <w14:ligatures w14:val="none"/>
-        </w:rPr>
-      </w:pPr>
-      <w:r>
-        <w:rPr>
-          <w:rFonts w:ascii="Consolas" w:eastAsia="Times New Roman" w:hAnsi="Consolas" w:cs="Times New Roman"/>
-          <w:color w:val="CCCCCC"/>
-          <w:kern w:val="0"/>
-          <w:sz w:val="21"/>
-          <w:szCs w:val="21"/>
-          <w14:ligatures w14:val="none"/>
-        </w:rPr>
-        <w:t xml:space="preserve">            </w:t>
-      </w:r>
-      <w:r>
-        <w:rPr>
-          <w:rFonts w:ascii="Consolas" w:eastAsia="Times New Roman" w:hAnsi="Consolas" w:cs="Times New Roman"/>
-          <w:color w:val="9CDCFE"/>
-          <w:kern w:val="0"/>
-          <w:sz w:val="21"/>
-          <w:szCs w:val="21"/>
-          <w14:ligatures w14:val="none"/>
-        </w:rPr>
-        <w:t>total</w:t>
-      </w:r>
-      <w:r>
-        <w:rPr>
-          <w:rFonts w:ascii="Consolas" w:eastAsia="Times New Roman" w:hAnsi="Consolas" w:cs="Times New Roman"/>
-          <w:color w:val="CCCCCC"/>
-          <w:kern w:val="0"/>
-          <w:sz w:val="21"/>
-          <w:szCs w:val="21"/>
-          <w14:ligatures w14:val="none"/>
-        </w:rPr>
-        <w:t xml:space="preserve"> </w:t>
-      </w:r>
-      <w:r>
-        <w:rPr>
-          <w:rFonts w:ascii="Consolas" w:eastAsia="Times New Roman" w:hAnsi="Consolas" w:cs="Times New Roman"/>
-          <w:color w:val="D4D4D4"/>
-          <w:kern w:val="0"/>
-          <w:sz w:val="21"/>
-          <w:szCs w:val="21"/>
-          <w14:ligatures w14:val="none"/>
-        </w:rPr>
-        <w:t>*=</w:t>
-      </w:r>
-      <w:r>
-        <w:rPr>
-          <w:rFonts w:ascii="Consolas" w:eastAsia="Times New Roman" w:hAnsi="Consolas" w:cs="Times New Roman"/>
-          <w:color w:val="CCCCCC"/>
-          <w:kern w:val="0"/>
-          <w:sz w:val="21"/>
-          <w:szCs w:val="21"/>
-          <w14:ligatures w14:val="none"/>
-        </w:rPr>
-        <w:t xml:space="preserve"> </w:t>
-      </w:r>
-      <w:proofErr w:type="gramStart"/>
-      <w:r>
-        <w:rPr>
-          <w:rFonts w:ascii="Consolas" w:eastAsia="Times New Roman" w:hAnsi="Consolas" w:cs="Times New Roman"/>
-          <w:color w:val="9CDCFE"/>
-          <w:kern w:val="0"/>
-          <w:sz w:val="21"/>
-          <w:szCs w:val="21"/>
-          <w14:ligatures w14:val="none"/>
-        </w:rPr>
-        <w:t>ap</w:t>
-      </w:r>
-      <w:r>
-        <w:rPr>
-          <w:rFonts w:ascii="Consolas" w:eastAsia="Times New Roman" w:hAnsi="Consolas" w:cs="Times New Roman"/>
-          <w:color w:val="CCCCCC"/>
-          <w:kern w:val="0"/>
-          <w:sz w:val="21"/>
-          <w:szCs w:val="21"/>
-          <w14:ligatures w14:val="none"/>
-        </w:rPr>
-        <w:t>[</w:t>
+          <w:lang w:val="el-GR"/>
+          <w14:ligatures w14:val="none"/>
+        </w:rPr>
+      </w:pPr>
+      <w:r>
+        <w:rPr>
+          <w:rFonts w:ascii="Consolas" w:eastAsia="Times New Roman" w:hAnsi="Consolas" w:cs="Times New Roman"/>
+          <w:color w:val="CCCCCC"/>
+          <w:kern w:val="0"/>
+          <w:sz w:val="21"/>
+          <w:szCs w:val="21"/>
+          <w14:ligatures w14:val="none"/>
+        </w:rPr>
+        <w:t xml:space="preserve">                    </w:t>
       </w:r>
       <w:r>
         <w:rPr>
@@ -19909,46 +21538,211 @@
           <w:kern w:val="0"/>
           <w:sz w:val="21"/>
           <w:szCs w:val="21"/>
+          <w:lang w:val="el-GR"/>
           <w14:ligatures w14:val="none"/>
         </w:rPr>
         <w:t>"</w:t>
       </w:r>
+      <w:r>
+        <w:rPr>
+          <w:rFonts w:ascii="Consolas" w:eastAsia="Times New Roman" w:hAnsi="Consolas" w:cs="Times New Roman"/>
+          <w:color w:val="CE9178"/>
+          <w:kern w:val="0"/>
+          <w:sz w:val="21"/>
+          <w:szCs w:val="21"/>
+          <w14:ligatures w14:val="none"/>
+        </w:rPr>
+        <w:t>type</w:t>
+      </w:r>
+      <w:r>
+        <w:rPr>
+          <w:rFonts w:ascii="Consolas" w:eastAsia="Times New Roman" w:hAnsi="Consolas" w:cs="Times New Roman"/>
+          <w:color w:val="CE9178"/>
+          <w:kern w:val="0"/>
+          <w:sz w:val="21"/>
+          <w:szCs w:val="21"/>
+          <w:lang w:val="el-GR"/>
+          <w14:ligatures w14:val="none"/>
+        </w:rPr>
+        <w:t>"</w:t>
+      </w:r>
+      <w:r>
+        <w:rPr>
+          <w:rFonts w:ascii="Consolas" w:eastAsia="Times New Roman" w:hAnsi="Consolas" w:cs="Times New Roman"/>
+          <w:color w:val="CCCCCC"/>
+          <w:kern w:val="0"/>
+          <w:sz w:val="21"/>
+          <w:szCs w:val="21"/>
+          <w:lang w:val="el-GR"/>
+          <w14:ligatures w14:val="none"/>
+        </w:rPr>
+        <w:t xml:space="preserve">: </w:t>
+      </w:r>
       <w:proofErr w:type="spellStart"/>
-      <w:proofErr w:type="gramEnd"/>
-      <w:r>
-        <w:rPr>
-          <w:rFonts w:ascii="Consolas" w:eastAsia="Times New Roman" w:hAnsi="Consolas" w:cs="Times New Roman"/>
-          <w:color w:val="CE9178"/>
-          <w:kern w:val="0"/>
-          <w:sz w:val="21"/>
-          <w:szCs w:val="21"/>
-          <w14:ligatures w14:val="none"/>
-        </w:rPr>
-        <w:t>mult</w:t>
+      <w:r>
+        <w:rPr>
+          <w:rFonts w:ascii="Consolas" w:eastAsia="Times New Roman" w:hAnsi="Consolas" w:cs="Times New Roman"/>
+          <w:color w:val="9CDCFE"/>
+          <w:kern w:val="0"/>
+          <w:sz w:val="21"/>
+          <w:szCs w:val="21"/>
+          <w14:ligatures w14:val="none"/>
+        </w:rPr>
+        <w:t>pu</w:t>
       </w:r>
       <w:proofErr w:type="spellEnd"/>
       <w:r>
         <w:rPr>
           <w:rFonts w:ascii="Consolas" w:eastAsia="Times New Roman" w:hAnsi="Consolas" w:cs="Times New Roman"/>
-          <w:color w:val="CE9178"/>
-          <w:kern w:val="0"/>
-          <w:sz w:val="21"/>
-          <w:szCs w:val="21"/>
-          <w14:ligatures w14:val="none"/>
-        </w:rPr>
-        <w:t>"</w:t>
-      </w:r>
-      <w:r>
-        <w:rPr>
-          <w:rFonts w:ascii="Consolas" w:eastAsia="Times New Roman" w:hAnsi="Consolas" w:cs="Times New Roman"/>
-          <w:color w:val="CCCCCC"/>
-          <w:kern w:val="0"/>
-          <w:sz w:val="21"/>
-          <w:szCs w:val="21"/>
-          <w14:ligatures w14:val="none"/>
-        </w:rPr>
-        <w:t>]</w:t>
-      </w:r>
+          <w:color w:val="9CDCFE"/>
+          <w:kern w:val="0"/>
+          <w:sz w:val="21"/>
+          <w:szCs w:val="21"/>
+          <w:lang w:val="el-GR"/>
+          <w14:ligatures w14:val="none"/>
+        </w:rPr>
+        <w:t>_</w:t>
+      </w:r>
+      <w:r>
+        <w:rPr>
+          <w:rFonts w:ascii="Consolas" w:eastAsia="Times New Roman" w:hAnsi="Consolas" w:cs="Times New Roman"/>
+          <w:color w:val="9CDCFE"/>
+          <w:kern w:val="0"/>
+          <w:sz w:val="21"/>
+          <w:szCs w:val="21"/>
+          <w14:ligatures w14:val="none"/>
+        </w:rPr>
+        <w:t>type</w:t>
+      </w:r>
+    </w:p>
+    <w:p>
+      <w:pPr>
+        <w:jc w:val="both"/>
+        <w:rPr>
+          <w:lang w:val="el-GR"/>
+        </w:rPr>
+      </w:pPr>
+    </w:p>
+    <w:p>
+      <w:pPr>
+        <w:jc w:val="both"/>
+        <w:rPr>
+          <w:lang w:val="el-GR"/>
+        </w:rPr>
+      </w:pPr>
+      <w:r>
+        <w:rPr>
+          <w:lang w:val="el-GR"/>
+        </w:rPr>
+        <w:lastRenderedPageBreak/>
+        <w:t xml:space="preserve">Τα </w:t>
+      </w:r>
+      <w:r>
+        <w:t>WEIGHTS</w:t>
+      </w:r>
+      <w:r>
+        <w:rPr>
+          <w:lang w:val="el-GR"/>
+        </w:rPr>
+        <w:t xml:space="preserve"> </w:t>
+      </w:r>
+      <w:r>
+        <w:rPr>
+          <w:lang w:val="el-GR"/>
+        </w:rPr>
+        <w:t xml:space="preserve">είναι συντελεστές που έχουν </w:t>
+      </w:r>
+      <w:proofErr w:type="spellStart"/>
+      <w:r>
+        <w:rPr>
+          <w:lang w:val="el-GR"/>
+        </w:rPr>
+        <w:t>αθροισμα</w:t>
+      </w:r>
+      <w:proofErr w:type="spellEnd"/>
+      <w:r>
+        <w:rPr>
+          <w:lang w:val="el-GR"/>
+        </w:rPr>
+        <w:t xml:space="preserve"> 1 ώστε να </w:t>
+      </w:r>
+      <w:proofErr w:type="spellStart"/>
+      <w:r>
+        <w:rPr>
+          <w:lang w:val="el-GR"/>
+        </w:rPr>
+        <w:t>αλλαξει</w:t>
+      </w:r>
+      <w:proofErr w:type="spellEnd"/>
+      <w:r>
+        <w:rPr>
+          <w:lang w:val="el-GR"/>
+        </w:rPr>
+        <w:t xml:space="preserve"> η </w:t>
+      </w:r>
+      <w:proofErr w:type="spellStart"/>
+      <w:r>
+        <w:rPr>
+          <w:lang w:val="el-GR"/>
+        </w:rPr>
+        <w:t>πιθανοτητα</w:t>
+      </w:r>
+      <w:proofErr w:type="spellEnd"/>
+      <w:r>
+        <w:rPr>
+          <w:lang w:val="el-GR"/>
+        </w:rPr>
+        <w:t xml:space="preserve"> εμφάνισης κάθε </w:t>
+      </w:r>
+      <w:r>
+        <w:t>powerup</w:t>
+      </w:r>
+      <w:r>
+        <w:rPr>
+          <w:lang w:val="el-GR"/>
+        </w:rPr>
+        <w:t xml:space="preserve">. </w:t>
+      </w:r>
+    </w:p>
+    <w:p>
+      <w:pPr>
+        <w:jc w:val="both"/>
+        <w:rPr>
+          <w:lang w:val="el-GR"/>
+        </w:rPr>
+      </w:pPr>
+      <w:r>
+        <w:rPr>
+          <w:lang w:val="el-GR"/>
+        </w:rPr>
+        <w:t xml:space="preserve">Επίσης αλλάζουμε και το </w:t>
+      </w:r>
+      <w:r>
+        <w:t>active</w:t>
+      </w:r>
+      <w:r>
+        <w:rPr>
+          <w:lang w:val="el-GR"/>
+        </w:rPr>
+        <w:t>_</w:t>
+      </w:r>
+      <w:r>
+        <w:t>powerups</w:t>
+      </w:r>
+      <w:r>
+        <w:rPr>
+          <w:lang w:val="el-GR"/>
+        </w:rPr>
+        <w:t>:</w:t>
+      </w:r>
+    </w:p>
+    <w:p>
+      <w:pPr>
+        <w:jc w:val="both"/>
+        <w:rPr>
+          <w:lang w:val="el-GR"/>
+        </w:rPr>
+      </w:pPr>
     </w:p>
     <w:p>
       <w:pPr>
@@ -19958,33 +21752,156 @@
           <w:rFonts w:ascii="Consolas" w:eastAsia="Times New Roman" w:hAnsi="Consolas" w:cs="Times New Roman"/>
           <w:color w:val="CCCCCC"/>
           <w:kern w:val="0"/>
-          <w:sz w:val="21"/>
-          <w:szCs w:val="21"/>
-          <w14:ligatures w14:val="none"/>
-        </w:rPr>
-      </w:pPr>
-      <w:r>
-        <w:rPr>
-          <w:rFonts w:ascii="Consolas" w:eastAsia="Times New Roman" w:hAnsi="Consolas" w:cs="Times New Roman"/>
-          <w:color w:val="CCCCCC"/>
-          <w:kern w:val="0"/>
-          <w:sz w:val="21"/>
-          <w:szCs w:val="21"/>
-          <w14:ligatures w14:val="none"/>
-        </w:rPr>
-        <w:t xml:space="preserve">        </w:t>
+          <w:sz w:val="18"/>
+          <w:szCs w:val="18"/>
+          <w14:ligatures w14:val="none"/>
+        </w:rPr>
+      </w:pPr>
+      <w:r>
+        <w:rPr>
+          <w:rFonts w:ascii="Consolas" w:eastAsia="Times New Roman" w:hAnsi="Consolas" w:cs="Times New Roman"/>
+          <w:color w:val="CCCCCC"/>
+          <w:kern w:val="0"/>
+          <w:sz w:val="18"/>
+          <w:szCs w:val="18"/>
+          <w14:ligatures w14:val="none"/>
+        </w:rPr>
+        <w:t> </w:t>
+      </w:r>
+      <w:r>
+        <w:rPr>
+          <w:rFonts w:ascii="Consolas" w:eastAsia="Times New Roman" w:hAnsi="Consolas" w:cs="Times New Roman"/>
+          <w:color w:val="CCCCCC"/>
+          <w:kern w:val="0"/>
+          <w:sz w:val="18"/>
+          <w:szCs w:val="18"/>
+          <w:lang w:val="el-GR"/>
+          <w14:ligatures w14:val="none"/>
+        </w:rPr>
+        <w:t xml:space="preserve"> </w:t>
+      </w:r>
+      <w:r>
+        <w:rPr>
+          <w:rFonts w:ascii="Consolas" w:eastAsia="Times New Roman" w:hAnsi="Consolas" w:cs="Times New Roman"/>
+          <w:color w:val="CCCCCC"/>
+          <w:kern w:val="0"/>
+          <w:sz w:val="18"/>
+          <w:szCs w:val="18"/>
+          <w14:ligatures w14:val="none"/>
+        </w:rPr>
+        <w:t> </w:t>
+      </w:r>
+      <w:r>
+        <w:rPr>
+          <w:rFonts w:ascii="Consolas" w:eastAsia="Times New Roman" w:hAnsi="Consolas" w:cs="Times New Roman"/>
+          <w:color w:val="9CDCFE"/>
+          <w:kern w:val="0"/>
+          <w:sz w:val="18"/>
+          <w:szCs w:val="18"/>
+          <w14:ligatures w14:val="none"/>
+        </w:rPr>
+        <w:t>now</w:t>
+      </w:r>
+      <w:r>
+        <w:rPr>
+          <w:rFonts w:ascii="Consolas" w:eastAsia="Times New Roman" w:hAnsi="Consolas" w:cs="Times New Roman"/>
+          <w:color w:val="CCCCCC"/>
+          <w:kern w:val="0"/>
+          <w:sz w:val="18"/>
+          <w:szCs w:val="18"/>
+          <w14:ligatures w14:val="none"/>
+        </w:rPr>
+        <w:t xml:space="preserve"> </w:t>
+      </w:r>
+      <w:r>
+        <w:rPr>
+          <w:rFonts w:ascii="Consolas" w:eastAsia="Times New Roman" w:hAnsi="Consolas" w:cs="Times New Roman"/>
+          <w:color w:val="D4D4D4"/>
+          <w:kern w:val="0"/>
+          <w:sz w:val="18"/>
+          <w:szCs w:val="18"/>
+          <w14:ligatures w14:val="none"/>
+        </w:rPr>
+        <w:t>=</w:t>
+      </w:r>
+      <w:r>
+        <w:rPr>
+          <w:rFonts w:ascii="Consolas" w:eastAsia="Times New Roman" w:hAnsi="Consolas" w:cs="Times New Roman"/>
+          <w:color w:val="CCCCCC"/>
+          <w:kern w:val="0"/>
+          <w:sz w:val="18"/>
+          <w:szCs w:val="18"/>
+          <w14:ligatures w14:val="none"/>
+        </w:rPr>
+        <w:t xml:space="preserve"> </w:t>
       </w:r>
       <w:proofErr w:type="spellStart"/>
       <w:r>
         <w:rPr>
           <w:rFonts w:ascii="Consolas" w:eastAsia="Times New Roman" w:hAnsi="Consolas" w:cs="Times New Roman"/>
-          <w:color w:val="9CDCFE"/>
-          <w:kern w:val="0"/>
-          <w:sz w:val="21"/>
-          <w:szCs w:val="21"/>
-          <w14:ligatures w14:val="none"/>
-        </w:rPr>
-        <w:t>new_width</w:t>
+          <w:color w:val="4EC9B0"/>
+          <w:kern w:val="0"/>
+          <w:sz w:val="18"/>
+          <w:szCs w:val="18"/>
+          <w14:ligatures w14:val="none"/>
+        </w:rPr>
+        <w:t>pygame</w:t>
+      </w:r>
+      <w:r>
+        <w:rPr>
+          <w:rFonts w:ascii="Consolas" w:eastAsia="Times New Roman" w:hAnsi="Consolas" w:cs="Times New Roman"/>
+          <w:color w:val="CCCCCC"/>
+          <w:kern w:val="0"/>
+          <w:sz w:val="18"/>
+          <w:szCs w:val="18"/>
+          <w14:ligatures w14:val="none"/>
+        </w:rPr>
+        <w:t>.</w:t>
+      </w:r>
+      <w:r>
+        <w:rPr>
+          <w:rFonts w:ascii="Consolas" w:eastAsia="Times New Roman" w:hAnsi="Consolas" w:cs="Times New Roman"/>
+          <w:color w:val="4EC9B0"/>
+          <w:kern w:val="0"/>
+          <w:sz w:val="18"/>
+          <w:szCs w:val="18"/>
+          <w14:ligatures w14:val="none"/>
+        </w:rPr>
+        <w:t>time</w:t>
+      </w:r>
+      <w:r>
+        <w:rPr>
+          <w:rFonts w:ascii="Consolas" w:eastAsia="Times New Roman" w:hAnsi="Consolas" w:cs="Times New Roman"/>
+          <w:color w:val="CCCCCC"/>
+          <w:kern w:val="0"/>
+          <w:sz w:val="18"/>
+          <w:szCs w:val="18"/>
+          <w14:ligatures w14:val="none"/>
+        </w:rPr>
+        <w:t>.</w:t>
+      </w:r>
+      <w:r>
+        <w:rPr>
+          <w:rFonts w:ascii="Consolas" w:eastAsia="Times New Roman" w:hAnsi="Consolas" w:cs="Times New Roman"/>
+          <w:color w:val="DCDCAA"/>
+          <w:kern w:val="0"/>
+          <w:sz w:val="18"/>
+          <w:szCs w:val="18"/>
+          <w14:ligatures w14:val="none"/>
+        </w:rPr>
+        <w:t>get_</w:t>
+      </w:r>
+      <w:proofErr w:type="gramStart"/>
+      <w:r>
+        <w:rPr>
+          <w:rFonts w:ascii="Consolas" w:eastAsia="Times New Roman" w:hAnsi="Consolas" w:cs="Times New Roman"/>
+          <w:color w:val="DCDCAA"/>
+          <w:kern w:val="0"/>
+          <w:sz w:val="18"/>
+          <w:szCs w:val="18"/>
+          <w14:ligatures w14:val="none"/>
+        </w:rPr>
+        <w:t>ticks</w:t>
       </w:r>
       <w:proofErr w:type="spellEnd"/>
       <w:r>
@@ -19992,53 +21909,8 @@
           <w:rFonts w:ascii="Consolas" w:eastAsia="Times New Roman" w:hAnsi="Consolas" w:cs="Times New Roman"/>
           <w:color w:val="CCCCCC"/>
           <w:kern w:val="0"/>
-          <w:sz w:val="21"/>
-          <w:szCs w:val="21"/>
-          <w14:ligatures w14:val="none"/>
-        </w:rPr>
-        <w:t xml:space="preserve"> </w:t>
-      </w:r>
-      <w:r>
-        <w:rPr>
-          <w:rFonts w:ascii="Consolas" w:eastAsia="Times New Roman" w:hAnsi="Consolas" w:cs="Times New Roman"/>
-          <w:color w:val="D4D4D4"/>
-          <w:kern w:val="0"/>
-          <w:sz w:val="21"/>
-          <w:szCs w:val="21"/>
-          <w14:ligatures w14:val="none"/>
-        </w:rPr>
-        <w:t>=</w:t>
-      </w:r>
-      <w:r>
-        <w:rPr>
-          <w:rFonts w:ascii="Consolas" w:eastAsia="Times New Roman" w:hAnsi="Consolas" w:cs="Times New Roman"/>
-          <w:color w:val="CCCCCC"/>
-          <w:kern w:val="0"/>
-          <w:sz w:val="21"/>
-          <w:szCs w:val="21"/>
-          <w14:ligatures w14:val="none"/>
-        </w:rPr>
-        <w:t xml:space="preserve"> </w:t>
-      </w:r>
-      <w:proofErr w:type="gramStart"/>
-      <w:r>
-        <w:rPr>
-          <w:rFonts w:ascii="Consolas" w:eastAsia="Times New Roman" w:hAnsi="Consolas" w:cs="Times New Roman"/>
-          <w:color w:val="DCDCAA"/>
-          <w:kern w:val="0"/>
-          <w:sz w:val="21"/>
-          <w:szCs w:val="21"/>
-          <w14:ligatures w14:val="none"/>
-        </w:rPr>
-        <w:t>max</w:t>
-      </w:r>
-      <w:r>
-        <w:rPr>
-          <w:rFonts w:ascii="Consolas" w:eastAsia="Times New Roman" w:hAnsi="Consolas" w:cs="Times New Roman"/>
-          <w:color w:val="CCCCCC"/>
-          <w:kern w:val="0"/>
-          <w:sz w:val="21"/>
-          <w:szCs w:val="21"/>
+          <w:sz w:val="18"/>
+          <w:szCs w:val="18"/>
           <w14:ligatures w14:val="none"/>
         </w:rPr>
         <w:t>(</w:t>
@@ -20047,162 +21919,13 @@
       <w:r>
         <w:rPr>
           <w:rFonts w:ascii="Consolas" w:eastAsia="Times New Roman" w:hAnsi="Consolas" w:cs="Times New Roman"/>
-          <w:color w:val="B5CEA8"/>
-          <w:kern w:val="0"/>
-          <w:sz w:val="21"/>
-          <w:szCs w:val="21"/>
-          <w14:ligatures w14:val="none"/>
-        </w:rPr>
-        <w:t>20</w:t>
-      </w:r>
-      <w:r>
-        <w:rPr>
-          <w:rFonts w:ascii="Consolas" w:eastAsia="Times New Roman" w:hAnsi="Consolas" w:cs="Times New Roman"/>
-          <w:color w:val="CCCCCC"/>
-          <w:kern w:val="0"/>
-          <w:sz w:val="21"/>
-          <w:szCs w:val="21"/>
-          <w14:ligatures w14:val="none"/>
-        </w:rPr>
-        <w:t xml:space="preserve">, </w:t>
-      </w:r>
-      <w:proofErr w:type="gramStart"/>
-      <w:r>
-        <w:rPr>
-          <w:rFonts w:ascii="Consolas" w:eastAsia="Times New Roman" w:hAnsi="Consolas" w:cs="Times New Roman"/>
-          <w:color w:val="DCDCAA"/>
-          <w:kern w:val="0"/>
-          <w:sz w:val="21"/>
-          <w:szCs w:val="21"/>
-          <w14:ligatures w14:val="none"/>
-        </w:rPr>
-        <w:t>min</w:t>
-      </w:r>
-      <w:r>
-        <w:rPr>
-          <w:rFonts w:ascii="Consolas" w:eastAsia="Times New Roman" w:hAnsi="Consolas" w:cs="Times New Roman"/>
-          <w:color w:val="CCCCCC"/>
-          <w:kern w:val="0"/>
-          <w:sz w:val="21"/>
-          <w:szCs w:val="21"/>
-          <w14:ligatures w14:val="none"/>
-        </w:rPr>
-        <w:t>(</w:t>
-      </w:r>
-      <w:proofErr w:type="gramEnd"/>
-      <w:r>
-        <w:rPr>
-          <w:rFonts w:ascii="Consolas" w:eastAsia="Times New Roman" w:hAnsi="Consolas" w:cs="Times New Roman"/>
-          <w:color w:val="4FC1FF"/>
-          <w:kern w:val="0"/>
-          <w:sz w:val="21"/>
-          <w:szCs w:val="21"/>
-          <w14:ligatures w14:val="none"/>
-        </w:rPr>
-        <w:t>WIDTH</w:t>
-      </w:r>
-      <w:r>
-        <w:rPr>
-          <w:rFonts w:ascii="Consolas" w:eastAsia="Times New Roman" w:hAnsi="Consolas" w:cs="Times New Roman"/>
-          <w:color w:val="CCCCCC"/>
-          <w:kern w:val="0"/>
-          <w:sz w:val="21"/>
-          <w:szCs w:val="21"/>
-          <w14:ligatures w14:val="none"/>
-        </w:rPr>
-        <w:t xml:space="preserve">, </w:t>
-      </w:r>
-      <w:proofErr w:type="gramStart"/>
-      <w:r>
-        <w:rPr>
-          <w:rFonts w:ascii="Consolas" w:eastAsia="Times New Roman" w:hAnsi="Consolas" w:cs="Times New Roman"/>
-          <w:color w:val="4EC9B0"/>
-          <w:kern w:val="0"/>
-          <w:sz w:val="21"/>
-          <w:szCs w:val="21"/>
-          <w14:ligatures w14:val="none"/>
-        </w:rPr>
-        <w:t>int</w:t>
-      </w:r>
-      <w:r>
-        <w:rPr>
-          <w:rFonts w:ascii="Consolas" w:eastAsia="Times New Roman" w:hAnsi="Consolas" w:cs="Times New Roman"/>
-          <w:color w:val="CCCCCC"/>
-          <w:kern w:val="0"/>
-          <w:sz w:val="21"/>
-          <w:szCs w:val="21"/>
-          <w14:ligatures w14:val="none"/>
-        </w:rPr>
-        <w:t>(</w:t>
-      </w:r>
-      <w:proofErr w:type="spellStart"/>
-      <w:proofErr w:type="gramEnd"/>
-      <w:r>
-        <w:rPr>
-          <w:rFonts w:ascii="Consolas" w:eastAsia="Times New Roman" w:hAnsi="Consolas" w:cs="Times New Roman"/>
-          <w:color w:val="9CDCFE"/>
-          <w:kern w:val="0"/>
-          <w:sz w:val="21"/>
-          <w:szCs w:val="21"/>
-          <w14:ligatures w14:val="none"/>
-        </w:rPr>
-        <w:t>base_paddle_width</w:t>
-      </w:r>
-      <w:proofErr w:type="spellEnd"/>
-      <w:r>
-        <w:rPr>
-          <w:rFonts w:ascii="Consolas" w:eastAsia="Times New Roman" w:hAnsi="Consolas" w:cs="Times New Roman"/>
-          <w:color w:val="CCCCCC"/>
-          <w:kern w:val="0"/>
-          <w:sz w:val="21"/>
-          <w:szCs w:val="21"/>
-          <w14:ligatures w14:val="none"/>
-        </w:rPr>
-        <w:t xml:space="preserve"> </w:t>
-      </w:r>
-      <w:r>
-        <w:rPr>
-          <w:rFonts w:ascii="Consolas" w:eastAsia="Times New Roman" w:hAnsi="Consolas" w:cs="Times New Roman"/>
-          <w:color w:val="D4D4D4"/>
-          <w:kern w:val="0"/>
-          <w:sz w:val="21"/>
-          <w:szCs w:val="21"/>
-          <w14:ligatures w14:val="none"/>
-        </w:rPr>
-        <w:t>*</w:t>
-      </w:r>
-      <w:r>
-        <w:rPr>
-          <w:rFonts w:ascii="Consolas" w:eastAsia="Times New Roman" w:hAnsi="Consolas" w:cs="Times New Roman"/>
-          <w:color w:val="CCCCCC"/>
-          <w:kern w:val="0"/>
-          <w:sz w:val="21"/>
-          <w:szCs w:val="21"/>
-          <w14:ligatures w14:val="none"/>
-        </w:rPr>
-        <w:t xml:space="preserve"> </w:t>
-      </w:r>
-      <w:r>
-        <w:rPr>
-          <w:rFonts w:ascii="Consolas" w:eastAsia="Times New Roman" w:hAnsi="Consolas" w:cs="Times New Roman"/>
-          <w:color w:val="9CDCFE"/>
-          <w:kern w:val="0"/>
-          <w:sz w:val="21"/>
-          <w:szCs w:val="21"/>
-          <w14:ligatures w14:val="none"/>
-        </w:rPr>
-        <w:t>total</w:t>
-      </w:r>
-      <w:r>
-        <w:rPr>
-          <w:rFonts w:ascii="Consolas" w:eastAsia="Times New Roman" w:hAnsi="Consolas" w:cs="Times New Roman"/>
-          <w:color w:val="CCCCCC"/>
-          <w:kern w:val="0"/>
-          <w:sz w:val="21"/>
-          <w:szCs w:val="21"/>
-          <w14:ligatures w14:val="none"/>
-        </w:rPr>
-        <w:t>)))</w:t>
+          <w:color w:val="CCCCCC"/>
+          <w:kern w:val="0"/>
+          <w:sz w:val="18"/>
+          <w:szCs w:val="18"/>
+          <w14:ligatures w14:val="none"/>
+        </w:rPr>
+        <w:t>)</w:t>
       </w:r>
     </w:p>
     <w:p>
@@ -20213,29 +21936,29 @@
           <w:rFonts w:ascii="Consolas" w:eastAsia="Times New Roman" w:hAnsi="Consolas" w:cs="Times New Roman"/>
           <w:color w:val="CCCCCC"/>
           <w:kern w:val="0"/>
-          <w:sz w:val="21"/>
-          <w:szCs w:val="21"/>
-          <w14:ligatures w14:val="none"/>
-        </w:rPr>
-      </w:pPr>
-      <w:r>
-        <w:rPr>
-          <w:rFonts w:ascii="Consolas" w:eastAsia="Times New Roman" w:hAnsi="Consolas" w:cs="Times New Roman"/>
-          <w:color w:val="CCCCCC"/>
-          <w:kern w:val="0"/>
-          <w:sz w:val="21"/>
-          <w:szCs w:val="21"/>
-          <w14:ligatures w14:val="none"/>
-        </w:rPr>
-        <w:t xml:space="preserve">        </w:t>
+          <w:sz w:val="18"/>
+          <w:szCs w:val="18"/>
+          <w14:ligatures w14:val="none"/>
+        </w:rPr>
+      </w:pPr>
+      <w:r>
+        <w:rPr>
+          <w:rFonts w:ascii="Consolas" w:eastAsia="Times New Roman" w:hAnsi="Consolas" w:cs="Times New Roman"/>
+          <w:color w:val="CCCCCC"/>
+          <w:kern w:val="0"/>
+          <w:sz w:val="18"/>
+          <w:szCs w:val="18"/>
+          <w14:ligatures w14:val="none"/>
+        </w:rPr>
+        <w:t xml:space="preserve">            </w:t>
       </w:r>
       <w:r>
         <w:rPr>
           <w:rFonts w:ascii="Consolas" w:eastAsia="Times New Roman" w:hAnsi="Consolas" w:cs="Times New Roman"/>
           <w:color w:val="C586C0"/>
           <w:kern w:val="0"/>
-          <w:sz w:val="21"/>
-          <w:szCs w:val="21"/>
+          <w:sz w:val="18"/>
+          <w:szCs w:val="18"/>
           <w14:ligatures w14:val="none"/>
         </w:rPr>
         <w:t>if</w:t>
@@ -20245,78 +21968,8 @@
           <w:rFonts w:ascii="Consolas" w:eastAsia="Times New Roman" w:hAnsi="Consolas" w:cs="Times New Roman"/>
           <w:color w:val="CCCCCC"/>
           <w:kern w:val="0"/>
-          <w:sz w:val="21"/>
-          <w:szCs w:val="21"/>
-          <w14:ligatures w14:val="none"/>
-        </w:rPr>
-        <w:t xml:space="preserve"> </w:t>
-      </w:r>
-      <w:proofErr w:type="spellStart"/>
-      <w:r>
-        <w:rPr>
-          <w:rFonts w:ascii="Consolas" w:eastAsia="Times New Roman" w:hAnsi="Consolas" w:cs="Times New Roman"/>
-          <w:color w:val="9CDCFE"/>
-          <w:kern w:val="0"/>
-          <w:sz w:val="21"/>
-          <w:szCs w:val="21"/>
-          <w14:ligatures w14:val="none"/>
-        </w:rPr>
-        <w:t>new_</w:t>
-      </w:r>
-      <w:proofErr w:type="gramStart"/>
-      <w:r>
-        <w:rPr>
-          <w:rFonts w:ascii="Consolas" w:eastAsia="Times New Roman" w:hAnsi="Consolas" w:cs="Times New Roman"/>
-          <w:color w:val="9CDCFE"/>
-          <w:kern w:val="0"/>
-          <w:sz w:val="21"/>
-          <w:szCs w:val="21"/>
-          <w14:ligatures w14:val="none"/>
-        </w:rPr>
-        <w:t>width</w:t>
-      </w:r>
-      <w:proofErr w:type="spellEnd"/>
-      <w:r>
-        <w:rPr>
-          <w:rFonts w:ascii="Consolas" w:eastAsia="Times New Roman" w:hAnsi="Consolas" w:cs="Times New Roman"/>
-          <w:color w:val="CCCCCC"/>
-          <w:kern w:val="0"/>
-          <w:sz w:val="21"/>
-          <w:szCs w:val="21"/>
-          <w14:ligatures w14:val="none"/>
-        </w:rPr>
-        <w:t xml:space="preserve"> </w:t>
-      </w:r>
-      <w:r>
-        <w:rPr>
-          <w:rFonts w:ascii="Consolas" w:eastAsia="Times New Roman" w:hAnsi="Consolas" w:cs="Times New Roman"/>
-          <w:color w:val="D4D4D4"/>
-          <w:kern w:val="0"/>
-          <w:sz w:val="21"/>
-          <w:szCs w:val="21"/>
-          <w14:ligatures w14:val="none"/>
-        </w:rPr>
-        <w:t>!</w:t>
-      </w:r>
-      <w:proofErr w:type="gramEnd"/>
-      <w:r>
-        <w:rPr>
-          <w:rFonts w:ascii="Consolas" w:eastAsia="Times New Roman" w:hAnsi="Consolas" w:cs="Times New Roman"/>
-          <w:color w:val="D4D4D4"/>
-          <w:kern w:val="0"/>
-          <w:sz w:val="21"/>
-          <w:szCs w:val="21"/>
-          <w14:ligatures w14:val="none"/>
-        </w:rPr>
-        <w:t>=</w:t>
-      </w:r>
-      <w:r>
-        <w:rPr>
-          <w:rFonts w:ascii="Consolas" w:eastAsia="Times New Roman" w:hAnsi="Consolas" w:cs="Times New Roman"/>
-          <w:color w:val="CCCCCC"/>
-          <w:kern w:val="0"/>
-          <w:sz w:val="21"/>
-          <w:szCs w:val="21"/>
+          <w:sz w:val="18"/>
+          <w:szCs w:val="18"/>
           <w14:ligatures w14:val="none"/>
         </w:rPr>
         <w:t xml:space="preserve"> </w:t>
@@ -20328,19 +21981,240 @@
           <w:rFonts w:ascii="Consolas" w:eastAsia="Times New Roman" w:hAnsi="Consolas" w:cs="Times New Roman"/>
           <w:color w:val="9CDCFE"/>
           <w:kern w:val="0"/>
-          <w:sz w:val="21"/>
-          <w:szCs w:val="21"/>
-          <w14:ligatures w14:val="none"/>
-        </w:rPr>
-        <w:t>paddle</w:t>
-      </w:r>
-      <w:r>
-        <w:rPr>
-          <w:rFonts w:ascii="Consolas" w:eastAsia="Times New Roman" w:hAnsi="Consolas" w:cs="Times New Roman"/>
-          <w:color w:val="CCCCCC"/>
-          <w:kern w:val="0"/>
-          <w:sz w:val="21"/>
-          <w:szCs w:val="21"/>
+          <w:sz w:val="18"/>
+          <w:szCs w:val="18"/>
+          <w14:ligatures w14:val="none"/>
+        </w:rPr>
+        <w:t>pu</w:t>
+      </w:r>
+      <w:proofErr w:type="spellEnd"/>
+      <w:r>
+        <w:rPr>
+          <w:rFonts w:ascii="Consolas" w:eastAsia="Times New Roman" w:hAnsi="Consolas" w:cs="Times New Roman"/>
+          <w:color w:val="CCCCCC"/>
+          <w:kern w:val="0"/>
+          <w:sz w:val="18"/>
+          <w:szCs w:val="18"/>
+          <w14:ligatures w14:val="none"/>
+        </w:rPr>
+        <w:t>[</w:t>
+      </w:r>
+      <w:r>
+        <w:rPr>
+          <w:rFonts w:ascii="Consolas" w:eastAsia="Times New Roman" w:hAnsi="Consolas" w:cs="Times New Roman"/>
+          <w:color w:val="CE9178"/>
+          <w:kern w:val="0"/>
+          <w:sz w:val="18"/>
+          <w:szCs w:val="18"/>
+          <w14:ligatures w14:val="none"/>
+        </w:rPr>
+        <w:t>"</w:t>
+      </w:r>
+      <w:proofErr w:type="gramEnd"/>
+      <w:r>
+        <w:rPr>
+          <w:rFonts w:ascii="Consolas" w:eastAsia="Times New Roman" w:hAnsi="Consolas" w:cs="Times New Roman"/>
+          <w:color w:val="CE9178"/>
+          <w:kern w:val="0"/>
+          <w:sz w:val="18"/>
+          <w:szCs w:val="18"/>
+          <w14:ligatures w14:val="none"/>
+        </w:rPr>
+        <w:t>type"</w:t>
+      </w:r>
+      <w:r>
+        <w:rPr>
+          <w:rFonts w:ascii="Consolas" w:eastAsia="Times New Roman" w:hAnsi="Consolas" w:cs="Times New Roman"/>
+          <w:color w:val="CCCCCC"/>
+          <w:kern w:val="0"/>
+          <w:sz w:val="18"/>
+          <w:szCs w:val="18"/>
+          <w14:ligatures w14:val="none"/>
+        </w:rPr>
+        <w:t xml:space="preserve">] </w:t>
+      </w:r>
+      <w:r>
+        <w:rPr>
+          <w:rFonts w:ascii="Consolas" w:eastAsia="Times New Roman" w:hAnsi="Consolas" w:cs="Times New Roman"/>
+          <w:color w:val="D4D4D4"/>
+          <w:kern w:val="0"/>
+          <w:sz w:val="18"/>
+          <w:szCs w:val="18"/>
+          <w14:ligatures w14:val="none"/>
+        </w:rPr>
+        <w:t>==</w:t>
+      </w:r>
+      <w:r>
+        <w:rPr>
+          <w:rFonts w:ascii="Consolas" w:eastAsia="Times New Roman" w:hAnsi="Consolas" w:cs="Times New Roman"/>
+          <w:color w:val="CCCCCC"/>
+          <w:kern w:val="0"/>
+          <w:sz w:val="18"/>
+          <w:szCs w:val="18"/>
+          <w14:ligatures w14:val="none"/>
+        </w:rPr>
+        <w:t xml:space="preserve"> </w:t>
+      </w:r>
+      <w:r>
+        <w:rPr>
+          <w:rFonts w:ascii="Consolas" w:eastAsia="Times New Roman" w:hAnsi="Consolas" w:cs="Times New Roman"/>
+          <w:color w:val="CE9178"/>
+          <w:kern w:val="0"/>
+          <w:sz w:val="18"/>
+          <w:szCs w:val="18"/>
+          <w14:ligatures w14:val="none"/>
+        </w:rPr>
+        <w:t>"grow"</w:t>
+      </w:r>
+      <w:r>
+        <w:rPr>
+          <w:rFonts w:ascii="Consolas" w:eastAsia="Times New Roman" w:hAnsi="Consolas" w:cs="Times New Roman"/>
+          <w:color w:val="CCCCCC"/>
+          <w:kern w:val="0"/>
+          <w:sz w:val="18"/>
+          <w:szCs w:val="18"/>
+          <w14:ligatures w14:val="none"/>
+        </w:rPr>
+        <w:t>:</w:t>
+      </w:r>
+    </w:p>
+    <w:p>
+      <w:pPr>
+        <w:shd w:val="clear" w:color="auto" w:fill="1F1F1F"/>
+        <w:spacing w:after="0" w:line="285" w:lineRule="atLeast"/>
+        <w:rPr>
+          <w:rFonts w:ascii="Consolas" w:eastAsia="Times New Roman" w:hAnsi="Consolas" w:cs="Times New Roman"/>
+          <w:color w:val="CCCCCC"/>
+          <w:kern w:val="0"/>
+          <w:sz w:val="18"/>
+          <w:szCs w:val="18"/>
+          <w14:ligatures w14:val="none"/>
+        </w:rPr>
+      </w:pPr>
+      <w:r>
+        <w:rPr>
+          <w:rFonts w:ascii="Consolas" w:eastAsia="Times New Roman" w:hAnsi="Consolas" w:cs="Times New Roman"/>
+          <w:color w:val="CCCCCC"/>
+          <w:kern w:val="0"/>
+          <w:sz w:val="18"/>
+          <w:szCs w:val="18"/>
+          <w14:ligatures w14:val="none"/>
+        </w:rPr>
+        <w:t xml:space="preserve">                </w:t>
+      </w:r>
+      <w:proofErr w:type="spellStart"/>
+      <w:r>
+        <w:rPr>
+          <w:rFonts w:ascii="Consolas" w:eastAsia="Times New Roman" w:hAnsi="Consolas" w:cs="Times New Roman"/>
+          <w:color w:val="9CDCFE"/>
+          <w:kern w:val="0"/>
+          <w:sz w:val="18"/>
+          <w:szCs w:val="18"/>
+          <w14:ligatures w14:val="none"/>
+        </w:rPr>
+        <w:t>mult</w:t>
+      </w:r>
+      <w:proofErr w:type="spellEnd"/>
+      <w:r>
+        <w:rPr>
+          <w:rFonts w:ascii="Consolas" w:eastAsia="Times New Roman" w:hAnsi="Consolas" w:cs="Times New Roman"/>
+          <w:color w:val="CCCCCC"/>
+          <w:kern w:val="0"/>
+          <w:sz w:val="18"/>
+          <w:szCs w:val="18"/>
+          <w14:ligatures w14:val="none"/>
+        </w:rPr>
+        <w:t xml:space="preserve"> </w:t>
+      </w:r>
+      <w:r>
+        <w:rPr>
+          <w:rFonts w:ascii="Consolas" w:eastAsia="Times New Roman" w:hAnsi="Consolas" w:cs="Times New Roman"/>
+          <w:color w:val="D4D4D4"/>
+          <w:kern w:val="0"/>
+          <w:sz w:val="18"/>
+          <w:szCs w:val="18"/>
+          <w14:ligatures w14:val="none"/>
+        </w:rPr>
+        <w:t>=</w:t>
+      </w:r>
+      <w:r>
+        <w:rPr>
+          <w:rFonts w:ascii="Consolas" w:eastAsia="Times New Roman" w:hAnsi="Consolas" w:cs="Times New Roman"/>
+          <w:color w:val="CCCCCC"/>
+          <w:kern w:val="0"/>
+          <w:sz w:val="18"/>
+          <w:szCs w:val="18"/>
+          <w14:ligatures w14:val="none"/>
+        </w:rPr>
+        <w:t xml:space="preserve"> </w:t>
+      </w:r>
+      <w:r>
+        <w:rPr>
+          <w:rFonts w:ascii="Consolas" w:eastAsia="Times New Roman" w:hAnsi="Consolas" w:cs="Times New Roman"/>
+          <w:color w:val="4FC1FF"/>
+          <w:kern w:val="0"/>
+          <w:sz w:val="18"/>
+          <w:szCs w:val="18"/>
+          <w14:ligatures w14:val="none"/>
+        </w:rPr>
+        <w:t>POWERUP_MULT_GROW</w:t>
+      </w:r>
+    </w:p>
+    <w:p>
+      <w:pPr>
+        <w:shd w:val="clear" w:color="auto" w:fill="1F1F1F"/>
+        <w:spacing w:after="0" w:line="285" w:lineRule="atLeast"/>
+        <w:rPr>
+          <w:rFonts w:ascii="Consolas" w:eastAsia="Times New Roman" w:hAnsi="Consolas" w:cs="Times New Roman"/>
+          <w:color w:val="CCCCCC"/>
+          <w:kern w:val="0"/>
+          <w:sz w:val="18"/>
+          <w:szCs w:val="18"/>
+          <w14:ligatures w14:val="none"/>
+        </w:rPr>
+      </w:pPr>
+      <w:r>
+        <w:rPr>
+          <w:rFonts w:ascii="Consolas" w:eastAsia="Times New Roman" w:hAnsi="Consolas" w:cs="Times New Roman"/>
+          <w:color w:val="CCCCCC"/>
+          <w:kern w:val="0"/>
+          <w:sz w:val="18"/>
+          <w:szCs w:val="18"/>
+          <w14:ligatures w14:val="none"/>
+        </w:rPr>
+        <w:t xml:space="preserve">                </w:t>
+      </w:r>
+      <w:proofErr w:type="spellStart"/>
+      <w:r>
+        <w:rPr>
+          <w:rFonts w:ascii="Consolas" w:eastAsia="Times New Roman" w:hAnsi="Consolas" w:cs="Times New Roman"/>
+          <w:color w:val="9CDCFE"/>
+          <w:kern w:val="0"/>
+          <w:sz w:val="18"/>
+          <w:szCs w:val="18"/>
+          <w14:ligatures w14:val="none"/>
+        </w:rPr>
+        <w:t>active_</w:t>
+      </w:r>
+      <w:proofErr w:type="gramStart"/>
+      <w:r>
+        <w:rPr>
+          <w:rFonts w:ascii="Consolas" w:eastAsia="Times New Roman" w:hAnsi="Consolas" w:cs="Times New Roman"/>
+          <w:color w:val="9CDCFE"/>
+          <w:kern w:val="0"/>
+          <w:sz w:val="18"/>
+          <w:szCs w:val="18"/>
+          <w14:ligatures w14:val="none"/>
+        </w:rPr>
+        <w:t>powerups</w:t>
+      </w:r>
+      <w:r>
+        <w:rPr>
+          <w:rFonts w:ascii="Consolas" w:eastAsia="Times New Roman" w:hAnsi="Consolas" w:cs="Times New Roman"/>
+          <w:color w:val="CCCCCC"/>
+          <w:kern w:val="0"/>
+          <w:sz w:val="18"/>
+          <w:szCs w:val="18"/>
           <w14:ligatures w14:val="none"/>
         </w:rPr>
         <w:t>.</w:t>
@@ -20348,13 +22222,13 @@
       <w:r>
         <w:rPr>
           <w:rFonts w:ascii="Consolas" w:eastAsia="Times New Roman" w:hAnsi="Consolas" w:cs="Times New Roman"/>
-          <w:color w:val="9CDCFE"/>
-          <w:kern w:val="0"/>
-          <w:sz w:val="21"/>
-          <w:szCs w:val="21"/>
-          <w14:ligatures w14:val="none"/>
-        </w:rPr>
-        <w:t>width</w:t>
+          <w:color w:val="DCDCAA"/>
+          <w:kern w:val="0"/>
+          <w:sz w:val="18"/>
+          <w:szCs w:val="18"/>
+          <w14:ligatures w14:val="none"/>
+        </w:rPr>
+        <w:t>append</w:t>
       </w:r>
       <w:proofErr w:type="spellEnd"/>
       <w:proofErr w:type="gramEnd"/>
@@ -20363,12 +22237,183 @@
           <w:rFonts w:ascii="Consolas" w:eastAsia="Times New Roman" w:hAnsi="Consolas" w:cs="Times New Roman"/>
           <w:color w:val="CCCCCC"/>
           <w:kern w:val="0"/>
-          <w:sz w:val="21"/>
-          <w:szCs w:val="21"/>
-          <w14:ligatures w14:val="none"/>
-        </w:rPr>
-        <w:t>:</w:t>
-      </w:r>
+          <w:sz w:val="18"/>
+          <w:szCs w:val="18"/>
+          <w14:ligatures w14:val="none"/>
+        </w:rPr>
+        <w:t>({</w:t>
+      </w:r>
+      <w:r>
+        <w:rPr>
+          <w:rFonts w:ascii="Consolas" w:eastAsia="Times New Roman" w:hAnsi="Consolas" w:cs="Times New Roman"/>
+          <w:color w:val="CE9178"/>
+          <w:kern w:val="0"/>
+          <w:sz w:val="18"/>
+          <w:szCs w:val="18"/>
+          <w14:ligatures w14:val="none"/>
+        </w:rPr>
+        <w:t>"</w:t>
+      </w:r>
+      <w:proofErr w:type="spellStart"/>
+      <w:r>
+        <w:rPr>
+          <w:rFonts w:ascii="Consolas" w:eastAsia="Times New Roman" w:hAnsi="Consolas" w:cs="Times New Roman"/>
+          <w:color w:val="CE9178"/>
+          <w:kern w:val="0"/>
+          <w:sz w:val="18"/>
+          <w:szCs w:val="18"/>
+          <w14:ligatures w14:val="none"/>
+        </w:rPr>
+        <w:t>mult</w:t>
+      </w:r>
+      <w:proofErr w:type="spellEnd"/>
+      <w:r>
+        <w:rPr>
+          <w:rFonts w:ascii="Consolas" w:eastAsia="Times New Roman" w:hAnsi="Consolas" w:cs="Times New Roman"/>
+          <w:color w:val="CE9178"/>
+          <w:kern w:val="0"/>
+          <w:sz w:val="18"/>
+          <w:szCs w:val="18"/>
+          <w14:ligatures w14:val="none"/>
+        </w:rPr>
+        <w:t>"</w:t>
+      </w:r>
+      <w:r>
+        <w:rPr>
+          <w:rFonts w:ascii="Consolas" w:eastAsia="Times New Roman" w:hAnsi="Consolas" w:cs="Times New Roman"/>
+          <w:color w:val="CCCCCC"/>
+          <w:kern w:val="0"/>
+          <w:sz w:val="18"/>
+          <w:szCs w:val="18"/>
+          <w14:ligatures w14:val="none"/>
+        </w:rPr>
+        <w:t xml:space="preserve">: </w:t>
+      </w:r>
+      <w:proofErr w:type="spellStart"/>
+      <w:r>
+        <w:rPr>
+          <w:rFonts w:ascii="Consolas" w:eastAsia="Times New Roman" w:hAnsi="Consolas" w:cs="Times New Roman"/>
+          <w:color w:val="9CDCFE"/>
+          <w:kern w:val="0"/>
+          <w:sz w:val="18"/>
+          <w:szCs w:val="18"/>
+          <w14:ligatures w14:val="none"/>
+        </w:rPr>
+        <w:t>mult</w:t>
+      </w:r>
+      <w:proofErr w:type="spellEnd"/>
+      <w:r>
+        <w:rPr>
+          <w:rFonts w:ascii="Consolas" w:eastAsia="Times New Roman" w:hAnsi="Consolas" w:cs="Times New Roman"/>
+          <w:color w:val="CCCCCC"/>
+          <w:kern w:val="0"/>
+          <w:sz w:val="18"/>
+          <w:szCs w:val="18"/>
+          <w14:ligatures w14:val="none"/>
+        </w:rPr>
+        <w:t xml:space="preserve">, </w:t>
+      </w:r>
+      <w:r>
+        <w:rPr>
+          <w:rFonts w:ascii="Consolas" w:eastAsia="Times New Roman" w:hAnsi="Consolas" w:cs="Times New Roman"/>
+          <w:color w:val="CE9178"/>
+          <w:kern w:val="0"/>
+          <w:sz w:val="18"/>
+          <w:szCs w:val="18"/>
+          <w14:ligatures w14:val="none"/>
+        </w:rPr>
+        <w:t>"end"</w:t>
+      </w:r>
+      <w:r>
+        <w:rPr>
+          <w:rFonts w:ascii="Consolas" w:eastAsia="Times New Roman" w:hAnsi="Consolas" w:cs="Times New Roman"/>
+          <w:color w:val="CCCCCC"/>
+          <w:kern w:val="0"/>
+          <w:sz w:val="18"/>
+          <w:szCs w:val="18"/>
+          <w14:ligatures w14:val="none"/>
+        </w:rPr>
+        <w:t xml:space="preserve">: </w:t>
+      </w:r>
+      <w:r>
+        <w:rPr>
+          <w:rFonts w:ascii="Consolas" w:eastAsia="Times New Roman" w:hAnsi="Consolas" w:cs="Times New Roman"/>
+          <w:color w:val="9CDCFE"/>
+          <w:kern w:val="0"/>
+          <w:sz w:val="18"/>
+          <w:szCs w:val="18"/>
+          <w14:ligatures w14:val="none"/>
+        </w:rPr>
+        <w:t>now</w:t>
+      </w:r>
+      <w:r>
+        <w:rPr>
+          <w:rFonts w:ascii="Consolas" w:eastAsia="Times New Roman" w:hAnsi="Consolas" w:cs="Times New Roman"/>
+          <w:color w:val="CCCCCC"/>
+          <w:kern w:val="0"/>
+          <w:sz w:val="18"/>
+          <w:szCs w:val="18"/>
+          <w14:ligatures w14:val="none"/>
+        </w:rPr>
+        <w:t xml:space="preserve"> </w:t>
+      </w:r>
+      <w:r>
+        <w:rPr>
+          <w:rFonts w:ascii="Consolas" w:eastAsia="Times New Roman" w:hAnsi="Consolas" w:cs="Times New Roman"/>
+          <w:color w:val="D4D4D4"/>
+          <w:kern w:val="0"/>
+          <w:sz w:val="18"/>
+          <w:szCs w:val="18"/>
+          <w14:ligatures w14:val="none"/>
+        </w:rPr>
+        <w:t>+</w:t>
+      </w:r>
+      <w:r>
+        <w:rPr>
+          <w:rFonts w:ascii="Consolas" w:eastAsia="Times New Roman" w:hAnsi="Consolas" w:cs="Times New Roman"/>
+          <w:color w:val="CCCCCC"/>
+          <w:kern w:val="0"/>
+          <w:sz w:val="18"/>
+          <w:szCs w:val="18"/>
+          <w14:ligatures w14:val="none"/>
+        </w:rPr>
+        <w:t xml:space="preserve"> </w:t>
+      </w:r>
+      <w:r>
+        <w:rPr>
+          <w:rFonts w:ascii="Consolas" w:eastAsia="Times New Roman" w:hAnsi="Consolas" w:cs="Times New Roman"/>
+          <w:color w:val="4FC1FF"/>
+          <w:kern w:val="0"/>
+          <w:sz w:val="18"/>
+          <w:szCs w:val="18"/>
+          <w14:ligatures w14:val="none"/>
+        </w:rPr>
+        <w:t>POWERUP_</w:t>
+      </w:r>
+      <w:proofErr w:type="gramStart"/>
+      <w:r>
+        <w:rPr>
+          <w:rFonts w:ascii="Consolas" w:eastAsia="Times New Roman" w:hAnsi="Consolas" w:cs="Times New Roman"/>
+          <w:color w:val="4FC1FF"/>
+          <w:kern w:val="0"/>
+          <w:sz w:val="18"/>
+          <w:szCs w:val="18"/>
+          <w14:ligatures w14:val="none"/>
+        </w:rPr>
+        <w:t>DURATION</w:t>
+      </w:r>
+      <w:r>
+        <w:rPr>
+          <w:rFonts w:ascii="Consolas" w:eastAsia="Times New Roman" w:hAnsi="Consolas" w:cs="Times New Roman"/>
+          <w:color w:val="CCCCCC"/>
+          <w:kern w:val="0"/>
+          <w:sz w:val="18"/>
+          <w:szCs w:val="18"/>
+          <w14:ligatures w14:val="none"/>
+        </w:rPr>
+        <w:t>})</w:t>
+      </w:r>
+      <w:proofErr w:type="gramEnd"/>
     </w:p>
     <w:p>
       <w:pPr>
@@ -20378,146 +22423,43 @@
           <w:rFonts w:ascii="Consolas" w:eastAsia="Times New Roman" w:hAnsi="Consolas" w:cs="Times New Roman"/>
           <w:color w:val="CCCCCC"/>
           <w:kern w:val="0"/>
-          <w:sz w:val="21"/>
-          <w:szCs w:val="21"/>
-          <w14:ligatures w14:val="none"/>
-        </w:rPr>
-      </w:pPr>
-      <w:r>
-        <w:rPr>
-          <w:rFonts w:ascii="Consolas" w:eastAsia="Times New Roman" w:hAnsi="Consolas" w:cs="Times New Roman"/>
-          <w:color w:val="CCCCCC"/>
-          <w:kern w:val="0"/>
-          <w:sz w:val="21"/>
-          <w:szCs w:val="21"/>
+          <w:sz w:val="18"/>
+          <w:szCs w:val="18"/>
+          <w14:ligatures w14:val="none"/>
+        </w:rPr>
+      </w:pPr>
+      <w:r>
+        <w:rPr>
+          <w:rFonts w:ascii="Consolas" w:eastAsia="Times New Roman" w:hAnsi="Consolas" w:cs="Times New Roman"/>
+          <w:color w:val="CCCCCC"/>
+          <w:kern w:val="0"/>
+          <w:sz w:val="18"/>
+          <w:szCs w:val="18"/>
           <w14:ligatures w14:val="none"/>
         </w:rPr>
         <w:t xml:space="preserve">            </w:t>
       </w:r>
-      <w:proofErr w:type="spellStart"/>
-      <w:proofErr w:type="gramStart"/>
-      <w:r>
-        <w:rPr>
-          <w:rFonts w:ascii="Consolas" w:eastAsia="Times New Roman" w:hAnsi="Consolas" w:cs="Times New Roman"/>
-          <w:color w:val="9CDCFE"/>
-          <w:kern w:val="0"/>
-          <w:sz w:val="21"/>
-          <w:szCs w:val="21"/>
-          <w14:ligatures w14:val="none"/>
-        </w:rPr>
-        <w:t>paddle</w:t>
-      </w:r>
-      <w:r>
-        <w:rPr>
-          <w:rFonts w:ascii="Consolas" w:eastAsia="Times New Roman" w:hAnsi="Consolas" w:cs="Times New Roman"/>
-          <w:color w:val="CCCCCC"/>
-          <w:kern w:val="0"/>
-          <w:sz w:val="21"/>
-          <w:szCs w:val="21"/>
-          <w14:ligatures w14:val="none"/>
-        </w:rPr>
-        <w:t>.</w:t>
-      </w:r>
-      <w:r>
-        <w:rPr>
-          <w:rFonts w:ascii="Consolas" w:eastAsia="Times New Roman" w:hAnsi="Consolas" w:cs="Times New Roman"/>
-          <w:color w:val="9CDCFE"/>
-          <w:kern w:val="0"/>
-          <w:sz w:val="21"/>
-          <w:szCs w:val="21"/>
-          <w14:ligatures w14:val="none"/>
-        </w:rPr>
-        <w:t>width</w:t>
-      </w:r>
-      <w:proofErr w:type="spellEnd"/>
-      <w:proofErr w:type="gramEnd"/>
-      <w:r>
-        <w:rPr>
-          <w:rFonts w:ascii="Consolas" w:eastAsia="Times New Roman" w:hAnsi="Consolas" w:cs="Times New Roman"/>
-          <w:color w:val="CCCCCC"/>
-          <w:kern w:val="0"/>
-          <w:sz w:val="21"/>
-          <w:szCs w:val="21"/>
-          <w14:ligatures w14:val="none"/>
-        </w:rPr>
-        <w:t xml:space="preserve"> </w:t>
-      </w:r>
-      <w:r>
-        <w:rPr>
-          <w:rFonts w:ascii="Consolas" w:eastAsia="Times New Roman" w:hAnsi="Consolas" w:cs="Times New Roman"/>
-          <w:color w:val="D4D4D4"/>
-          <w:kern w:val="0"/>
-          <w:sz w:val="21"/>
-          <w:szCs w:val="21"/>
-          <w14:ligatures w14:val="none"/>
-        </w:rPr>
-        <w:t>=</w:t>
-      </w:r>
-      <w:r>
-        <w:rPr>
-          <w:rFonts w:ascii="Consolas" w:eastAsia="Times New Roman" w:hAnsi="Consolas" w:cs="Times New Roman"/>
-          <w:color w:val="CCCCCC"/>
-          <w:kern w:val="0"/>
-          <w:sz w:val="21"/>
-          <w:szCs w:val="21"/>
-          <w14:ligatures w14:val="none"/>
-        </w:rPr>
-        <w:t xml:space="preserve"> </w:t>
-      </w:r>
-      <w:proofErr w:type="spellStart"/>
-      <w:r>
-        <w:rPr>
-          <w:rFonts w:ascii="Consolas" w:eastAsia="Times New Roman" w:hAnsi="Consolas" w:cs="Times New Roman"/>
-          <w:color w:val="9CDCFE"/>
-          <w:kern w:val="0"/>
-          <w:sz w:val="21"/>
-          <w:szCs w:val="21"/>
-          <w14:ligatures w14:val="none"/>
-        </w:rPr>
-        <w:t>new_width</w:t>
-      </w:r>
-      <w:proofErr w:type="spellEnd"/>
-    </w:p>
-    <w:p>
-      <w:pPr>
-        <w:jc w:val="both"/>
-      </w:pPr>
-    </w:p>
-    <w:p>
-      <w:pPr>
-        <w:jc w:val="both"/>
-      </w:pPr>
-    </w:p>
-    <w:p>
-      <w:pPr>
-        <w:jc w:val="both"/>
-        <w:rPr>
-          <w:lang w:val="el-GR"/>
-        </w:rPr>
-      </w:pPr>
-      <w:r>
-        <w:rPr>
-          <w:lang w:val="el-GR"/>
-        </w:rPr>
-        <w:t>Αλλάξτε</w:t>
-      </w:r>
-      <w:r>
-        <w:t xml:space="preserve"> </w:t>
-      </w:r>
-      <w:r>
-        <w:rPr>
-          <w:lang w:val="el-GR"/>
-        </w:rPr>
-        <w:t xml:space="preserve">την </w:t>
-      </w:r>
-      <w:r>
-        <w:t>powerups</w:t>
-      </w:r>
-      <w:r>
-        <w:rPr>
-          <w:lang w:val="el-GR"/>
-        </w:rPr>
-        <w:t xml:space="preserve">: </w:t>
+      <w:r>
+        <w:rPr>
+          <w:rFonts w:ascii="Consolas" w:eastAsia="Times New Roman" w:hAnsi="Consolas" w:cs="Times New Roman"/>
+          <w:color w:val="C586C0"/>
+          <w:kern w:val="0"/>
+          <w:sz w:val="18"/>
+          <w:szCs w:val="18"/>
+          <w14:ligatures w14:val="none"/>
+        </w:rPr>
+        <w:t>else</w:t>
+      </w:r>
+      <w:r>
+        <w:rPr>
+          <w:rFonts w:ascii="Consolas" w:eastAsia="Times New Roman" w:hAnsi="Consolas" w:cs="Times New Roman"/>
+          <w:color w:val="CCCCCC"/>
+          <w:kern w:val="0"/>
+          <w:sz w:val="18"/>
+          <w:szCs w:val="18"/>
+          <w14:ligatures w14:val="none"/>
+        </w:rPr>
+        <w:t>:</w:t>
       </w:r>
     </w:p>
     <w:p>
@@ -20528,22 +22470,33 @@
           <w:rFonts w:ascii="Consolas" w:eastAsia="Times New Roman" w:hAnsi="Consolas" w:cs="Times New Roman"/>
           <w:color w:val="CCCCCC"/>
           <w:kern w:val="0"/>
-          <w:sz w:val="21"/>
-          <w:szCs w:val="21"/>
-          <w14:ligatures w14:val="none"/>
-        </w:rPr>
-      </w:pPr>
+          <w:sz w:val="18"/>
+          <w:szCs w:val="18"/>
+          <w14:ligatures w14:val="none"/>
+        </w:rPr>
+      </w:pPr>
+      <w:r>
+        <w:rPr>
+          <w:rFonts w:ascii="Consolas" w:eastAsia="Times New Roman" w:hAnsi="Consolas" w:cs="Times New Roman"/>
+          <w:color w:val="CCCCCC"/>
+          <w:kern w:val="0"/>
+          <w:sz w:val="18"/>
+          <w:szCs w:val="18"/>
+          <w14:ligatures w14:val="none"/>
+        </w:rPr>
+        <w:t xml:space="preserve">                </w:t>
+      </w:r>
       <w:proofErr w:type="spellStart"/>
       <w:r>
         <w:rPr>
           <w:rFonts w:ascii="Consolas" w:eastAsia="Times New Roman" w:hAnsi="Consolas" w:cs="Times New Roman"/>
           <w:color w:val="9CDCFE"/>
           <w:kern w:val="0"/>
-          <w:sz w:val="21"/>
-          <w:szCs w:val="21"/>
-          <w14:ligatures w14:val="none"/>
-        </w:rPr>
-        <w:t>pu_type</w:t>
+          <w:sz w:val="18"/>
+          <w:szCs w:val="18"/>
+          <w14:ligatures w14:val="none"/>
+        </w:rPr>
+        <w:t>mult</w:t>
       </w:r>
       <w:proofErr w:type="spellEnd"/>
       <w:r>
@@ -20551,8 +22504,8 @@
           <w:rFonts w:ascii="Consolas" w:eastAsia="Times New Roman" w:hAnsi="Consolas" w:cs="Times New Roman"/>
           <w:color w:val="CCCCCC"/>
           <w:kern w:val="0"/>
-          <w:sz w:val="21"/>
-          <w:szCs w:val="21"/>
+          <w:sz w:val="18"/>
+          <w:szCs w:val="18"/>
           <w14:ligatures w14:val="none"/>
         </w:rPr>
         <w:t xml:space="preserve"> </w:t>
@@ -20562,8 +22515,8 @@
           <w:rFonts w:ascii="Consolas" w:eastAsia="Times New Roman" w:hAnsi="Consolas" w:cs="Times New Roman"/>
           <w:color w:val="D4D4D4"/>
           <w:kern w:val="0"/>
-          <w:sz w:val="21"/>
-          <w:szCs w:val="21"/>
+          <w:sz w:val="18"/>
+          <w:szCs w:val="18"/>
           <w14:ligatures w14:val="none"/>
         </w:rPr>
         <w:t>=</w:t>
@@ -20573,250 +22526,22 @@
           <w:rFonts w:ascii="Consolas" w:eastAsia="Times New Roman" w:hAnsi="Consolas" w:cs="Times New Roman"/>
           <w:color w:val="CCCCCC"/>
           <w:kern w:val="0"/>
-          <w:sz w:val="21"/>
-          <w:szCs w:val="21"/>
-          <w14:ligatures w14:val="none"/>
-        </w:rPr>
-        <w:t xml:space="preserve"> </w:t>
-      </w:r>
-      <w:proofErr w:type="spellStart"/>
-      <w:proofErr w:type="gramStart"/>
-      <w:r>
-        <w:rPr>
-          <w:rFonts w:ascii="Consolas" w:eastAsia="Times New Roman" w:hAnsi="Consolas" w:cs="Times New Roman"/>
-          <w:color w:val="4EC9B0"/>
-          <w:kern w:val="0"/>
-          <w:sz w:val="21"/>
-          <w:szCs w:val="21"/>
-          <w14:ligatures w14:val="none"/>
-        </w:rPr>
-        <w:t>random</w:t>
-      </w:r>
-      <w:r>
-        <w:rPr>
-          <w:rFonts w:ascii="Consolas" w:eastAsia="Times New Roman" w:hAnsi="Consolas" w:cs="Times New Roman"/>
-          <w:color w:val="CCCCCC"/>
-          <w:kern w:val="0"/>
-          <w:sz w:val="21"/>
-          <w:szCs w:val="21"/>
-          <w14:ligatures w14:val="none"/>
-        </w:rPr>
-        <w:t>.</w:t>
-      </w:r>
-      <w:r>
-        <w:rPr>
-          <w:rFonts w:ascii="Consolas" w:eastAsia="Times New Roman" w:hAnsi="Consolas" w:cs="Times New Roman"/>
-          <w:color w:val="9CDCFE"/>
-          <w:kern w:val="0"/>
-          <w:sz w:val="21"/>
-          <w:szCs w:val="21"/>
-          <w14:ligatures w14:val="none"/>
-        </w:rPr>
-        <w:t>choices</w:t>
-      </w:r>
-      <w:proofErr w:type="spellEnd"/>
-      <w:proofErr w:type="gramEnd"/>
-      <w:r>
-        <w:rPr>
-          <w:rFonts w:ascii="Consolas" w:eastAsia="Times New Roman" w:hAnsi="Consolas" w:cs="Times New Roman"/>
-          <w:color w:val="CCCCCC"/>
-          <w:kern w:val="0"/>
-          <w:sz w:val="21"/>
-          <w:szCs w:val="21"/>
-          <w14:ligatures w14:val="none"/>
-        </w:rPr>
-        <w:t>([</w:t>
-      </w:r>
-      <w:r>
-        <w:rPr>
-          <w:rFonts w:ascii="Consolas" w:eastAsia="Times New Roman" w:hAnsi="Consolas" w:cs="Times New Roman"/>
-          <w:color w:val="CE9178"/>
-          <w:kern w:val="0"/>
-          <w:sz w:val="21"/>
-          <w:szCs w:val="21"/>
-          <w14:ligatures w14:val="none"/>
-        </w:rPr>
-        <w:t>"grow"</w:t>
-      </w:r>
-      <w:r>
-        <w:rPr>
-          <w:rFonts w:ascii="Consolas" w:eastAsia="Times New Roman" w:hAnsi="Consolas" w:cs="Times New Roman"/>
-          <w:color w:val="CCCCCC"/>
-          <w:kern w:val="0"/>
-          <w:sz w:val="21"/>
-          <w:szCs w:val="21"/>
-          <w14:ligatures w14:val="none"/>
-        </w:rPr>
-        <w:t xml:space="preserve">, </w:t>
-      </w:r>
-      <w:r>
-        <w:rPr>
-          <w:rFonts w:ascii="Consolas" w:eastAsia="Times New Roman" w:hAnsi="Consolas" w:cs="Times New Roman"/>
-          <w:color w:val="CE9178"/>
-          <w:kern w:val="0"/>
-          <w:sz w:val="21"/>
-          <w:szCs w:val="21"/>
-          <w14:ligatures w14:val="none"/>
-        </w:rPr>
-        <w:t>"shrink"</w:t>
-      </w:r>
-      <w:r>
-        <w:rPr>
-          <w:rFonts w:ascii="Consolas" w:eastAsia="Times New Roman" w:hAnsi="Consolas" w:cs="Times New Roman"/>
-          <w:color w:val="CCCCCC"/>
-          <w:kern w:val="0"/>
-          <w:sz w:val="21"/>
-          <w:szCs w:val="21"/>
-          <w14:ligatures w14:val="none"/>
-        </w:rPr>
-        <w:t xml:space="preserve">], </w:t>
-      </w:r>
-      <w:r>
-        <w:rPr>
-          <w:rFonts w:ascii="Consolas" w:eastAsia="Times New Roman" w:hAnsi="Consolas" w:cs="Times New Roman"/>
-          <w:color w:val="9CDCFE"/>
-          <w:kern w:val="0"/>
-          <w:sz w:val="21"/>
-          <w:szCs w:val="21"/>
-          <w14:ligatures w14:val="none"/>
-        </w:rPr>
-        <w:t>weights</w:t>
-      </w:r>
-      <w:proofErr w:type="gramStart"/>
-      <w:r>
-        <w:rPr>
-          <w:rFonts w:ascii="Consolas" w:eastAsia="Times New Roman" w:hAnsi="Consolas" w:cs="Times New Roman"/>
-          <w:color w:val="D4D4D4"/>
-          <w:kern w:val="0"/>
-          <w:sz w:val="21"/>
-          <w:szCs w:val="21"/>
-          <w14:ligatures w14:val="none"/>
-        </w:rPr>
-        <w:t>=</w:t>
-      </w:r>
-      <w:r>
-        <w:rPr>
-          <w:rFonts w:ascii="Consolas" w:eastAsia="Times New Roman" w:hAnsi="Consolas" w:cs="Times New Roman"/>
-          <w:color w:val="CCCCCC"/>
-          <w:kern w:val="0"/>
-          <w:sz w:val="21"/>
-          <w:szCs w:val="21"/>
-          <w14:ligatures w14:val="none"/>
-        </w:rPr>
-        <w:t>[</w:t>
-      </w:r>
-      <w:proofErr w:type="gramEnd"/>
+          <w:sz w:val="18"/>
+          <w:szCs w:val="18"/>
+          <w14:ligatures w14:val="none"/>
+        </w:rPr>
+        <w:t xml:space="preserve"> </w:t>
+      </w:r>
       <w:r>
         <w:rPr>
           <w:rFonts w:ascii="Consolas" w:eastAsia="Times New Roman" w:hAnsi="Consolas" w:cs="Times New Roman"/>
           <w:color w:val="4FC1FF"/>
           <w:kern w:val="0"/>
-          <w:sz w:val="21"/>
-          <w:szCs w:val="21"/>
-          <w14:ligatures w14:val="none"/>
-        </w:rPr>
-        <w:t>GROW_WEIGHT</w:t>
-      </w:r>
-      <w:r>
-        <w:rPr>
-          <w:rFonts w:ascii="Consolas" w:eastAsia="Times New Roman" w:hAnsi="Consolas" w:cs="Times New Roman"/>
-          <w:color w:val="CCCCCC"/>
-          <w:kern w:val="0"/>
-          <w:sz w:val="21"/>
-          <w:szCs w:val="21"/>
-          <w14:ligatures w14:val="none"/>
-        </w:rPr>
-        <w:t xml:space="preserve">, </w:t>
-      </w:r>
-      <w:r>
-        <w:rPr>
-          <w:rFonts w:ascii="Consolas" w:eastAsia="Times New Roman" w:hAnsi="Consolas" w:cs="Times New Roman"/>
-          <w:color w:val="4FC1FF"/>
-          <w:kern w:val="0"/>
-          <w:sz w:val="21"/>
-          <w:szCs w:val="21"/>
-          <w14:ligatures w14:val="none"/>
-        </w:rPr>
-        <w:t>SHRINK_WEIGHT</w:t>
-      </w:r>
-      <w:r>
-        <w:rPr>
-          <w:rFonts w:ascii="Consolas" w:eastAsia="Times New Roman" w:hAnsi="Consolas" w:cs="Times New Roman"/>
-          <w:color w:val="CCCCCC"/>
-          <w:kern w:val="0"/>
-          <w:sz w:val="21"/>
-          <w:szCs w:val="21"/>
-          <w14:ligatures w14:val="none"/>
-        </w:rPr>
-        <w:t xml:space="preserve">], </w:t>
-      </w:r>
-      <w:r>
-        <w:rPr>
-          <w:rFonts w:ascii="Consolas" w:eastAsia="Times New Roman" w:hAnsi="Consolas" w:cs="Times New Roman"/>
-          <w:color w:val="9CDCFE"/>
-          <w:kern w:val="0"/>
-          <w:sz w:val="21"/>
-          <w:szCs w:val="21"/>
-          <w14:ligatures w14:val="none"/>
-        </w:rPr>
-        <w:t>k</w:t>
-      </w:r>
-      <w:r>
-        <w:rPr>
-          <w:rFonts w:ascii="Consolas" w:eastAsia="Times New Roman" w:hAnsi="Consolas" w:cs="Times New Roman"/>
-          <w:color w:val="D4D4D4"/>
-          <w:kern w:val="0"/>
-          <w:sz w:val="21"/>
-          <w:szCs w:val="21"/>
-          <w14:ligatures w14:val="none"/>
-        </w:rPr>
-        <w:t>=</w:t>
-      </w:r>
-      <w:proofErr w:type="gramStart"/>
-      <w:r>
-        <w:rPr>
-          <w:rFonts w:ascii="Consolas" w:eastAsia="Times New Roman" w:hAnsi="Consolas" w:cs="Times New Roman"/>
-          <w:color w:val="B5CEA8"/>
-          <w:kern w:val="0"/>
-          <w:sz w:val="21"/>
-          <w:szCs w:val="21"/>
-          <w14:ligatures w14:val="none"/>
-        </w:rPr>
-        <w:t>1</w:t>
-      </w:r>
-      <w:r>
-        <w:rPr>
-          <w:rFonts w:ascii="Consolas" w:eastAsia="Times New Roman" w:hAnsi="Consolas" w:cs="Times New Roman"/>
-          <w:color w:val="CCCCCC"/>
-          <w:kern w:val="0"/>
-          <w:sz w:val="21"/>
-          <w:szCs w:val="21"/>
-          <w14:ligatures w14:val="none"/>
-        </w:rPr>
-        <w:t>)[</w:t>
-      </w:r>
-      <w:proofErr w:type="gramEnd"/>
-      <w:r>
-        <w:rPr>
-          <w:rFonts w:ascii="Consolas" w:eastAsia="Times New Roman" w:hAnsi="Consolas" w:cs="Times New Roman"/>
-          <w:color w:val="B5CEA8"/>
-          <w:kern w:val="0"/>
-          <w:sz w:val="21"/>
-          <w:szCs w:val="21"/>
-          <w14:ligatures w14:val="none"/>
-        </w:rPr>
-        <w:t>0</w:t>
-      </w:r>
-      <w:r>
-        <w:rPr>
-          <w:rFonts w:ascii="Consolas" w:eastAsia="Times New Roman" w:hAnsi="Consolas" w:cs="Times New Roman"/>
-          <w:color w:val="CCCCCC"/>
-          <w:kern w:val="0"/>
-          <w:sz w:val="21"/>
-          <w:szCs w:val="21"/>
-          <w14:ligatures w14:val="none"/>
-        </w:rPr>
-        <w:t>]</w:t>
+          <w:sz w:val="18"/>
+          <w:szCs w:val="18"/>
+          <w14:ligatures w14:val="none"/>
+        </w:rPr>
+        <w:t>SHRINK_MULT_OVERRIDE</w:t>
       </w:r>
     </w:p>
     <w:p>
@@ -20827,70 +22552,265 @@
           <w:rFonts w:ascii="Consolas" w:eastAsia="Times New Roman" w:hAnsi="Consolas" w:cs="Times New Roman"/>
           <w:color w:val="CCCCCC"/>
           <w:kern w:val="0"/>
-          <w:sz w:val="21"/>
-          <w:szCs w:val="21"/>
-          <w14:ligatures w14:val="none"/>
-        </w:rPr>
-      </w:pPr>
-      <w:r>
-        <w:rPr>
-          <w:rFonts w:ascii="Consolas" w:eastAsia="Times New Roman" w:hAnsi="Consolas" w:cs="Times New Roman"/>
-          <w:color w:val="CCCCCC"/>
-          <w:kern w:val="0"/>
-          <w:sz w:val="21"/>
-          <w:szCs w:val="21"/>
+          <w:sz w:val="18"/>
+          <w:szCs w:val="18"/>
+          <w14:ligatures w14:val="none"/>
+        </w:rPr>
+      </w:pPr>
+      <w:r>
+        <w:rPr>
+          <w:rFonts w:ascii="Consolas" w:eastAsia="Times New Roman" w:hAnsi="Consolas" w:cs="Times New Roman"/>
+          <w:color w:val="CCCCCC"/>
+          <w:kern w:val="0"/>
+          <w:sz w:val="18"/>
+          <w:szCs w:val="18"/>
           <w14:ligatures w14:val="none"/>
         </w:rPr>
         <w:t xml:space="preserve">                </w:t>
       </w:r>
       <w:proofErr w:type="spellStart"/>
+      <w:r>
+        <w:rPr>
+          <w:rFonts w:ascii="Consolas" w:eastAsia="Times New Roman" w:hAnsi="Consolas" w:cs="Times New Roman"/>
+          <w:color w:val="9CDCFE"/>
+          <w:kern w:val="0"/>
+          <w:sz w:val="18"/>
+          <w:szCs w:val="18"/>
+          <w14:ligatures w14:val="none"/>
+        </w:rPr>
+        <w:t>active_</w:t>
+      </w:r>
       <w:proofErr w:type="gramStart"/>
       <w:r>
         <w:rPr>
           <w:rFonts w:ascii="Consolas" w:eastAsia="Times New Roman" w:hAnsi="Consolas" w:cs="Times New Roman"/>
           <w:color w:val="9CDCFE"/>
           <w:kern w:val="0"/>
-          <w:sz w:val="21"/>
-          <w:szCs w:val="21"/>
+          <w:sz w:val="18"/>
+          <w:szCs w:val="18"/>
           <w14:ligatures w14:val="none"/>
         </w:rPr>
         <w:t>powerups</w:t>
       </w:r>
-      <w:r>
-        <w:rPr>
-          <w:rFonts w:ascii="Consolas" w:eastAsia="Times New Roman" w:hAnsi="Consolas" w:cs="Times New Roman"/>
-          <w:color w:val="CCCCCC"/>
-          <w:kern w:val="0"/>
-          <w:sz w:val="21"/>
-          <w:szCs w:val="21"/>
-          <w14:ligatures w14:val="none"/>
-        </w:rPr>
-        <w:t>.</w:t>
-      </w:r>
-      <w:r>
-        <w:rPr>
-          <w:rFonts w:ascii="Consolas" w:eastAsia="Times New Roman" w:hAnsi="Consolas" w:cs="Times New Roman"/>
-          <w:color w:val="DCDCAA"/>
-          <w:kern w:val="0"/>
-          <w:sz w:val="21"/>
-          <w:szCs w:val="21"/>
-          <w14:ligatures w14:val="none"/>
-        </w:rPr>
-        <w:t>append</w:t>
-      </w:r>
       <w:proofErr w:type="spellEnd"/>
+      <w:r>
+        <w:rPr>
+          <w:rFonts w:ascii="Consolas" w:eastAsia="Times New Roman" w:hAnsi="Consolas" w:cs="Times New Roman"/>
+          <w:color w:val="CCCCCC"/>
+          <w:kern w:val="0"/>
+          <w:sz w:val="18"/>
+          <w:szCs w:val="18"/>
+          <w14:ligatures w14:val="none"/>
+        </w:rPr>
+        <w:t>[</w:t>
+      </w:r>
       <w:proofErr w:type="gramEnd"/>
       <w:r>
         <w:rPr>
           <w:rFonts w:ascii="Consolas" w:eastAsia="Times New Roman" w:hAnsi="Consolas" w:cs="Times New Roman"/>
           <w:color w:val="CCCCCC"/>
           <w:kern w:val="0"/>
-          <w:sz w:val="21"/>
-          <w:szCs w:val="21"/>
-          <w14:ligatures w14:val="none"/>
-        </w:rPr>
-        <w:t>({</w:t>
-      </w:r>
+          <w:sz w:val="18"/>
+          <w:szCs w:val="18"/>
+          <w14:ligatures w14:val="none"/>
+        </w:rPr>
+        <w:t xml:space="preserve">:] </w:t>
+      </w:r>
+      <w:proofErr w:type="gramStart"/>
+      <w:r>
+        <w:rPr>
+          <w:rFonts w:ascii="Consolas" w:eastAsia="Times New Roman" w:hAnsi="Consolas" w:cs="Times New Roman"/>
+          <w:color w:val="D4D4D4"/>
+          <w:kern w:val="0"/>
+          <w:sz w:val="18"/>
+          <w:szCs w:val="18"/>
+          <w14:ligatures w14:val="none"/>
+        </w:rPr>
+        <w:t>=</w:t>
+      </w:r>
+      <w:r>
+        <w:rPr>
+          <w:rFonts w:ascii="Consolas" w:eastAsia="Times New Roman" w:hAnsi="Consolas" w:cs="Times New Roman"/>
+          <w:color w:val="CCCCCC"/>
+          <w:kern w:val="0"/>
+          <w:sz w:val="18"/>
+          <w:szCs w:val="18"/>
+          <w14:ligatures w14:val="none"/>
+        </w:rPr>
+        <w:t xml:space="preserve"> [{</w:t>
+      </w:r>
+      <w:proofErr w:type="gramEnd"/>
+      <w:r>
+        <w:rPr>
+          <w:rFonts w:ascii="Consolas" w:eastAsia="Times New Roman" w:hAnsi="Consolas" w:cs="Times New Roman"/>
+          <w:color w:val="CE9178"/>
+          <w:kern w:val="0"/>
+          <w:sz w:val="18"/>
+          <w:szCs w:val="18"/>
+          <w14:ligatures w14:val="none"/>
+        </w:rPr>
+        <w:t>"</w:t>
+      </w:r>
+      <w:proofErr w:type="spellStart"/>
+      <w:r>
+        <w:rPr>
+          <w:rFonts w:ascii="Consolas" w:eastAsia="Times New Roman" w:hAnsi="Consolas" w:cs="Times New Roman"/>
+          <w:color w:val="CE9178"/>
+          <w:kern w:val="0"/>
+          <w:sz w:val="18"/>
+          <w:szCs w:val="18"/>
+          <w14:ligatures w14:val="none"/>
+        </w:rPr>
+        <w:t>mult</w:t>
+      </w:r>
+      <w:proofErr w:type="spellEnd"/>
+      <w:r>
+        <w:rPr>
+          <w:rFonts w:ascii="Consolas" w:eastAsia="Times New Roman" w:hAnsi="Consolas" w:cs="Times New Roman"/>
+          <w:color w:val="CE9178"/>
+          <w:kern w:val="0"/>
+          <w:sz w:val="18"/>
+          <w:szCs w:val="18"/>
+          <w14:ligatures w14:val="none"/>
+        </w:rPr>
+        <w:t>"</w:t>
+      </w:r>
+      <w:r>
+        <w:rPr>
+          <w:rFonts w:ascii="Consolas" w:eastAsia="Times New Roman" w:hAnsi="Consolas" w:cs="Times New Roman"/>
+          <w:color w:val="CCCCCC"/>
+          <w:kern w:val="0"/>
+          <w:sz w:val="18"/>
+          <w:szCs w:val="18"/>
+          <w14:ligatures w14:val="none"/>
+        </w:rPr>
+        <w:t xml:space="preserve">: </w:t>
+      </w:r>
+      <w:proofErr w:type="spellStart"/>
+      <w:r>
+        <w:rPr>
+          <w:rFonts w:ascii="Consolas" w:eastAsia="Times New Roman" w:hAnsi="Consolas" w:cs="Times New Roman"/>
+          <w:color w:val="9CDCFE"/>
+          <w:kern w:val="0"/>
+          <w:sz w:val="18"/>
+          <w:szCs w:val="18"/>
+          <w14:ligatures w14:val="none"/>
+        </w:rPr>
+        <w:t>mult</w:t>
+      </w:r>
+      <w:proofErr w:type="spellEnd"/>
+      <w:r>
+        <w:rPr>
+          <w:rFonts w:ascii="Consolas" w:eastAsia="Times New Roman" w:hAnsi="Consolas" w:cs="Times New Roman"/>
+          <w:color w:val="CCCCCC"/>
+          <w:kern w:val="0"/>
+          <w:sz w:val="18"/>
+          <w:szCs w:val="18"/>
+          <w14:ligatures w14:val="none"/>
+        </w:rPr>
+        <w:t xml:space="preserve">, </w:t>
+      </w:r>
+      <w:r>
+        <w:rPr>
+          <w:rFonts w:ascii="Consolas" w:eastAsia="Times New Roman" w:hAnsi="Consolas" w:cs="Times New Roman"/>
+          <w:color w:val="CE9178"/>
+          <w:kern w:val="0"/>
+          <w:sz w:val="18"/>
+          <w:szCs w:val="18"/>
+          <w14:ligatures w14:val="none"/>
+        </w:rPr>
+        <w:t>"end"</w:t>
+      </w:r>
+      <w:r>
+        <w:rPr>
+          <w:rFonts w:ascii="Consolas" w:eastAsia="Times New Roman" w:hAnsi="Consolas" w:cs="Times New Roman"/>
+          <w:color w:val="CCCCCC"/>
+          <w:kern w:val="0"/>
+          <w:sz w:val="18"/>
+          <w:szCs w:val="18"/>
+          <w14:ligatures w14:val="none"/>
+        </w:rPr>
+        <w:t xml:space="preserve">: </w:t>
+      </w:r>
+      <w:r>
+        <w:rPr>
+          <w:rFonts w:ascii="Consolas" w:eastAsia="Times New Roman" w:hAnsi="Consolas" w:cs="Times New Roman"/>
+          <w:color w:val="9CDCFE"/>
+          <w:kern w:val="0"/>
+          <w:sz w:val="18"/>
+          <w:szCs w:val="18"/>
+          <w14:ligatures w14:val="none"/>
+        </w:rPr>
+        <w:t>now</w:t>
+      </w:r>
+      <w:r>
+        <w:rPr>
+          <w:rFonts w:ascii="Consolas" w:eastAsia="Times New Roman" w:hAnsi="Consolas" w:cs="Times New Roman"/>
+          <w:color w:val="CCCCCC"/>
+          <w:kern w:val="0"/>
+          <w:sz w:val="18"/>
+          <w:szCs w:val="18"/>
+          <w14:ligatures w14:val="none"/>
+        </w:rPr>
+        <w:t xml:space="preserve"> </w:t>
+      </w:r>
+      <w:r>
+        <w:rPr>
+          <w:rFonts w:ascii="Consolas" w:eastAsia="Times New Roman" w:hAnsi="Consolas" w:cs="Times New Roman"/>
+          <w:color w:val="D4D4D4"/>
+          <w:kern w:val="0"/>
+          <w:sz w:val="18"/>
+          <w:szCs w:val="18"/>
+          <w14:ligatures w14:val="none"/>
+        </w:rPr>
+        <w:t>+</w:t>
+      </w:r>
+      <w:r>
+        <w:rPr>
+          <w:rFonts w:ascii="Consolas" w:eastAsia="Times New Roman" w:hAnsi="Consolas" w:cs="Times New Roman"/>
+          <w:color w:val="CCCCCC"/>
+          <w:kern w:val="0"/>
+          <w:sz w:val="18"/>
+          <w:szCs w:val="18"/>
+          <w14:ligatures w14:val="none"/>
+        </w:rPr>
+        <w:t xml:space="preserve"> </w:t>
+      </w:r>
+      <w:r>
+        <w:rPr>
+          <w:rFonts w:ascii="Consolas" w:eastAsia="Times New Roman" w:hAnsi="Consolas" w:cs="Times New Roman"/>
+          <w:color w:val="4FC1FF"/>
+          <w:kern w:val="0"/>
+          <w:sz w:val="18"/>
+          <w:szCs w:val="18"/>
+          <w14:ligatures w14:val="none"/>
+        </w:rPr>
+        <w:t>POWERUP_</w:t>
+      </w:r>
+      <w:proofErr w:type="gramStart"/>
+      <w:r>
+        <w:rPr>
+          <w:rFonts w:ascii="Consolas" w:eastAsia="Times New Roman" w:hAnsi="Consolas" w:cs="Times New Roman"/>
+          <w:color w:val="4FC1FF"/>
+          <w:kern w:val="0"/>
+          <w:sz w:val="18"/>
+          <w:szCs w:val="18"/>
+          <w14:ligatures w14:val="none"/>
+        </w:rPr>
+        <w:t>DURATION</w:t>
+      </w:r>
+      <w:r>
+        <w:rPr>
+          <w:rFonts w:ascii="Consolas" w:eastAsia="Times New Roman" w:hAnsi="Consolas" w:cs="Times New Roman"/>
+          <w:color w:val="CCCCCC"/>
+          <w:kern w:val="0"/>
+          <w:sz w:val="18"/>
+          <w:szCs w:val="18"/>
+          <w14:ligatures w14:val="none"/>
+        </w:rPr>
+        <w:t>}]</w:t>
+      </w:r>
+      <w:proofErr w:type="gramEnd"/>
     </w:p>
     <w:p>
       <w:pPr>
@@ -20900,326 +22820,9 @@
           <w:rFonts w:ascii="Consolas" w:eastAsia="Times New Roman" w:hAnsi="Consolas" w:cs="Times New Roman"/>
           <w:color w:val="CCCCCC"/>
           <w:kern w:val="0"/>
-          <w:sz w:val="21"/>
-          <w:szCs w:val="21"/>
-          <w14:ligatures w14:val="none"/>
-        </w:rPr>
-      </w:pPr>
-      <w:r>
-        <w:rPr>
-          <w:rFonts w:ascii="Consolas" w:eastAsia="Times New Roman" w:hAnsi="Consolas" w:cs="Times New Roman"/>
-          <w:color w:val="CCCCCC"/>
-          <w:kern w:val="0"/>
-          <w:sz w:val="21"/>
-          <w:szCs w:val="21"/>
-          <w14:ligatures w14:val="none"/>
-        </w:rPr>
-        <w:t xml:space="preserve">                    </w:t>
-      </w:r>
-      <w:r>
-        <w:rPr>
-          <w:rFonts w:ascii="Consolas" w:eastAsia="Times New Roman" w:hAnsi="Consolas" w:cs="Times New Roman"/>
-          <w:color w:val="CE9178"/>
-          <w:kern w:val="0"/>
-          <w:sz w:val="21"/>
-          <w:szCs w:val="21"/>
-          <w14:ligatures w14:val="none"/>
-        </w:rPr>
-        <w:t>"x"</w:t>
-      </w:r>
-      <w:r>
-        <w:rPr>
-          <w:rFonts w:ascii="Consolas" w:eastAsia="Times New Roman" w:hAnsi="Consolas" w:cs="Times New Roman"/>
-          <w:color w:val="CCCCCC"/>
-          <w:kern w:val="0"/>
-          <w:sz w:val="21"/>
-          <w:szCs w:val="21"/>
-          <w14:ligatures w14:val="none"/>
-        </w:rPr>
-        <w:t xml:space="preserve">: </w:t>
-      </w:r>
-      <w:r>
-        <w:rPr>
-          <w:rFonts w:ascii="Consolas" w:eastAsia="Times New Roman" w:hAnsi="Consolas" w:cs="Times New Roman"/>
-          <w:color w:val="9CDCFE"/>
-          <w:kern w:val="0"/>
-          <w:sz w:val="21"/>
-          <w:szCs w:val="21"/>
-          <w14:ligatures w14:val="none"/>
-        </w:rPr>
-        <w:t>cx</w:t>
-      </w:r>
-      <w:r>
-        <w:rPr>
-          <w:rFonts w:ascii="Consolas" w:eastAsia="Times New Roman" w:hAnsi="Consolas" w:cs="Times New Roman"/>
-          <w:color w:val="CCCCCC"/>
-          <w:kern w:val="0"/>
-          <w:sz w:val="21"/>
-          <w:szCs w:val="21"/>
-          <w14:ligatures w14:val="none"/>
-        </w:rPr>
-        <w:t>,</w:t>
-      </w:r>
-    </w:p>
-    <w:p>
-      <w:pPr>
-        <w:shd w:val="clear" w:color="auto" w:fill="1F1F1F"/>
-        <w:spacing w:after="0" w:line="285" w:lineRule="atLeast"/>
-        <w:rPr>
-          <w:rFonts w:ascii="Consolas" w:eastAsia="Times New Roman" w:hAnsi="Consolas" w:cs="Times New Roman"/>
-          <w:color w:val="CCCCCC"/>
-          <w:kern w:val="0"/>
-          <w:sz w:val="21"/>
-          <w:szCs w:val="21"/>
-          <w14:ligatures w14:val="none"/>
-        </w:rPr>
-      </w:pPr>
-      <w:r>
-        <w:rPr>
-          <w:rFonts w:ascii="Consolas" w:eastAsia="Times New Roman" w:hAnsi="Consolas" w:cs="Times New Roman"/>
-          <w:color w:val="CCCCCC"/>
-          <w:kern w:val="0"/>
-          <w:sz w:val="21"/>
-          <w:szCs w:val="21"/>
-          <w14:ligatures w14:val="none"/>
-        </w:rPr>
-        <w:t xml:space="preserve">                    </w:t>
-      </w:r>
-      <w:r>
-        <w:rPr>
-          <w:rFonts w:ascii="Consolas" w:eastAsia="Times New Roman" w:hAnsi="Consolas" w:cs="Times New Roman"/>
-          <w:color w:val="CE9178"/>
-          <w:kern w:val="0"/>
-          <w:sz w:val="21"/>
-          <w:szCs w:val="21"/>
-          <w14:ligatures w14:val="none"/>
-        </w:rPr>
-        <w:t>"y"</w:t>
-      </w:r>
-      <w:r>
-        <w:rPr>
-          <w:rFonts w:ascii="Consolas" w:eastAsia="Times New Roman" w:hAnsi="Consolas" w:cs="Times New Roman"/>
-          <w:color w:val="CCCCCC"/>
-          <w:kern w:val="0"/>
-          <w:sz w:val="21"/>
-          <w:szCs w:val="21"/>
-          <w14:ligatures w14:val="none"/>
-        </w:rPr>
-        <w:t xml:space="preserve">: </w:t>
-      </w:r>
-      <w:r>
-        <w:rPr>
-          <w:rFonts w:ascii="Consolas" w:eastAsia="Times New Roman" w:hAnsi="Consolas" w:cs="Times New Roman"/>
-          <w:color w:val="9CDCFE"/>
-          <w:kern w:val="0"/>
-          <w:sz w:val="21"/>
-          <w:szCs w:val="21"/>
-          <w14:ligatures w14:val="none"/>
-        </w:rPr>
-        <w:t>cy</w:t>
-      </w:r>
-      <w:r>
-        <w:rPr>
-          <w:rFonts w:ascii="Consolas" w:eastAsia="Times New Roman" w:hAnsi="Consolas" w:cs="Times New Roman"/>
-          <w:color w:val="CCCCCC"/>
-          <w:kern w:val="0"/>
-          <w:sz w:val="21"/>
-          <w:szCs w:val="21"/>
-          <w14:ligatures w14:val="none"/>
-        </w:rPr>
-        <w:t>,</w:t>
-      </w:r>
-    </w:p>
-    <w:p>
-      <w:pPr>
-        <w:shd w:val="clear" w:color="auto" w:fill="1F1F1F"/>
-        <w:spacing w:after="0" w:line="285" w:lineRule="atLeast"/>
-        <w:rPr>
-          <w:rFonts w:ascii="Consolas" w:eastAsia="Times New Roman" w:hAnsi="Consolas" w:cs="Times New Roman"/>
-          <w:color w:val="CCCCCC"/>
-          <w:kern w:val="0"/>
-          <w:sz w:val="21"/>
-          <w:szCs w:val="21"/>
-          <w14:ligatures w14:val="none"/>
-        </w:rPr>
-      </w:pPr>
-      <w:r>
-        <w:rPr>
-          <w:rFonts w:ascii="Consolas" w:eastAsia="Times New Roman" w:hAnsi="Consolas" w:cs="Times New Roman"/>
-          <w:color w:val="CCCCCC"/>
-          <w:kern w:val="0"/>
-          <w:sz w:val="21"/>
-          <w:szCs w:val="21"/>
-          <w14:ligatures w14:val="none"/>
-        </w:rPr>
-        <w:t xml:space="preserve">                    </w:t>
-      </w:r>
-      <w:r>
-        <w:rPr>
-          <w:rFonts w:ascii="Consolas" w:eastAsia="Times New Roman" w:hAnsi="Consolas" w:cs="Times New Roman"/>
-          <w:color w:val="CE9178"/>
-          <w:kern w:val="0"/>
-          <w:sz w:val="21"/>
-          <w:szCs w:val="21"/>
-          <w14:ligatures w14:val="none"/>
-        </w:rPr>
-        <w:t>"type"</w:t>
-      </w:r>
-      <w:r>
-        <w:rPr>
-          <w:rFonts w:ascii="Consolas" w:eastAsia="Times New Roman" w:hAnsi="Consolas" w:cs="Times New Roman"/>
-          <w:color w:val="CCCCCC"/>
-          <w:kern w:val="0"/>
-          <w:sz w:val="21"/>
-          <w:szCs w:val="21"/>
-          <w14:ligatures w14:val="none"/>
-        </w:rPr>
-        <w:t xml:space="preserve">: </w:t>
-      </w:r>
-      <w:proofErr w:type="spellStart"/>
-      <w:r>
-        <w:rPr>
-          <w:rFonts w:ascii="Consolas" w:eastAsia="Times New Roman" w:hAnsi="Consolas" w:cs="Times New Roman"/>
-          <w:color w:val="9CDCFE"/>
-          <w:kern w:val="0"/>
-          <w:sz w:val="21"/>
-          <w:szCs w:val="21"/>
-          <w14:ligatures w14:val="none"/>
-        </w:rPr>
-        <w:t>pu_type</w:t>
-      </w:r>
-      <w:proofErr w:type="spellEnd"/>
-    </w:p>
-    <w:p>
-      <w:pPr>
-        <w:jc w:val="both"/>
-        <w:rPr>
-          <w:lang w:val="el-GR"/>
-        </w:rPr>
-      </w:pPr>
-    </w:p>
-    <w:p>
-      <w:pPr>
-        <w:jc w:val="both"/>
-      </w:pPr>
-      <w:r>
-        <w:rPr>
-          <w:lang w:val="el-GR"/>
-        </w:rPr>
-        <w:lastRenderedPageBreak/>
-        <w:t xml:space="preserve">Τα </w:t>
-      </w:r>
-      <w:r>
-        <w:t>WEIGHTS</w:t>
-      </w:r>
-      <w:r>
-        <w:rPr>
-          <w:lang w:val="el-GR"/>
-        </w:rPr>
-        <w:t xml:space="preserve"> </w:t>
-      </w:r>
-      <w:r>
-        <w:rPr>
-          <w:lang w:val="el-GR"/>
-        </w:rPr>
-        <w:t xml:space="preserve">είναι συντελεστές που έχουν </w:t>
-      </w:r>
-      <w:proofErr w:type="spellStart"/>
-      <w:r>
-        <w:rPr>
-          <w:lang w:val="el-GR"/>
-        </w:rPr>
-        <w:t>αθροισμα</w:t>
-      </w:r>
-      <w:proofErr w:type="spellEnd"/>
-      <w:r>
-        <w:rPr>
-          <w:lang w:val="el-GR"/>
-        </w:rPr>
-        <w:t xml:space="preserve"> 1 ώστε να </w:t>
-      </w:r>
-      <w:proofErr w:type="spellStart"/>
-      <w:r>
-        <w:rPr>
-          <w:lang w:val="el-GR"/>
-        </w:rPr>
-        <w:t>αλλαξει</w:t>
-      </w:r>
-      <w:proofErr w:type="spellEnd"/>
-      <w:r>
-        <w:rPr>
-          <w:lang w:val="el-GR"/>
-        </w:rPr>
-        <w:t xml:space="preserve"> η </w:t>
-      </w:r>
-      <w:proofErr w:type="spellStart"/>
-      <w:r>
-        <w:rPr>
-          <w:lang w:val="el-GR"/>
-        </w:rPr>
-        <w:t>πιθανοτητα</w:t>
-      </w:r>
-      <w:proofErr w:type="spellEnd"/>
-      <w:r>
-        <w:rPr>
-          <w:lang w:val="el-GR"/>
-        </w:rPr>
-        <w:t xml:space="preserve"> εμφάνισης κάθε </w:t>
-      </w:r>
-      <w:r>
-        <w:t>powerup</w:t>
-      </w:r>
-      <w:r>
-        <w:rPr>
-          <w:lang w:val="el-GR"/>
-        </w:rPr>
-        <w:t xml:space="preserve">. </w:t>
-      </w:r>
-    </w:p>
-    <w:p>
-      <w:pPr>
-        <w:jc w:val="both"/>
-      </w:pPr>
-      <w:r>
-        <w:rPr>
-          <w:lang w:val="el-GR"/>
-        </w:rPr>
-        <w:t xml:space="preserve">Επίσης αλλάζουμε και το </w:t>
-      </w:r>
-      <w:r>
-        <w:t>active</w:t>
-      </w:r>
-      <w:r>
-        <w:rPr>
-          <w:lang w:val="el-GR"/>
-        </w:rPr>
-        <w:t>_</w:t>
-      </w:r>
-      <w:r>
-        <w:t>powerups</w:t>
-      </w:r>
-      <w:r>
-        <w:rPr>
-          <w:lang w:val="el-GR"/>
-        </w:rPr>
-        <w:t>:</w:t>
-      </w:r>
-    </w:p>
-    <w:p>
-      <w:pPr>
-        <w:jc w:val="both"/>
-      </w:pPr>
-    </w:p>
-    <w:p>
-      <w:pPr>
-        <w:shd w:val="clear" w:color="auto" w:fill="1F1F1F"/>
-        <w:spacing w:after="0" w:line="285" w:lineRule="atLeast"/>
-        <w:rPr>
-          <w:rFonts w:ascii="Consolas" w:eastAsia="Times New Roman" w:hAnsi="Consolas" w:cs="Times New Roman"/>
-          <w:color w:val="CCCCCC"/>
-          <w:kern w:val="0"/>
           <w:sz w:val="18"/>
           <w:szCs w:val="18"/>
+          <w:lang w:val="el-GR"/>
           <w14:ligatures w14:val="none"/>
         </w:rPr>
       </w:pPr>
@@ -21232,8 +22835,9 @@
           <w:szCs w:val="18"/>
           <w14:ligatures w14:val="none"/>
         </w:rPr>
-        <w:t>   </w:t>
-      </w:r>
+        <w:t xml:space="preserve">            </w:t>
+      </w:r>
+      <w:proofErr w:type="gramStart"/>
       <w:r>
         <w:rPr>
           <w:rFonts w:ascii="Consolas" w:eastAsia="Times New Roman" w:hAnsi="Consolas" w:cs="Times New Roman"/>
@@ -21243,7 +22847,7 @@
           <w:szCs w:val="18"/>
           <w14:ligatures w14:val="none"/>
         </w:rPr>
-        <w:t>now</w:t>
+        <w:t>powerups</w:t>
       </w:r>
       <w:r>
         <w:rPr>
@@ -21252,21 +22856,23 @@
           <w:kern w:val="0"/>
           <w:sz w:val="18"/>
           <w:szCs w:val="18"/>
-          <w14:ligatures w14:val="none"/>
-        </w:rPr>
-        <w:t xml:space="preserve"> </w:t>
-      </w:r>
-      <w:r>
-        <w:rPr>
-          <w:rFonts w:ascii="Consolas" w:eastAsia="Times New Roman" w:hAnsi="Consolas" w:cs="Times New Roman"/>
-          <w:color w:val="D4D4D4"/>
+          <w:lang w:val="el-GR"/>
+          <w14:ligatures w14:val="none"/>
+        </w:rPr>
+        <w:t>.</w:t>
+      </w:r>
+      <w:r>
+        <w:rPr>
+          <w:rFonts w:ascii="Consolas" w:eastAsia="Times New Roman" w:hAnsi="Consolas" w:cs="Times New Roman"/>
+          <w:color w:val="DCDCAA"/>
           <w:kern w:val="0"/>
           <w:sz w:val="18"/>
           <w:szCs w:val="18"/>
           <w14:ligatures w14:val="none"/>
         </w:rPr>
-        <w:t>=</w:t>
-      </w:r>
+        <w:t>remove</w:t>
+      </w:r>
+      <w:proofErr w:type="gramEnd"/>
       <w:r>
         <w:rPr>
           <w:rFonts w:ascii="Consolas" w:eastAsia="Times New Roman" w:hAnsi="Consolas" w:cs="Times New Roman"/>
@@ -21274,22 +22880,24 @@
           <w:kern w:val="0"/>
           <w:sz w:val="18"/>
           <w:szCs w:val="18"/>
-          <w14:ligatures w14:val="none"/>
-        </w:rPr>
-        <w:t xml:space="preserve"> </w:t>
+          <w:lang w:val="el-GR"/>
+          <w14:ligatures w14:val="none"/>
+        </w:rPr>
+        <w:t>(</w:t>
       </w:r>
       <w:proofErr w:type="spellStart"/>
       <w:r>
         <w:rPr>
           <w:rFonts w:ascii="Consolas" w:eastAsia="Times New Roman" w:hAnsi="Consolas" w:cs="Times New Roman"/>
-          <w:color w:val="4EC9B0"/>
+          <w:color w:val="9CDCFE"/>
           <w:kern w:val="0"/>
           <w:sz w:val="18"/>
           <w:szCs w:val="18"/>
           <w14:ligatures w14:val="none"/>
         </w:rPr>
-        <w:t>pygame</w:t>
-      </w:r>
+        <w:t>pu</w:t>
+      </w:r>
+      <w:proofErr w:type="spellEnd"/>
       <w:r>
         <w:rPr>
           <w:rFonts w:ascii="Consolas" w:eastAsia="Times New Roman" w:hAnsi="Consolas" w:cs="Times New Roman"/>
@@ -21297,1065 +22905,90 @@
           <w:kern w:val="0"/>
           <w:sz w:val="18"/>
           <w:szCs w:val="18"/>
-          <w14:ligatures w14:val="none"/>
-        </w:rPr>
-        <w:t>.</w:t>
-      </w:r>
-      <w:r>
-        <w:rPr>
-          <w:rFonts w:ascii="Consolas" w:eastAsia="Times New Roman" w:hAnsi="Consolas" w:cs="Times New Roman"/>
-          <w:color w:val="4EC9B0"/>
-          <w:kern w:val="0"/>
-          <w:sz w:val="18"/>
-          <w:szCs w:val="18"/>
-          <w14:ligatures w14:val="none"/>
-        </w:rPr>
-        <w:t>time</w:t>
-      </w:r>
-      <w:r>
-        <w:rPr>
-          <w:rFonts w:ascii="Consolas" w:eastAsia="Times New Roman" w:hAnsi="Consolas" w:cs="Times New Roman"/>
-          <w:color w:val="CCCCCC"/>
-          <w:kern w:val="0"/>
-          <w:sz w:val="18"/>
-          <w:szCs w:val="18"/>
-          <w14:ligatures w14:val="none"/>
-        </w:rPr>
-        <w:t>.</w:t>
-      </w:r>
-      <w:r>
-        <w:rPr>
-          <w:rFonts w:ascii="Consolas" w:eastAsia="Times New Roman" w:hAnsi="Consolas" w:cs="Times New Roman"/>
-          <w:color w:val="DCDCAA"/>
-          <w:kern w:val="0"/>
-          <w:sz w:val="18"/>
-          <w:szCs w:val="18"/>
-          <w14:ligatures w14:val="none"/>
-        </w:rPr>
-        <w:t>get_</w:t>
-      </w:r>
-      <w:proofErr w:type="gramStart"/>
-      <w:r>
-        <w:rPr>
-          <w:rFonts w:ascii="Consolas" w:eastAsia="Times New Roman" w:hAnsi="Consolas" w:cs="Times New Roman"/>
-          <w:color w:val="DCDCAA"/>
-          <w:kern w:val="0"/>
-          <w:sz w:val="18"/>
-          <w:szCs w:val="18"/>
-          <w14:ligatures w14:val="none"/>
-        </w:rPr>
-        <w:t>ticks</w:t>
+          <w:lang w:val="el-GR"/>
+          <w14:ligatures w14:val="none"/>
+        </w:rPr>
+        <w:t>)</w:t>
+      </w:r>
+    </w:p>
+    <w:p>
+      <w:pPr>
+        <w:jc w:val="both"/>
+        <w:rPr>
+          <w:lang w:val="el-GR"/>
+        </w:rPr>
+      </w:pPr>
+    </w:p>
+    <w:p>
+      <w:pPr>
+        <w:jc w:val="both"/>
+        <w:rPr>
+          <w:lang w:val="el-GR"/>
+        </w:rPr>
+      </w:pPr>
+      <w:r>
+        <w:rPr>
+          <w:lang w:val="el-GR"/>
+        </w:rPr>
+        <w:t xml:space="preserve">Στην πρώτη περίπτωση θα αθροίζει τα </w:t>
+      </w:r>
+      <w:r>
+        <w:t>grow</w:t>
+      </w:r>
+      <w:r>
+        <w:rPr>
+          <w:lang w:val="el-GR"/>
+        </w:rPr>
+        <w:t xml:space="preserve"> </w:t>
+      </w:r>
+      <w:proofErr w:type="spellStart"/>
+      <w:r>
+        <w:t>pu</w:t>
       </w:r>
       <w:proofErr w:type="spellEnd"/>
       <w:r>
         <w:rPr>
-          <w:rFonts w:ascii="Consolas" w:eastAsia="Times New Roman" w:hAnsi="Consolas" w:cs="Times New Roman"/>
-          <w:color w:val="CCCCCC"/>
-          <w:kern w:val="0"/>
-          <w:sz w:val="18"/>
-          <w:szCs w:val="18"/>
-          <w14:ligatures w14:val="none"/>
-        </w:rPr>
-        <w:t>(</w:t>
-      </w:r>
-      <w:proofErr w:type="gramEnd"/>
-      <w:r>
-        <w:rPr>
-          <w:rFonts w:ascii="Consolas" w:eastAsia="Times New Roman" w:hAnsi="Consolas" w:cs="Times New Roman"/>
-          <w:color w:val="CCCCCC"/>
-          <w:kern w:val="0"/>
-          <w:sz w:val="18"/>
-          <w:szCs w:val="18"/>
-          <w14:ligatures w14:val="none"/>
-        </w:rPr>
-        <w:t>)</w:t>
-      </w:r>
-    </w:p>
-    <w:p>
-      <w:pPr>
-        <w:shd w:val="clear" w:color="auto" w:fill="1F1F1F"/>
-        <w:spacing w:after="0" w:line="285" w:lineRule="atLeast"/>
-        <w:rPr>
-          <w:rFonts w:ascii="Consolas" w:eastAsia="Times New Roman" w:hAnsi="Consolas" w:cs="Times New Roman"/>
-          <w:color w:val="CCCCCC"/>
-          <w:kern w:val="0"/>
-          <w:sz w:val="18"/>
-          <w:szCs w:val="18"/>
-          <w14:ligatures w14:val="none"/>
-        </w:rPr>
-      </w:pPr>
-      <w:r>
-        <w:rPr>
-          <w:rFonts w:ascii="Consolas" w:eastAsia="Times New Roman" w:hAnsi="Consolas" w:cs="Times New Roman"/>
-          <w:color w:val="CCCCCC"/>
-          <w:kern w:val="0"/>
-          <w:sz w:val="18"/>
-          <w:szCs w:val="18"/>
-          <w14:ligatures w14:val="none"/>
-        </w:rPr>
-        <w:t xml:space="preserve">            </w:t>
-      </w:r>
-      <w:r>
-        <w:rPr>
-          <w:rFonts w:ascii="Consolas" w:eastAsia="Times New Roman" w:hAnsi="Consolas" w:cs="Times New Roman"/>
-          <w:color w:val="C586C0"/>
-          <w:kern w:val="0"/>
-          <w:sz w:val="18"/>
-          <w:szCs w:val="18"/>
-          <w14:ligatures w14:val="none"/>
-        </w:rPr>
-        <w:t>if</w:t>
-      </w:r>
-      <w:r>
-        <w:rPr>
-          <w:rFonts w:ascii="Consolas" w:eastAsia="Times New Roman" w:hAnsi="Consolas" w:cs="Times New Roman"/>
-          <w:color w:val="CCCCCC"/>
-          <w:kern w:val="0"/>
-          <w:sz w:val="18"/>
-          <w:szCs w:val="18"/>
-          <w14:ligatures w14:val="none"/>
-        </w:rPr>
-        <w:t xml:space="preserve"> </w:t>
-      </w:r>
-      <w:proofErr w:type="spellStart"/>
-      <w:proofErr w:type="gramStart"/>
-      <w:r>
-        <w:rPr>
-          <w:rFonts w:ascii="Consolas" w:eastAsia="Times New Roman" w:hAnsi="Consolas" w:cs="Times New Roman"/>
-          <w:color w:val="9CDCFE"/>
-          <w:kern w:val="0"/>
-          <w:sz w:val="18"/>
-          <w:szCs w:val="18"/>
-          <w14:ligatures w14:val="none"/>
-        </w:rPr>
-        <w:t>pu</w:t>
-      </w:r>
-      <w:proofErr w:type="spellEnd"/>
-      <w:r>
-        <w:rPr>
-          <w:rFonts w:ascii="Consolas" w:eastAsia="Times New Roman" w:hAnsi="Consolas" w:cs="Times New Roman"/>
-          <w:color w:val="CCCCCC"/>
-          <w:kern w:val="0"/>
-          <w:sz w:val="18"/>
-          <w:szCs w:val="18"/>
-          <w14:ligatures w14:val="none"/>
-        </w:rPr>
-        <w:t>[</w:t>
-      </w:r>
-      <w:r>
-        <w:rPr>
-          <w:rFonts w:ascii="Consolas" w:eastAsia="Times New Roman" w:hAnsi="Consolas" w:cs="Times New Roman"/>
-          <w:color w:val="CE9178"/>
-          <w:kern w:val="0"/>
-          <w:sz w:val="18"/>
-          <w:szCs w:val="18"/>
-          <w14:ligatures w14:val="none"/>
-        </w:rPr>
-        <w:t>"</w:t>
-      </w:r>
-      <w:proofErr w:type="gramEnd"/>
-      <w:r>
-        <w:rPr>
-          <w:rFonts w:ascii="Consolas" w:eastAsia="Times New Roman" w:hAnsi="Consolas" w:cs="Times New Roman"/>
-          <w:color w:val="CE9178"/>
-          <w:kern w:val="0"/>
-          <w:sz w:val="18"/>
-          <w:szCs w:val="18"/>
-          <w14:ligatures w14:val="none"/>
-        </w:rPr>
-        <w:t>type"</w:t>
-      </w:r>
-      <w:r>
-        <w:rPr>
-          <w:rFonts w:ascii="Consolas" w:eastAsia="Times New Roman" w:hAnsi="Consolas" w:cs="Times New Roman"/>
-          <w:color w:val="CCCCCC"/>
-          <w:kern w:val="0"/>
-          <w:sz w:val="18"/>
-          <w:szCs w:val="18"/>
-          <w14:ligatures w14:val="none"/>
-        </w:rPr>
-        <w:t xml:space="preserve">] </w:t>
-      </w:r>
-      <w:r>
-        <w:rPr>
-          <w:rFonts w:ascii="Consolas" w:eastAsia="Times New Roman" w:hAnsi="Consolas" w:cs="Times New Roman"/>
-          <w:color w:val="D4D4D4"/>
-          <w:kern w:val="0"/>
-          <w:sz w:val="18"/>
-          <w:szCs w:val="18"/>
-          <w14:ligatures w14:val="none"/>
-        </w:rPr>
-        <w:t>==</w:t>
-      </w:r>
-      <w:r>
-        <w:rPr>
-          <w:rFonts w:ascii="Consolas" w:eastAsia="Times New Roman" w:hAnsi="Consolas" w:cs="Times New Roman"/>
-          <w:color w:val="CCCCCC"/>
-          <w:kern w:val="0"/>
-          <w:sz w:val="18"/>
-          <w:szCs w:val="18"/>
-          <w14:ligatures w14:val="none"/>
-        </w:rPr>
-        <w:t xml:space="preserve"> </w:t>
-      </w:r>
-      <w:r>
-        <w:rPr>
-          <w:rFonts w:ascii="Consolas" w:eastAsia="Times New Roman" w:hAnsi="Consolas" w:cs="Times New Roman"/>
-          <w:color w:val="CE9178"/>
-          <w:kern w:val="0"/>
-          <w:sz w:val="18"/>
-          <w:szCs w:val="18"/>
-          <w14:ligatures w14:val="none"/>
-        </w:rPr>
-        <w:t>"grow"</w:t>
-      </w:r>
-      <w:r>
-        <w:rPr>
-          <w:rFonts w:ascii="Consolas" w:eastAsia="Times New Roman" w:hAnsi="Consolas" w:cs="Times New Roman"/>
-          <w:color w:val="CCCCCC"/>
-          <w:kern w:val="0"/>
-          <w:sz w:val="18"/>
-          <w:szCs w:val="18"/>
-          <w14:ligatures w14:val="none"/>
-        </w:rPr>
-        <w:t>:</w:t>
-      </w:r>
-    </w:p>
-    <w:p>
-      <w:pPr>
-        <w:shd w:val="clear" w:color="auto" w:fill="1F1F1F"/>
-        <w:spacing w:after="0" w:line="285" w:lineRule="atLeast"/>
-        <w:rPr>
-          <w:rFonts w:ascii="Consolas" w:eastAsia="Times New Roman" w:hAnsi="Consolas" w:cs="Times New Roman"/>
-          <w:color w:val="CCCCCC"/>
-          <w:kern w:val="0"/>
-          <w:sz w:val="18"/>
-          <w:szCs w:val="18"/>
-          <w14:ligatures w14:val="none"/>
-        </w:rPr>
-      </w:pPr>
-      <w:r>
-        <w:rPr>
-          <w:rFonts w:ascii="Consolas" w:eastAsia="Times New Roman" w:hAnsi="Consolas" w:cs="Times New Roman"/>
-          <w:color w:val="CCCCCC"/>
-          <w:kern w:val="0"/>
-          <w:sz w:val="18"/>
-          <w:szCs w:val="18"/>
-          <w14:ligatures w14:val="none"/>
-        </w:rPr>
-        <w:t xml:space="preserve">                </w:t>
-      </w:r>
-      <w:proofErr w:type="spellStart"/>
-      <w:r>
-        <w:rPr>
-          <w:rFonts w:ascii="Consolas" w:eastAsia="Times New Roman" w:hAnsi="Consolas" w:cs="Times New Roman"/>
-          <w:color w:val="9CDCFE"/>
-          <w:kern w:val="0"/>
-          <w:sz w:val="18"/>
-          <w:szCs w:val="18"/>
-          <w14:ligatures w14:val="none"/>
-        </w:rPr>
-        <w:t>mult</w:t>
-      </w:r>
-      <w:proofErr w:type="spellEnd"/>
-      <w:r>
-        <w:rPr>
-          <w:rFonts w:ascii="Consolas" w:eastAsia="Times New Roman" w:hAnsi="Consolas" w:cs="Times New Roman"/>
-          <w:color w:val="CCCCCC"/>
-          <w:kern w:val="0"/>
-          <w:sz w:val="18"/>
-          <w:szCs w:val="18"/>
-          <w14:ligatures w14:val="none"/>
-        </w:rPr>
-        <w:t xml:space="preserve"> </w:t>
-      </w:r>
-      <w:r>
-        <w:rPr>
-          <w:rFonts w:ascii="Consolas" w:eastAsia="Times New Roman" w:hAnsi="Consolas" w:cs="Times New Roman"/>
-          <w:color w:val="D4D4D4"/>
-          <w:kern w:val="0"/>
-          <w:sz w:val="18"/>
-          <w:szCs w:val="18"/>
-          <w14:ligatures w14:val="none"/>
-        </w:rPr>
-        <w:t>=</w:t>
-      </w:r>
-      <w:r>
-        <w:rPr>
-          <w:rFonts w:ascii="Consolas" w:eastAsia="Times New Roman" w:hAnsi="Consolas" w:cs="Times New Roman"/>
-          <w:color w:val="CCCCCC"/>
-          <w:kern w:val="0"/>
-          <w:sz w:val="18"/>
-          <w:szCs w:val="18"/>
-          <w14:ligatures w14:val="none"/>
-        </w:rPr>
-        <w:t xml:space="preserve"> </w:t>
-      </w:r>
-      <w:r>
-        <w:rPr>
-          <w:rFonts w:ascii="Consolas" w:eastAsia="Times New Roman" w:hAnsi="Consolas" w:cs="Times New Roman"/>
-          <w:color w:val="4FC1FF"/>
-          <w:kern w:val="0"/>
-          <w:sz w:val="18"/>
-          <w:szCs w:val="18"/>
-          <w14:ligatures w14:val="none"/>
-        </w:rPr>
-        <w:t>POWERUP_MULT_GROW</w:t>
-      </w:r>
-    </w:p>
-    <w:p>
-      <w:pPr>
-        <w:shd w:val="clear" w:color="auto" w:fill="1F1F1F"/>
-        <w:spacing w:after="0" w:line="285" w:lineRule="atLeast"/>
-        <w:rPr>
-          <w:rFonts w:ascii="Consolas" w:eastAsia="Times New Roman" w:hAnsi="Consolas" w:cs="Times New Roman"/>
-          <w:color w:val="CCCCCC"/>
-          <w:kern w:val="0"/>
-          <w:sz w:val="18"/>
-          <w:szCs w:val="18"/>
-          <w14:ligatures w14:val="none"/>
-        </w:rPr>
-      </w:pPr>
-      <w:r>
-        <w:rPr>
-          <w:rFonts w:ascii="Consolas" w:eastAsia="Times New Roman" w:hAnsi="Consolas" w:cs="Times New Roman"/>
-          <w:color w:val="CCCCCC"/>
-          <w:kern w:val="0"/>
-          <w:sz w:val="18"/>
-          <w:szCs w:val="18"/>
-          <w14:ligatures w14:val="none"/>
-        </w:rPr>
-        <w:t xml:space="preserve">                </w:t>
-      </w:r>
-      <w:proofErr w:type="spellStart"/>
-      <w:r>
-        <w:rPr>
-          <w:rFonts w:ascii="Consolas" w:eastAsia="Times New Roman" w:hAnsi="Consolas" w:cs="Times New Roman"/>
-          <w:color w:val="9CDCFE"/>
-          <w:kern w:val="0"/>
-          <w:sz w:val="18"/>
-          <w:szCs w:val="18"/>
-          <w14:ligatures w14:val="none"/>
-        </w:rPr>
-        <w:t>active_</w:t>
-      </w:r>
-      <w:proofErr w:type="gramStart"/>
-      <w:r>
-        <w:rPr>
-          <w:rFonts w:ascii="Consolas" w:eastAsia="Times New Roman" w:hAnsi="Consolas" w:cs="Times New Roman"/>
-          <w:color w:val="9CDCFE"/>
-          <w:kern w:val="0"/>
-          <w:sz w:val="18"/>
-          <w:szCs w:val="18"/>
-          <w14:ligatures w14:val="none"/>
-        </w:rPr>
-        <w:t>powerups</w:t>
-      </w:r>
-      <w:r>
-        <w:rPr>
-          <w:rFonts w:ascii="Consolas" w:eastAsia="Times New Roman" w:hAnsi="Consolas" w:cs="Times New Roman"/>
-          <w:color w:val="CCCCCC"/>
-          <w:kern w:val="0"/>
-          <w:sz w:val="18"/>
-          <w:szCs w:val="18"/>
-          <w14:ligatures w14:val="none"/>
-        </w:rPr>
-        <w:t>.</w:t>
-      </w:r>
-      <w:r>
-        <w:rPr>
-          <w:rFonts w:ascii="Consolas" w:eastAsia="Times New Roman" w:hAnsi="Consolas" w:cs="Times New Roman"/>
-          <w:color w:val="DCDCAA"/>
-          <w:kern w:val="0"/>
-          <w:sz w:val="18"/>
-          <w:szCs w:val="18"/>
-          <w14:ligatures w14:val="none"/>
-        </w:rPr>
-        <w:t>append</w:t>
-      </w:r>
-      <w:proofErr w:type="spellEnd"/>
-      <w:proofErr w:type="gramEnd"/>
-      <w:r>
-        <w:rPr>
-          <w:rFonts w:ascii="Consolas" w:eastAsia="Times New Roman" w:hAnsi="Consolas" w:cs="Times New Roman"/>
-          <w:color w:val="CCCCCC"/>
-          <w:kern w:val="0"/>
-          <w:sz w:val="18"/>
-          <w:szCs w:val="18"/>
-          <w14:ligatures w14:val="none"/>
-        </w:rPr>
-        <w:t>({</w:t>
-      </w:r>
-      <w:r>
-        <w:rPr>
-          <w:rFonts w:ascii="Consolas" w:eastAsia="Times New Roman" w:hAnsi="Consolas" w:cs="Times New Roman"/>
-          <w:color w:val="CE9178"/>
-          <w:kern w:val="0"/>
-          <w:sz w:val="18"/>
-          <w:szCs w:val="18"/>
-          <w14:ligatures w14:val="none"/>
-        </w:rPr>
-        <w:t>"</w:t>
-      </w:r>
-      <w:proofErr w:type="spellStart"/>
-      <w:r>
-        <w:rPr>
-          <w:rFonts w:ascii="Consolas" w:eastAsia="Times New Roman" w:hAnsi="Consolas" w:cs="Times New Roman"/>
-          <w:color w:val="CE9178"/>
-          <w:kern w:val="0"/>
-          <w:sz w:val="18"/>
-          <w:szCs w:val="18"/>
-          <w14:ligatures w14:val="none"/>
-        </w:rPr>
-        <w:t>mult</w:t>
-      </w:r>
-      <w:proofErr w:type="spellEnd"/>
-      <w:r>
-        <w:rPr>
-          <w:rFonts w:ascii="Consolas" w:eastAsia="Times New Roman" w:hAnsi="Consolas" w:cs="Times New Roman"/>
-          <w:color w:val="CE9178"/>
-          <w:kern w:val="0"/>
-          <w:sz w:val="18"/>
-          <w:szCs w:val="18"/>
-          <w14:ligatures w14:val="none"/>
-        </w:rPr>
-        <w:t>"</w:t>
-      </w:r>
-      <w:r>
-        <w:rPr>
-          <w:rFonts w:ascii="Consolas" w:eastAsia="Times New Roman" w:hAnsi="Consolas" w:cs="Times New Roman"/>
-          <w:color w:val="CCCCCC"/>
-          <w:kern w:val="0"/>
-          <w:sz w:val="18"/>
-          <w:szCs w:val="18"/>
-          <w14:ligatures w14:val="none"/>
-        </w:rPr>
-        <w:t xml:space="preserve">: </w:t>
-      </w:r>
-      <w:proofErr w:type="spellStart"/>
-      <w:r>
-        <w:rPr>
-          <w:rFonts w:ascii="Consolas" w:eastAsia="Times New Roman" w:hAnsi="Consolas" w:cs="Times New Roman"/>
-          <w:color w:val="9CDCFE"/>
-          <w:kern w:val="0"/>
-          <w:sz w:val="18"/>
-          <w:szCs w:val="18"/>
-          <w14:ligatures w14:val="none"/>
-        </w:rPr>
-        <w:t>mult</w:t>
-      </w:r>
-      <w:proofErr w:type="spellEnd"/>
-      <w:r>
-        <w:rPr>
-          <w:rFonts w:ascii="Consolas" w:eastAsia="Times New Roman" w:hAnsi="Consolas" w:cs="Times New Roman"/>
-          <w:color w:val="CCCCCC"/>
-          <w:kern w:val="0"/>
-          <w:sz w:val="18"/>
-          <w:szCs w:val="18"/>
-          <w14:ligatures w14:val="none"/>
-        </w:rPr>
-        <w:t xml:space="preserve">, </w:t>
-      </w:r>
-      <w:r>
-        <w:rPr>
-          <w:rFonts w:ascii="Consolas" w:eastAsia="Times New Roman" w:hAnsi="Consolas" w:cs="Times New Roman"/>
-          <w:color w:val="CE9178"/>
-          <w:kern w:val="0"/>
-          <w:sz w:val="18"/>
-          <w:szCs w:val="18"/>
-          <w14:ligatures w14:val="none"/>
-        </w:rPr>
-        <w:t>"end"</w:t>
-      </w:r>
-      <w:r>
-        <w:rPr>
-          <w:rFonts w:ascii="Consolas" w:eastAsia="Times New Roman" w:hAnsi="Consolas" w:cs="Times New Roman"/>
-          <w:color w:val="CCCCCC"/>
-          <w:kern w:val="0"/>
-          <w:sz w:val="18"/>
-          <w:szCs w:val="18"/>
-          <w14:ligatures w14:val="none"/>
-        </w:rPr>
-        <w:t xml:space="preserve">: </w:t>
-      </w:r>
-      <w:r>
-        <w:rPr>
-          <w:rFonts w:ascii="Consolas" w:eastAsia="Times New Roman" w:hAnsi="Consolas" w:cs="Times New Roman"/>
-          <w:color w:val="9CDCFE"/>
-          <w:kern w:val="0"/>
-          <w:sz w:val="18"/>
-          <w:szCs w:val="18"/>
-          <w14:ligatures w14:val="none"/>
-        </w:rPr>
-        <w:t>now</w:t>
-      </w:r>
-      <w:r>
-        <w:rPr>
-          <w:rFonts w:ascii="Consolas" w:eastAsia="Times New Roman" w:hAnsi="Consolas" w:cs="Times New Roman"/>
-          <w:color w:val="CCCCCC"/>
-          <w:kern w:val="0"/>
-          <w:sz w:val="18"/>
-          <w:szCs w:val="18"/>
-          <w14:ligatures w14:val="none"/>
-        </w:rPr>
-        <w:t xml:space="preserve"> </w:t>
-      </w:r>
-      <w:r>
-        <w:rPr>
-          <w:rFonts w:ascii="Consolas" w:eastAsia="Times New Roman" w:hAnsi="Consolas" w:cs="Times New Roman"/>
-          <w:color w:val="D4D4D4"/>
-          <w:kern w:val="0"/>
-          <w:sz w:val="18"/>
-          <w:szCs w:val="18"/>
-          <w14:ligatures w14:val="none"/>
-        </w:rPr>
-        <w:t>+</w:t>
-      </w:r>
-      <w:r>
-        <w:rPr>
-          <w:rFonts w:ascii="Consolas" w:eastAsia="Times New Roman" w:hAnsi="Consolas" w:cs="Times New Roman"/>
-          <w:color w:val="CCCCCC"/>
-          <w:kern w:val="0"/>
-          <w:sz w:val="18"/>
-          <w:szCs w:val="18"/>
-          <w14:ligatures w14:val="none"/>
-        </w:rPr>
-        <w:t xml:space="preserve"> </w:t>
-      </w:r>
-      <w:r>
-        <w:rPr>
-          <w:rFonts w:ascii="Consolas" w:eastAsia="Times New Roman" w:hAnsi="Consolas" w:cs="Times New Roman"/>
-          <w:color w:val="4FC1FF"/>
-          <w:kern w:val="0"/>
-          <w:sz w:val="18"/>
-          <w:szCs w:val="18"/>
-          <w14:ligatures w14:val="none"/>
-        </w:rPr>
-        <w:t>POWERUP_</w:t>
-      </w:r>
-      <w:proofErr w:type="gramStart"/>
-      <w:r>
-        <w:rPr>
-          <w:rFonts w:ascii="Consolas" w:eastAsia="Times New Roman" w:hAnsi="Consolas" w:cs="Times New Roman"/>
-          <w:color w:val="4FC1FF"/>
-          <w:kern w:val="0"/>
-          <w:sz w:val="18"/>
-          <w:szCs w:val="18"/>
-          <w14:ligatures w14:val="none"/>
-        </w:rPr>
-        <w:t>DURATION</w:t>
-      </w:r>
-      <w:r>
-        <w:rPr>
-          <w:rFonts w:ascii="Consolas" w:eastAsia="Times New Roman" w:hAnsi="Consolas" w:cs="Times New Roman"/>
-          <w:color w:val="CCCCCC"/>
-          <w:kern w:val="0"/>
-          <w:sz w:val="18"/>
-          <w:szCs w:val="18"/>
-          <w14:ligatures w14:val="none"/>
-        </w:rPr>
-        <w:t>})</w:t>
-      </w:r>
-      <w:proofErr w:type="gramEnd"/>
-    </w:p>
-    <w:p>
-      <w:pPr>
-        <w:shd w:val="clear" w:color="auto" w:fill="1F1F1F"/>
-        <w:spacing w:after="0" w:line="285" w:lineRule="atLeast"/>
-        <w:rPr>
-          <w:rFonts w:ascii="Consolas" w:eastAsia="Times New Roman" w:hAnsi="Consolas" w:cs="Times New Roman"/>
-          <w:color w:val="CCCCCC"/>
-          <w:kern w:val="0"/>
-          <w:sz w:val="18"/>
-          <w:szCs w:val="18"/>
-          <w14:ligatures w14:val="none"/>
-        </w:rPr>
-      </w:pPr>
-      <w:r>
-        <w:rPr>
-          <w:rFonts w:ascii="Consolas" w:eastAsia="Times New Roman" w:hAnsi="Consolas" w:cs="Times New Roman"/>
-          <w:color w:val="CCCCCC"/>
-          <w:kern w:val="0"/>
-          <w:sz w:val="18"/>
-          <w:szCs w:val="18"/>
-          <w14:ligatures w14:val="none"/>
-        </w:rPr>
-        <w:t xml:space="preserve">            </w:t>
-      </w:r>
-      <w:r>
-        <w:rPr>
-          <w:rFonts w:ascii="Consolas" w:eastAsia="Times New Roman" w:hAnsi="Consolas" w:cs="Times New Roman"/>
-          <w:color w:val="C586C0"/>
-          <w:kern w:val="0"/>
-          <w:sz w:val="18"/>
-          <w:szCs w:val="18"/>
-          <w14:ligatures w14:val="none"/>
-        </w:rPr>
-        <w:t>else</w:t>
-      </w:r>
-      <w:r>
-        <w:rPr>
-          <w:rFonts w:ascii="Consolas" w:eastAsia="Times New Roman" w:hAnsi="Consolas" w:cs="Times New Roman"/>
-          <w:color w:val="CCCCCC"/>
-          <w:kern w:val="0"/>
-          <w:sz w:val="18"/>
-          <w:szCs w:val="18"/>
-          <w14:ligatures w14:val="none"/>
-        </w:rPr>
-        <w:t>:</w:t>
-      </w:r>
-    </w:p>
-    <w:p>
-      <w:pPr>
-        <w:shd w:val="clear" w:color="auto" w:fill="1F1F1F"/>
-        <w:spacing w:after="0" w:line="285" w:lineRule="atLeast"/>
-        <w:rPr>
-          <w:rFonts w:ascii="Consolas" w:eastAsia="Times New Roman" w:hAnsi="Consolas" w:cs="Times New Roman"/>
-          <w:color w:val="CCCCCC"/>
-          <w:kern w:val="0"/>
-          <w:sz w:val="18"/>
-          <w:szCs w:val="18"/>
-          <w14:ligatures w14:val="none"/>
-        </w:rPr>
-      </w:pPr>
-      <w:r>
-        <w:rPr>
-          <w:rFonts w:ascii="Consolas" w:eastAsia="Times New Roman" w:hAnsi="Consolas" w:cs="Times New Roman"/>
-          <w:color w:val="CCCCCC"/>
-          <w:kern w:val="0"/>
-          <w:sz w:val="18"/>
-          <w:szCs w:val="18"/>
-          <w14:ligatures w14:val="none"/>
-        </w:rPr>
-        <w:t xml:space="preserve">                </w:t>
-      </w:r>
-      <w:proofErr w:type="spellStart"/>
-      <w:r>
-        <w:rPr>
-          <w:rFonts w:ascii="Consolas" w:eastAsia="Times New Roman" w:hAnsi="Consolas" w:cs="Times New Roman"/>
-          <w:color w:val="9CDCFE"/>
-          <w:kern w:val="0"/>
-          <w:sz w:val="18"/>
-          <w:szCs w:val="18"/>
-          <w14:ligatures w14:val="none"/>
-        </w:rPr>
-        <w:t>mult</w:t>
-      </w:r>
-      <w:proofErr w:type="spellEnd"/>
-      <w:r>
-        <w:rPr>
-          <w:rFonts w:ascii="Consolas" w:eastAsia="Times New Roman" w:hAnsi="Consolas" w:cs="Times New Roman"/>
-          <w:color w:val="CCCCCC"/>
-          <w:kern w:val="0"/>
-          <w:sz w:val="18"/>
-          <w:szCs w:val="18"/>
-          <w14:ligatures w14:val="none"/>
-        </w:rPr>
-        <w:t xml:space="preserve"> </w:t>
-      </w:r>
-      <w:r>
-        <w:rPr>
-          <w:rFonts w:ascii="Consolas" w:eastAsia="Times New Roman" w:hAnsi="Consolas" w:cs="Times New Roman"/>
-          <w:color w:val="D4D4D4"/>
-          <w:kern w:val="0"/>
-          <w:sz w:val="18"/>
-          <w:szCs w:val="18"/>
-          <w14:ligatures w14:val="none"/>
-        </w:rPr>
-        <w:t>=</w:t>
-      </w:r>
-      <w:r>
-        <w:rPr>
-          <w:rFonts w:ascii="Consolas" w:eastAsia="Times New Roman" w:hAnsi="Consolas" w:cs="Times New Roman"/>
-          <w:color w:val="CCCCCC"/>
-          <w:kern w:val="0"/>
-          <w:sz w:val="18"/>
-          <w:szCs w:val="18"/>
-          <w14:ligatures w14:val="none"/>
-        </w:rPr>
-        <w:t xml:space="preserve"> </w:t>
-      </w:r>
-      <w:r>
-        <w:rPr>
-          <w:rFonts w:ascii="Consolas" w:eastAsia="Times New Roman" w:hAnsi="Consolas" w:cs="Times New Roman"/>
-          <w:color w:val="4FC1FF"/>
-          <w:kern w:val="0"/>
-          <w:sz w:val="18"/>
-          <w:szCs w:val="18"/>
-          <w14:ligatures w14:val="none"/>
-        </w:rPr>
-        <w:t>SHRINK_MULT_OVERRIDE</w:t>
-      </w:r>
-    </w:p>
-    <w:p>
-      <w:pPr>
-        <w:shd w:val="clear" w:color="auto" w:fill="1F1F1F"/>
-        <w:spacing w:after="0" w:line="285" w:lineRule="atLeast"/>
-        <w:rPr>
-          <w:rFonts w:ascii="Consolas" w:eastAsia="Times New Roman" w:hAnsi="Consolas" w:cs="Times New Roman"/>
-          <w:color w:val="CCCCCC"/>
-          <w:kern w:val="0"/>
-          <w:sz w:val="18"/>
-          <w:szCs w:val="18"/>
-          <w14:ligatures w14:val="none"/>
-        </w:rPr>
-      </w:pPr>
-      <w:r>
-        <w:rPr>
-          <w:rFonts w:ascii="Consolas" w:eastAsia="Times New Roman" w:hAnsi="Consolas" w:cs="Times New Roman"/>
-          <w:color w:val="CCCCCC"/>
-          <w:kern w:val="0"/>
-          <w:sz w:val="18"/>
-          <w:szCs w:val="18"/>
-          <w14:ligatures w14:val="none"/>
-        </w:rPr>
-        <w:t xml:space="preserve">                </w:t>
-      </w:r>
-      <w:proofErr w:type="spellStart"/>
-      <w:r>
-        <w:rPr>
-          <w:rFonts w:ascii="Consolas" w:eastAsia="Times New Roman" w:hAnsi="Consolas" w:cs="Times New Roman"/>
-          <w:color w:val="9CDCFE"/>
-          <w:kern w:val="0"/>
-          <w:sz w:val="18"/>
-          <w:szCs w:val="18"/>
-          <w14:ligatures w14:val="none"/>
-        </w:rPr>
-        <w:t>active_</w:t>
-      </w:r>
-      <w:proofErr w:type="gramStart"/>
-      <w:r>
-        <w:rPr>
-          <w:rFonts w:ascii="Consolas" w:eastAsia="Times New Roman" w:hAnsi="Consolas" w:cs="Times New Roman"/>
-          <w:color w:val="9CDCFE"/>
-          <w:kern w:val="0"/>
-          <w:sz w:val="18"/>
-          <w:szCs w:val="18"/>
-          <w14:ligatures w14:val="none"/>
-        </w:rPr>
-        <w:t>powerups</w:t>
-      </w:r>
-      <w:proofErr w:type="spellEnd"/>
-      <w:r>
-        <w:rPr>
-          <w:rFonts w:ascii="Consolas" w:eastAsia="Times New Roman" w:hAnsi="Consolas" w:cs="Times New Roman"/>
-          <w:color w:val="CCCCCC"/>
-          <w:kern w:val="0"/>
-          <w:sz w:val="18"/>
-          <w:szCs w:val="18"/>
-          <w14:ligatures w14:val="none"/>
-        </w:rPr>
-        <w:t>[</w:t>
-      </w:r>
-      <w:proofErr w:type="gramEnd"/>
-      <w:r>
-        <w:rPr>
-          <w:rFonts w:ascii="Consolas" w:eastAsia="Times New Roman" w:hAnsi="Consolas" w:cs="Times New Roman"/>
-          <w:color w:val="CCCCCC"/>
-          <w:kern w:val="0"/>
-          <w:sz w:val="18"/>
-          <w:szCs w:val="18"/>
-          <w14:ligatures w14:val="none"/>
-        </w:rPr>
-        <w:t xml:space="preserve">:] </w:t>
-      </w:r>
-      <w:proofErr w:type="gramStart"/>
-      <w:r>
-        <w:rPr>
-          <w:rFonts w:ascii="Consolas" w:eastAsia="Times New Roman" w:hAnsi="Consolas" w:cs="Times New Roman"/>
-          <w:color w:val="D4D4D4"/>
-          <w:kern w:val="0"/>
-          <w:sz w:val="18"/>
-          <w:szCs w:val="18"/>
-          <w14:ligatures w14:val="none"/>
-        </w:rPr>
-        <w:t>=</w:t>
-      </w:r>
-      <w:r>
-        <w:rPr>
-          <w:rFonts w:ascii="Consolas" w:eastAsia="Times New Roman" w:hAnsi="Consolas" w:cs="Times New Roman"/>
-          <w:color w:val="CCCCCC"/>
-          <w:kern w:val="0"/>
-          <w:sz w:val="18"/>
-          <w:szCs w:val="18"/>
-          <w14:ligatures w14:val="none"/>
-        </w:rPr>
-        <w:t xml:space="preserve"> [{</w:t>
-      </w:r>
-      <w:proofErr w:type="gramEnd"/>
-      <w:r>
-        <w:rPr>
-          <w:rFonts w:ascii="Consolas" w:eastAsia="Times New Roman" w:hAnsi="Consolas" w:cs="Times New Roman"/>
-          <w:color w:val="CE9178"/>
-          <w:kern w:val="0"/>
-          <w:sz w:val="18"/>
-          <w:szCs w:val="18"/>
-          <w14:ligatures w14:val="none"/>
-        </w:rPr>
-        <w:t>"</w:t>
-      </w:r>
-      <w:proofErr w:type="spellStart"/>
-      <w:r>
-        <w:rPr>
-          <w:rFonts w:ascii="Consolas" w:eastAsia="Times New Roman" w:hAnsi="Consolas" w:cs="Times New Roman"/>
-          <w:color w:val="CE9178"/>
-          <w:kern w:val="0"/>
-          <w:sz w:val="18"/>
-          <w:szCs w:val="18"/>
-          <w14:ligatures w14:val="none"/>
-        </w:rPr>
-        <w:t>mult</w:t>
-      </w:r>
-      <w:proofErr w:type="spellEnd"/>
-      <w:r>
-        <w:rPr>
-          <w:rFonts w:ascii="Consolas" w:eastAsia="Times New Roman" w:hAnsi="Consolas" w:cs="Times New Roman"/>
-          <w:color w:val="CE9178"/>
-          <w:kern w:val="0"/>
-          <w:sz w:val="18"/>
-          <w:szCs w:val="18"/>
-          <w14:ligatures w14:val="none"/>
-        </w:rPr>
-        <w:t>"</w:t>
-      </w:r>
-      <w:r>
-        <w:rPr>
-          <w:rFonts w:ascii="Consolas" w:eastAsia="Times New Roman" w:hAnsi="Consolas" w:cs="Times New Roman"/>
-          <w:color w:val="CCCCCC"/>
-          <w:kern w:val="0"/>
-          <w:sz w:val="18"/>
-          <w:szCs w:val="18"/>
-          <w14:ligatures w14:val="none"/>
-        </w:rPr>
-        <w:t xml:space="preserve">: </w:t>
-      </w:r>
-      <w:proofErr w:type="spellStart"/>
-      <w:r>
-        <w:rPr>
-          <w:rFonts w:ascii="Consolas" w:eastAsia="Times New Roman" w:hAnsi="Consolas" w:cs="Times New Roman"/>
-          <w:color w:val="9CDCFE"/>
-          <w:kern w:val="0"/>
-          <w:sz w:val="18"/>
-          <w:szCs w:val="18"/>
-          <w14:ligatures w14:val="none"/>
-        </w:rPr>
-        <w:t>mult</w:t>
-      </w:r>
-      <w:proofErr w:type="spellEnd"/>
-      <w:r>
-        <w:rPr>
-          <w:rFonts w:ascii="Consolas" w:eastAsia="Times New Roman" w:hAnsi="Consolas" w:cs="Times New Roman"/>
-          <w:color w:val="CCCCCC"/>
-          <w:kern w:val="0"/>
-          <w:sz w:val="18"/>
-          <w:szCs w:val="18"/>
-          <w14:ligatures w14:val="none"/>
-        </w:rPr>
-        <w:t xml:space="preserve">, </w:t>
-      </w:r>
-      <w:r>
-        <w:rPr>
-          <w:rFonts w:ascii="Consolas" w:eastAsia="Times New Roman" w:hAnsi="Consolas" w:cs="Times New Roman"/>
-          <w:color w:val="CE9178"/>
-          <w:kern w:val="0"/>
-          <w:sz w:val="18"/>
-          <w:szCs w:val="18"/>
-          <w14:ligatures w14:val="none"/>
-        </w:rPr>
-        <w:t>"end"</w:t>
-      </w:r>
-      <w:r>
-        <w:rPr>
-          <w:rFonts w:ascii="Consolas" w:eastAsia="Times New Roman" w:hAnsi="Consolas" w:cs="Times New Roman"/>
-          <w:color w:val="CCCCCC"/>
-          <w:kern w:val="0"/>
-          <w:sz w:val="18"/>
-          <w:szCs w:val="18"/>
-          <w14:ligatures w14:val="none"/>
-        </w:rPr>
-        <w:t xml:space="preserve">: </w:t>
-      </w:r>
-      <w:r>
-        <w:rPr>
-          <w:rFonts w:ascii="Consolas" w:eastAsia="Times New Roman" w:hAnsi="Consolas" w:cs="Times New Roman"/>
-          <w:color w:val="9CDCFE"/>
-          <w:kern w:val="0"/>
-          <w:sz w:val="18"/>
-          <w:szCs w:val="18"/>
-          <w14:ligatures w14:val="none"/>
-        </w:rPr>
-        <w:t>now</w:t>
-      </w:r>
-      <w:r>
-        <w:rPr>
-          <w:rFonts w:ascii="Consolas" w:eastAsia="Times New Roman" w:hAnsi="Consolas" w:cs="Times New Roman"/>
-          <w:color w:val="CCCCCC"/>
-          <w:kern w:val="0"/>
-          <w:sz w:val="18"/>
-          <w:szCs w:val="18"/>
-          <w14:ligatures w14:val="none"/>
-        </w:rPr>
-        <w:t xml:space="preserve"> </w:t>
-      </w:r>
-      <w:r>
-        <w:rPr>
-          <w:rFonts w:ascii="Consolas" w:eastAsia="Times New Roman" w:hAnsi="Consolas" w:cs="Times New Roman"/>
-          <w:color w:val="D4D4D4"/>
-          <w:kern w:val="0"/>
-          <w:sz w:val="18"/>
-          <w:szCs w:val="18"/>
-          <w14:ligatures w14:val="none"/>
-        </w:rPr>
-        <w:t>+</w:t>
-      </w:r>
-      <w:r>
-        <w:rPr>
-          <w:rFonts w:ascii="Consolas" w:eastAsia="Times New Roman" w:hAnsi="Consolas" w:cs="Times New Roman"/>
-          <w:color w:val="CCCCCC"/>
-          <w:kern w:val="0"/>
-          <w:sz w:val="18"/>
-          <w:szCs w:val="18"/>
-          <w14:ligatures w14:val="none"/>
-        </w:rPr>
-        <w:t xml:space="preserve"> </w:t>
-      </w:r>
-      <w:r>
-        <w:rPr>
-          <w:rFonts w:ascii="Consolas" w:eastAsia="Times New Roman" w:hAnsi="Consolas" w:cs="Times New Roman"/>
-          <w:color w:val="4FC1FF"/>
-          <w:kern w:val="0"/>
-          <w:sz w:val="18"/>
-          <w:szCs w:val="18"/>
-          <w14:ligatures w14:val="none"/>
-        </w:rPr>
-        <w:t>POWERUP_</w:t>
-      </w:r>
-      <w:proofErr w:type="gramStart"/>
-      <w:r>
-        <w:rPr>
-          <w:rFonts w:ascii="Consolas" w:eastAsia="Times New Roman" w:hAnsi="Consolas" w:cs="Times New Roman"/>
-          <w:color w:val="4FC1FF"/>
-          <w:kern w:val="0"/>
-          <w:sz w:val="18"/>
-          <w:szCs w:val="18"/>
-          <w14:ligatures w14:val="none"/>
-        </w:rPr>
-        <w:t>DURATION</w:t>
-      </w:r>
-      <w:r>
-        <w:rPr>
-          <w:rFonts w:ascii="Consolas" w:eastAsia="Times New Roman" w:hAnsi="Consolas" w:cs="Times New Roman"/>
-          <w:color w:val="CCCCCC"/>
-          <w:kern w:val="0"/>
-          <w:sz w:val="18"/>
-          <w:szCs w:val="18"/>
-          <w14:ligatures w14:val="none"/>
-        </w:rPr>
-        <w:t>}]</w:t>
-      </w:r>
-      <w:proofErr w:type="gramEnd"/>
-    </w:p>
-    <w:p>
-      <w:pPr>
-        <w:shd w:val="clear" w:color="auto" w:fill="1F1F1F"/>
-        <w:spacing w:after="0" w:line="285" w:lineRule="atLeast"/>
-        <w:rPr>
-          <w:rFonts w:ascii="Consolas" w:eastAsia="Times New Roman" w:hAnsi="Consolas" w:cs="Times New Roman"/>
-          <w:color w:val="CCCCCC"/>
-          <w:kern w:val="0"/>
-          <w:sz w:val="18"/>
-          <w:szCs w:val="18"/>
-          <w14:ligatures w14:val="none"/>
-        </w:rPr>
-      </w:pPr>
-      <w:r>
-        <w:rPr>
-          <w:rFonts w:ascii="Consolas" w:eastAsia="Times New Roman" w:hAnsi="Consolas" w:cs="Times New Roman"/>
-          <w:color w:val="CCCCCC"/>
-          <w:kern w:val="0"/>
-          <w:sz w:val="18"/>
-          <w:szCs w:val="18"/>
-          <w14:ligatures w14:val="none"/>
-        </w:rPr>
-        <w:t xml:space="preserve">            </w:t>
-      </w:r>
-      <w:proofErr w:type="spellStart"/>
-      <w:proofErr w:type="gramStart"/>
-      <w:r>
-        <w:rPr>
-          <w:rFonts w:ascii="Consolas" w:eastAsia="Times New Roman" w:hAnsi="Consolas" w:cs="Times New Roman"/>
-          <w:color w:val="9CDCFE"/>
-          <w:kern w:val="0"/>
-          <w:sz w:val="18"/>
-          <w:szCs w:val="18"/>
-          <w14:ligatures w14:val="none"/>
-        </w:rPr>
-        <w:t>powerups</w:t>
-      </w:r>
-      <w:r>
-        <w:rPr>
-          <w:rFonts w:ascii="Consolas" w:eastAsia="Times New Roman" w:hAnsi="Consolas" w:cs="Times New Roman"/>
-          <w:color w:val="CCCCCC"/>
-          <w:kern w:val="0"/>
-          <w:sz w:val="18"/>
-          <w:szCs w:val="18"/>
-          <w14:ligatures w14:val="none"/>
-        </w:rPr>
-        <w:t>.</w:t>
-      </w:r>
-      <w:r>
-        <w:rPr>
-          <w:rFonts w:ascii="Consolas" w:eastAsia="Times New Roman" w:hAnsi="Consolas" w:cs="Times New Roman"/>
-          <w:color w:val="DCDCAA"/>
-          <w:kern w:val="0"/>
-          <w:sz w:val="18"/>
-          <w:szCs w:val="18"/>
-          <w14:ligatures w14:val="none"/>
-        </w:rPr>
-        <w:t>remove</w:t>
-      </w:r>
-      <w:proofErr w:type="spellEnd"/>
-      <w:proofErr w:type="gramEnd"/>
-      <w:r>
-        <w:rPr>
-          <w:rFonts w:ascii="Consolas" w:eastAsia="Times New Roman" w:hAnsi="Consolas" w:cs="Times New Roman"/>
-          <w:color w:val="CCCCCC"/>
-          <w:kern w:val="0"/>
-          <w:sz w:val="18"/>
-          <w:szCs w:val="18"/>
-          <w14:ligatures w14:val="none"/>
-        </w:rPr>
-        <w:t>(</w:t>
-      </w:r>
-      <w:proofErr w:type="spellStart"/>
-      <w:r>
-        <w:rPr>
-          <w:rFonts w:ascii="Consolas" w:eastAsia="Times New Roman" w:hAnsi="Consolas" w:cs="Times New Roman"/>
-          <w:color w:val="9CDCFE"/>
-          <w:kern w:val="0"/>
-          <w:sz w:val="18"/>
-          <w:szCs w:val="18"/>
-          <w14:ligatures w14:val="none"/>
-        </w:rPr>
-        <w:t>pu</w:t>
-      </w:r>
-      <w:proofErr w:type="spellEnd"/>
-      <w:r>
-        <w:rPr>
-          <w:rFonts w:ascii="Consolas" w:eastAsia="Times New Roman" w:hAnsi="Consolas" w:cs="Times New Roman"/>
-          <w:color w:val="CCCCCC"/>
-          <w:kern w:val="0"/>
-          <w:sz w:val="18"/>
-          <w:szCs w:val="18"/>
-          <w14:ligatures w14:val="none"/>
-        </w:rPr>
-        <w:t>)</w:t>
+          <w:lang w:val="el-GR"/>
+        </w:rPr>
+        <w:t xml:space="preserve"> ενώ αν τύχει </w:t>
+      </w:r>
+      <w:r>
+        <w:t>shrink</w:t>
+      </w:r>
+      <w:r>
+        <w:rPr>
+          <w:lang w:val="el-GR"/>
+        </w:rPr>
+        <w:t xml:space="preserve"> </w:t>
+      </w:r>
+      <w:r>
+        <w:rPr>
+          <w:lang w:val="el-GR"/>
+        </w:rPr>
+        <w:t xml:space="preserve">θα τα σβήσει όλα και θα βάλει μόνο ένα. </w:t>
       </w:r>
     </w:p>
     <w:p>
       <w:pPr>
         <w:jc w:val="both"/>
-      </w:pPr>
+        <w:rPr>
+          <w:lang w:val="el-GR"/>
+        </w:rPr>
+      </w:pPr>
+    </w:p>
+    <w:p>
+      <w:pPr>
+        <w:pStyle w:val="Heading2"/>
+        <w:rPr>
+          <w:lang w:val="el-GR"/>
+        </w:rPr>
+      </w:pPr>
+      <w:r>
+        <w:rPr>
+          <w:lang w:val="el-GR"/>
+        </w:rPr>
+        <w:t xml:space="preserve">Κερδίσατε! </w:t>
+      </w:r>
     </w:p>
     <w:p>
       <w:pPr>
@@ -22368,43 +23001,31 @@
         <w:rPr>
           <w:lang w:val="el-GR"/>
         </w:rPr>
-        <w:t xml:space="preserve">Στην πρώτη περίπτωση θα αθροίζει τα </w:t>
-      </w:r>
-      <w:r>
-        <w:t>grow</w:t>
-      </w:r>
-      <w:r>
-        <w:rPr>
-          <w:lang w:val="el-GR"/>
-        </w:rPr>
-        <w:t xml:space="preserve"> </w:t>
-      </w:r>
-      <w:proofErr w:type="spellStart"/>
-      <w:r>
-        <w:t>pu</w:t>
-      </w:r>
-      <w:proofErr w:type="spellEnd"/>
-      <w:r>
-        <w:rPr>
-          <w:lang w:val="el-GR"/>
-        </w:rPr>
-        <w:t xml:space="preserve"> ενώ αν τύχει </w:t>
-      </w:r>
-      <w:r>
-        <w:t>shrink</w:t>
-      </w:r>
-      <w:r>
-        <w:rPr>
-          <w:lang w:val="el-GR"/>
-        </w:rPr>
-        <w:t xml:space="preserve"> </w:t>
-      </w:r>
-      <w:r>
-        <w:rPr>
-          <w:lang w:val="el-GR"/>
-        </w:rPr>
-        <w:t xml:space="preserve">θα τα σβήσει όλα και θα βάλει μόνο ένα. </w:t>
-      </w:r>
+        <w:t xml:space="preserve">Προσθέστε έλεγχο αν έχουν σπάσει όλα τα </w:t>
+      </w:r>
+      <w:r>
+        <w:t>bricks</w:t>
+      </w:r>
+      <w:r>
+        <w:rPr>
+          <w:lang w:val="el-GR"/>
+        </w:rPr>
+        <w:t xml:space="preserve">. </w:t>
+      </w:r>
+      <w:r>
+        <w:rPr>
+          <w:lang w:val="el-GR"/>
+        </w:rPr>
+        <w:t xml:space="preserve">Ο παίκτης κερδίζει! </w:t>
+      </w:r>
+    </w:p>
+    <w:p>
+      <w:pPr>
+        <w:jc w:val="both"/>
+        <w:rPr>
+          <w:lang w:val="el-GR"/>
+        </w:rPr>
+      </w:pPr>
     </w:p>
     <w:p>
       <w:pPr>
@@ -25192,6 +25813,7 @@
   <w:style w:type="character" w:default="1" w:styleId="DefaultParagraphFont">
     <w:name w:val="Default Paragraph Font"/>
     <w:uiPriority w:val="1"/>
+    <w:semiHidden/>
     <w:unhideWhenUsed/>
   </w:style>
   <w:style w:type="table" w:default="1" w:styleId="TableNormal">
